--- a/Relatorio_Entrega.docx
+++ b/Relatorio_Entrega.docx
@@ -455,6 +455,7 @@
         <w:jc w:val="both"/>
         <w:rPr>
           <w:rFonts w:asciiTheme="minorHAnsi" w:hAnsiTheme="minorHAnsi" w:cstheme="minorHAnsi"/>
+          <w:lang w:val="en-US"/>
         </w:rPr>
       </w:pPr>
       <w:r>
@@ -468,6 +469,7 @@
         <w:t xml:space="preserve">Vídeo de </w:t>
       </w:r>
       <w:proofErr w:type="spellStart"/>
+      <w:proofErr w:type="gramStart"/>
       <w:r>
         <w:rPr>
           <w:rFonts w:asciiTheme="minorHAnsi" w:hAnsiTheme="minorHAnsi" w:cstheme="minorHAnsi"/>
@@ -487,52 +489,20 @@
           <w:sz w:val="20"/>
           <w:szCs w:val="20"/>
         </w:rPr>
-        <w:t>:</w:t>
-      </w:r>
-      <w:r>
-        <w:rPr>
-          <w:rFonts w:asciiTheme="minorHAnsi" w:hAnsiTheme="minorHAnsi" w:cstheme="minorHAnsi"/>
+        <w:t xml:space="preserve"> </w:t>
+      </w:r>
+      <w:r>
+        <w:rPr>
+          <w:rFonts w:asciiTheme="minorHAnsi" w:hAnsiTheme="minorHAnsi" w:cstheme="minorHAnsi"/>
+          <w:b/>
+          <w:bCs/>
           <w:sz w:val="20"/>
           <w:szCs w:val="20"/>
-        </w:rPr>
-        <w:t xml:space="preserve"> [inserir link </w:t>
-      </w:r>
-      <w:proofErr w:type="spellStart"/>
-      <w:r>
-        <w:rPr>
-          <w:rFonts w:asciiTheme="minorHAnsi" w:hAnsiTheme="minorHAnsi" w:cstheme="minorHAnsi"/>
-          <w:sz w:val="20"/>
-          <w:szCs w:val="20"/>
-        </w:rPr>
-        <w:t>após</w:t>
-      </w:r>
-      <w:proofErr w:type="spellEnd"/>
-      <w:r>
-        <w:rPr>
-          <w:rFonts w:asciiTheme="minorHAnsi" w:hAnsiTheme="minorHAnsi" w:cstheme="minorHAnsi"/>
-          <w:sz w:val="20"/>
-          <w:szCs w:val="20"/>
-        </w:rPr>
-        <w:t xml:space="preserve"> </w:t>
-      </w:r>
-      <w:proofErr w:type="spellStart"/>
-      <w:r>
-        <w:rPr>
-          <w:rFonts w:asciiTheme="minorHAnsi" w:hAnsiTheme="minorHAnsi" w:cstheme="minorHAnsi"/>
-          <w:sz w:val="20"/>
-          <w:szCs w:val="20"/>
-        </w:rPr>
-        <w:t>publicação</w:t>
-      </w:r>
-      <w:proofErr w:type="spellEnd"/>
-      <w:r>
-        <w:rPr>
-          <w:rFonts w:asciiTheme="minorHAnsi" w:hAnsiTheme="minorHAnsi" w:cstheme="minorHAnsi"/>
-          <w:sz w:val="20"/>
-          <w:szCs w:val="20"/>
-        </w:rPr>
-        <w:t xml:space="preserve"> no YouTube/Vimeo]</w:t>
-      </w:r>
+          <w:lang w:val="en-US"/>
+        </w:rPr>
+        <w:t>:</w:t>
+      </w:r>
+      <w:proofErr w:type="gramEnd"/>
     </w:p>
     <w:p>
       <w:pPr>

--- a/Relatorio_Entrega.docx
+++ b/Relatorio_Entrega.docx
@@ -455,21 +455,12 @@
         <w:jc w:val="both"/>
         <w:rPr>
           <w:rFonts w:asciiTheme="minorHAnsi" w:hAnsiTheme="minorHAnsi" w:cstheme="minorHAnsi"/>
-          <w:lang w:val="en-US"/>
-        </w:rPr>
-      </w:pPr>
-      <w:r>
-        <w:rPr>
-          <w:rFonts w:asciiTheme="minorHAnsi" w:hAnsiTheme="minorHAnsi" w:cstheme="minorHAnsi"/>
           <w:b/>
           <w:bCs/>
           <w:sz w:val="20"/>
           <w:szCs w:val="20"/>
         </w:rPr>
-        <w:t xml:space="preserve">Vídeo de </w:t>
-      </w:r>
-      <w:proofErr w:type="spellStart"/>
-      <w:proofErr w:type="gramStart"/>
+      </w:pPr>
       <w:r>
         <w:rPr>
           <w:rFonts w:asciiTheme="minorHAnsi" w:hAnsiTheme="minorHAnsi" w:cstheme="minorHAnsi"/>
@@ -478,9 +469,10 @@
           <w:sz w:val="20"/>
           <w:szCs w:val="20"/>
         </w:rPr>
-        <w:t>demonstração</w:t>
-      </w:r>
-      <w:proofErr w:type="spellEnd"/>
+        <w:t xml:space="preserve">Vídeo de </w:t>
+      </w:r>
+      <w:proofErr w:type="spellStart"/>
+      <w:proofErr w:type="gramStart"/>
       <w:r>
         <w:rPr>
           <w:rFonts w:asciiTheme="minorHAnsi" w:hAnsiTheme="minorHAnsi" w:cstheme="minorHAnsi"/>
@@ -489,8 +481,9 @@
           <w:sz w:val="20"/>
           <w:szCs w:val="20"/>
         </w:rPr>
-        <w:t xml:space="preserve"> </w:t>
-      </w:r>
+        <w:t>demonstração</w:t>
+      </w:r>
+      <w:proofErr w:type="spellEnd"/>
       <w:r>
         <w:rPr>
           <w:rFonts w:asciiTheme="minorHAnsi" w:hAnsiTheme="minorHAnsi" w:cstheme="minorHAnsi"/>
@@ -498,11 +491,43 @@
           <w:bCs/>
           <w:sz w:val="20"/>
           <w:szCs w:val="20"/>
-          <w:lang w:val="en-US"/>
+        </w:rPr>
+        <w:t xml:space="preserve"> </w:t>
+      </w:r>
+      <w:r>
+        <w:rPr>
+          <w:rFonts w:asciiTheme="minorHAnsi" w:hAnsiTheme="minorHAnsi" w:cstheme="minorHAnsi"/>
+          <w:b/>
+          <w:bCs/>
+          <w:sz w:val="20"/>
+          <w:szCs w:val="20"/>
         </w:rPr>
         <w:t>:</w:t>
       </w:r>
       <w:proofErr w:type="gramEnd"/>
+      <w:r>
+        <w:rPr>
+          <w:rFonts w:asciiTheme="minorHAnsi" w:hAnsiTheme="minorHAnsi" w:cstheme="minorHAnsi"/>
+          <w:b/>
+          <w:bCs/>
+          <w:sz w:val="20"/>
+          <w:szCs w:val="20"/>
+        </w:rPr>
+        <w:t xml:space="preserve"> </w:t>
+      </w:r>
+      <w:hyperlink r:id="rId6" w:history="1">
+        <w:r>
+          <w:rPr>
+            <w:rStyle w:val="Hyperlink"/>
+            <w:rFonts w:asciiTheme="minorHAnsi" w:hAnsiTheme="minorHAnsi" w:cstheme="minorHAnsi"/>
+            <w:b/>
+            <w:bCs/>
+            <w:sz w:val="20"/>
+            <w:szCs w:val="20"/>
+          </w:rPr>
+          <w:t>https://www.youtube.com/watch?v=tn2XRHDf70M</w:t>
+        </w:r>
+      </w:hyperlink>
     </w:p>
     <w:p>
       <w:pPr>
@@ -3580,7 +3605,7 @@
                     </pic:cNvPicPr>
                   </pic:nvPicPr>
                   <pic:blipFill>
-                    <a:blip r:embed="rId6"/>
+                    <a:blip r:embed="rId7"/>
                     <a:srcRect/>
                     <a:stretch>
                       <a:fillRect/>
@@ -5573,210 +5598,6 @@
             <wp:extent cx="5715000" cy="3781425"/>
             <wp:effectExtent l="0" t="0" r="0" b="0"/>
             <wp:docPr id="1727816270" name="Picture 1727816270"/>
-            <wp:cNvGraphicFramePr>
-              <a:graphicFrameLocks xmlns:a="http://schemas.openxmlformats.org/drawingml/2006/main" noChangeAspect="1"/>
-            </wp:cNvGraphicFramePr>
-            <a:graphic xmlns:a="http://schemas.openxmlformats.org/drawingml/2006/main">
-              <a:graphicData uri="http://schemas.openxmlformats.org/drawingml/2006/picture">
-                <pic:pic xmlns:pic="http://schemas.openxmlformats.org/drawingml/2006/picture">
-                  <pic:nvPicPr>
-                    <pic:cNvPr id="0" name=""/>
-                    <pic:cNvPicPr>
-                      <a:picLocks noChangeAspect="1" noChangeArrowheads="1"/>
-                    </pic:cNvPicPr>
-                  </pic:nvPicPr>
-                  <pic:blipFill>
-                    <a:blip r:embed="rId7"/>
-                    <a:srcRect/>
-                    <a:stretch>
-                      <a:fillRect/>
-                    </a:stretch>
-                  </pic:blipFill>
-                  <pic:spPr bwMode="auto">
-                    <a:xfrm>
-                      <a:off x="0" y="0"/>
-                      <a:ext cx="5715000" cy="3781425"/>
-                    </a:xfrm>
-                    <a:prstGeom prst="rect">
-                      <a:avLst/>
-                    </a:prstGeom>
-                  </pic:spPr>
-                </pic:pic>
-              </a:graphicData>
-            </a:graphic>
-          </wp:inline>
-        </w:drawing>
-      </w:r>
-    </w:p>
-    <w:p>
-      <w:pPr>
-        <w:spacing w:after="240"/>
-        <w:jc w:val="center"/>
-        <w:rPr>
-          <w:rFonts w:asciiTheme="minorHAnsi" w:hAnsiTheme="minorHAnsi" w:cstheme="minorHAnsi"/>
-        </w:rPr>
-      </w:pPr>
-      <w:r>
-        <w:rPr>
-          <w:rFonts w:asciiTheme="minorHAnsi" w:hAnsiTheme="minorHAnsi" w:cstheme="minorHAnsi"/>
-          <w:i/>
-          <w:iCs/>
-          <w:sz w:val="18"/>
-          <w:szCs w:val="18"/>
-        </w:rPr>
-        <w:t xml:space="preserve">Figura 2 — </w:t>
-      </w:r>
-      <w:proofErr w:type="spellStart"/>
-      <w:r>
-        <w:rPr>
-          <w:rFonts w:asciiTheme="minorHAnsi" w:hAnsiTheme="minorHAnsi" w:cstheme="minorHAnsi"/>
-          <w:i/>
-          <w:iCs/>
-          <w:sz w:val="18"/>
-          <w:szCs w:val="18"/>
-        </w:rPr>
-        <w:t>Distribuição</w:t>
-      </w:r>
-      <w:proofErr w:type="spellEnd"/>
-      <w:r>
-        <w:rPr>
-          <w:rFonts w:asciiTheme="minorHAnsi" w:hAnsiTheme="minorHAnsi" w:cstheme="minorHAnsi"/>
-          <w:i/>
-          <w:iCs/>
-          <w:sz w:val="18"/>
-          <w:szCs w:val="18"/>
-        </w:rPr>
-        <w:t xml:space="preserve"> de </w:t>
-      </w:r>
-      <w:proofErr w:type="spellStart"/>
-      <w:r>
-        <w:rPr>
-          <w:rFonts w:asciiTheme="minorHAnsi" w:hAnsiTheme="minorHAnsi" w:cstheme="minorHAnsi"/>
-          <w:i/>
-          <w:iCs/>
-          <w:sz w:val="18"/>
-          <w:szCs w:val="18"/>
-        </w:rPr>
-        <w:t>radius_mean</w:t>
-      </w:r>
-      <w:proofErr w:type="spellEnd"/>
-      <w:r>
-        <w:rPr>
-          <w:rFonts w:asciiTheme="minorHAnsi" w:hAnsiTheme="minorHAnsi" w:cstheme="minorHAnsi"/>
-          <w:i/>
-          <w:iCs/>
-          <w:sz w:val="18"/>
-          <w:szCs w:val="18"/>
-        </w:rPr>
-        <w:t xml:space="preserve">, </w:t>
-      </w:r>
-      <w:proofErr w:type="spellStart"/>
-      <w:r>
-        <w:rPr>
-          <w:rFonts w:asciiTheme="minorHAnsi" w:hAnsiTheme="minorHAnsi" w:cstheme="minorHAnsi"/>
-          <w:i/>
-          <w:iCs/>
-          <w:sz w:val="18"/>
-          <w:szCs w:val="18"/>
-        </w:rPr>
-        <w:t>texture_mean</w:t>
-      </w:r>
-      <w:proofErr w:type="spellEnd"/>
-      <w:r>
-        <w:rPr>
-          <w:rFonts w:asciiTheme="minorHAnsi" w:hAnsiTheme="minorHAnsi" w:cstheme="minorHAnsi"/>
-          <w:i/>
-          <w:iCs/>
-          <w:sz w:val="18"/>
-          <w:szCs w:val="18"/>
-        </w:rPr>
-        <w:t xml:space="preserve">, </w:t>
-      </w:r>
-      <w:proofErr w:type="spellStart"/>
-      <w:r>
-        <w:rPr>
-          <w:rFonts w:asciiTheme="minorHAnsi" w:hAnsiTheme="minorHAnsi" w:cstheme="minorHAnsi"/>
-          <w:i/>
-          <w:iCs/>
-          <w:sz w:val="18"/>
-          <w:szCs w:val="18"/>
-        </w:rPr>
-        <w:t>area_mean</w:t>
-      </w:r>
-      <w:proofErr w:type="spellEnd"/>
-      <w:r>
-        <w:rPr>
-          <w:rFonts w:asciiTheme="minorHAnsi" w:hAnsiTheme="minorHAnsi" w:cstheme="minorHAnsi"/>
-          <w:i/>
-          <w:iCs/>
-          <w:sz w:val="18"/>
-          <w:szCs w:val="18"/>
-        </w:rPr>
-        <w:t xml:space="preserve"> e </w:t>
-      </w:r>
-      <w:proofErr w:type="spellStart"/>
-      <w:r>
-        <w:rPr>
-          <w:rFonts w:asciiTheme="minorHAnsi" w:hAnsiTheme="minorHAnsi" w:cstheme="minorHAnsi"/>
-          <w:i/>
-          <w:iCs/>
-          <w:sz w:val="18"/>
-          <w:szCs w:val="18"/>
-        </w:rPr>
-        <w:t>concave</w:t>
-      </w:r>
-      <w:proofErr w:type="spellEnd"/>
-      <w:r>
-        <w:rPr>
-          <w:rFonts w:asciiTheme="minorHAnsi" w:hAnsiTheme="minorHAnsi" w:cstheme="minorHAnsi"/>
-          <w:i/>
-          <w:iCs/>
-          <w:sz w:val="18"/>
-          <w:szCs w:val="18"/>
-        </w:rPr>
-        <w:t xml:space="preserve"> </w:t>
-      </w:r>
-      <w:proofErr w:type="spellStart"/>
-      <w:r>
-        <w:rPr>
-          <w:rFonts w:asciiTheme="minorHAnsi" w:hAnsiTheme="minorHAnsi" w:cstheme="minorHAnsi"/>
-          <w:i/>
-          <w:iCs/>
-          <w:sz w:val="18"/>
-          <w:szCs w:val="18"/>
-        </w:rPr>
-        <w:t>points_mean</w:t>
-      </w:r>
-      <w:proofErr w:type="spellEnd"/>
-      <w:r>
-        <w:rPr>
-          <w:rFonts w:asciiTheme="minorHAnsi" w:hAnsiTheme="minorHAnsi" w:cstheme="minorHAnsi"/>
-          <w:i/>
-          <w:iCs/>
-          <w:sz w:val="18"/>
-          <w:szCs w:val="18"/>
-        </w:rPr>
-        <w:t xml:space="preserve"> por diagnóstico.</w:t>
-      </w:r>
-    </w:p>
-    <w:p>
-      <w:pPr>
-        <w:spacing w:before="200" w:after="80"/>
-        <w:jc w:val="center"/>
-        <w:rPr>
-          <w:rFonts w:asciiTheme="minorHAnsi" w:hAnsiTheme="minorHAnsi" w:cstheme="minorHAnsi"/>
-        </w:rPr>
-      </w:pPr>
-      <w:r>
-        <w:rPr>
-          <w:rFonts w:asciiTheme="minorHAnsi" w:hAnsiTheme="minorHAnsi" w:cstheme="minorHAnsi"/>
-          <w:noProof/>
-        </w:rPr>
-        <w:drawing>
-          <wp:inline distT="0" distB="0" distL="0" distR="0" wp14:anchorId="66A1D500" wp14:editId="69755CDB">
-            <wp:extent cx="5715000" cy="3771900"/>
-            <wp:effectExtent l="0" t="0" r="0" b="0"/>
-            <wp:docPr id="1413173281" name="Picture 1413173281"/>
             <wp:cNvGraphicFramePr>
               <a:graphicFrameLocks xmlns:a="http://schemas.openxmlformats.org/drawingml/2006/main" noChangeAspect="1"/>
             </wp:cNvGraphicFramePr>
@@ -5799,7 +5620,7 @@
                   <pic:spPr bwMode="auto">
                     <a:xfrm>
                       <a:off x="0" y="0"/>
-                      <a:ext cx="5715000" cy="3771900"/>
+                      <a:ext cx="5715000" cy="3781425"/>
                     </a:xfrm>
                     <a:prstGeom prst="rect">
                       <a:avLst/>
@@ -5828,42 +5649,108 @@
           <w:sz w:val="18"/>
           <w:szCs w:val="18"/>
         </w:rPr>
-        <w:t xml:space="preserve">Figura 3 — </w:t>
-      </w:r>
-      <w:proofErr w:type="spellStart"/>
-      <w:r>
-        <w:rPr>
-          <w:rFonts w:asciiTheme="minorHAnsi" w:hAnsiTheme="minorHAnsi" w:cstheme="minorHAnsi"/>
-          <w:i/>
-          <w:iCs/>
-          <w:sz w:val="18"/>
-          <w:szCs w:val="18"/>
-        </w:rPr>
-        <w:t>Boxplots</w:t>
-      </w:r>
-      <w:proofErr w:type="spellEnd"/>
-      <w:r>
-        <w:rPr>
-          <w:rFonts w:asciiTheme="minorHAnsi" w:hAnsiTheme="minorHAnsi" w:cstheme="minorHAnsi"/>
-          <w:i/>
-          <w:iCs/>
-          <w:sz w:val="18"/>
-          <w:szCs w:val="18"/>
-        </w:rPr>
-        <w:t xml:space="preserve"> comparando </w:t>
-      </w:r>
-      <w:proofErr w:type="gramStart"/>
-      <w:r>
-        <w:rPr>
-          <w:rFonts w:asciiTheme="minorHAnsi" w:hAnsiTheme="minorHAnsi" w:cstheme="minorHAnsi"/>
-          <w:i/>
-          <w:iCs/>
-          <w:sz w:val="18"/>
-          <w:szCs w:val="18"/>
-        </w:rPr>
-        <w:t>as mesmas</w:t>
-      </w:r>
-      <w:proofErr w:type="gramEnd"/>
+        <w:t xml:space="preserve">Figura 2 — </w:t>
+      </w:r>
+      <w:proofErr w:type="spellStart"/>
+      <w:r>
+        <w:rPr>
+          <w:rFonts w:asciiTheme="minorHAnsi" w:hAnsiTheme="minorHAnsi" w:cstheme="minorHAnsi"/>
+          <w:i/>
+          <w:iCs/>
+          <w:sz w:val="18"/>
+          <w:szCs w:val="18"/>
+        </w:rPr>
+        <w:t>Distribuição</w:t>
+      </w:r>
+      <w:proofErr w:type="spellEnd"/>
+      <w:r>
+        <w:rPr>
+          <w:rFonts w:asciiTheme="minorHAnsi" w:hAnsiTheme="minorHAnsi" w:cstheme="minorHAnsi"/>
+          <w:i/>
+          <w:iCs/>
+          <w:sz w:val="18"/>
+          <w:szCs w:val="18"/>
+        </w:rPr>
+        <w:t xml:space="preserve"> de </w:t>
+      </w:r>
+      <w:proofErr w:type="spellStart"/>
+      <w:r>
+        <w:rPr>
+          <w:rFonts w:asciiTheme="minorHAnsi" w:hAnsiTheme="minorHAnsi" w:cstheme="minorHAnsi"/>
+          <w:i/>
+          <w:iCs/>
+          <w:sz w:val="18"/>
+          <w:szCs w:val="18"/>
+        </w:rPr>
+        <w:t>radius_mean</w:t>
+      </w:r>
+      <w:proofErr w:type="spellEnd"/>
+      <w:r>
+        <w:rPr>
+          <w:rFonts w:asciiTheme="minorHAnsi" w:hAnsiTheme="minorHAnsi" w:cstheme="minorHAnsi"/>
+          <w:i/>
+          <w:iCs/>
+          <w:sz w:val="18"/>
+          <w:szCs w:val="18"/>
+        </w:rPr>
+        <w:t xml:space="preserve">, </w:t>
+      </w:r>
+      <w:proofErr w:type="spellStart"/>
+      <w:r>
+        <w:rPr>
+          <w:rFonts w:asciiTheme="minorHAnsi" w:hAnsiTheme="minorHAnsi" w:cstheme="minorHAnsi"/>
+          <w:i/>
+          <w:iCs/>
+          <w:sz w:val="18"/>
+          <w:szCs w:val="18"/>
+        </w:rPr>
+        <w:t>texture_mean</w:t>
+      </w:r>
+      <w:proofErr w:type="spellEnd"/>
+      <w:r>
+        <w:rPr>
+          <w:rFonts w:asciiTheme="minorHAnsi" w:hAnsiTheme="minorHAnsi" w:cstheme="minorHAnsi"/>
+          <w:i/>
+          <w:iCs/>
+          <w:sz w:val="18"/>
+          <w:szCs w:val="18"/>
+        </w:rPr>
+        <w:t xml:space="preserve">, </w:t>
+      </w:r>
+      <w:proofErr w:type="spellStart"/>
+      <w:r>
+        <w:rPr>
+          <w:rFonts w:asciiTheme="minorHAnsi" w:hAnsiTheme="minorHAnsi" w:cstheme="minorHAnsi"/>
+          <w:i/>
+          <w:iCs/>
+          <w:sz w:val="18"/>
+          <w:szCs w:val="18"/>
+        </w:rPr>
+        <w:t>area_mean</w:t>
+      </w:r>
+      <w:proofErr w:type="spellEnd"/>
+      <w:r>
+        <w:rPr>
+          <w:rFonts w:asciiTheme="minorHAnsi" w:hAnsiTheme="minorHAnsi" w:cstheme="minorHAnsi"/>
+          <w:i/>
+          <w:iCs/>
+          <w:sz w:val="18"/>
+          <w:szCs w:val="18"/>
+        </w:rPr>
+        <w:t xml:space="preserve"> e </w:t>
+      </w:r>
+      <w:proofErr w:type="spellStart"/>
+      <w:r>
+        <w:rPr>
+          <w:rFonts w:asciiTheme="minorHAnsi" w:hAnsiTheme="minorHAnsi" w:cstheme="minorHAnsi"/>
+          <w:i/>
+          <w:iCs/>
+          <w:sz w:val="18"/>
+          <w:szCs w:val="18"/>
+        </w:rPr>
+        <w:t>concave</w:t>
+      </w:r>
+      <w:proofErr w:type="spellEnd"/>
       <w:r>
         <w:rPr>
           <w:rFonts w:asciiTheme="minorHAnsi" w:hAnsiTheme="minorHAnsi" w:cstheme="minorHAnsi"/>
@@ -5883,62 +5770,18 @@
           <w:sz w:val="18"/>
           <w:szCs w:val="18"/>
         </w:rPr>
-        <w:t>variáveis</w:t>
-      </w:r>
-      <w:proofErr w:type="spellEnd"/>
-      <w:r>
-        <w:rPr>
-          <w:rFonts w:asciiTheme="minorHAnsi" w:hAnsiTheme="minorHAnsi" w:cstheme="minorHAnsi"/>
-          <w:i/>
-          <w:iCs/>
-          <w:sz w:val="18"/>
-          <w:szCs w:val="18"/>
-        </w:rPr>
-        <w:t xml:space="preserve"> entre os </w:t>
-      </w:r>
-      <w:proofErr w:type="gramStart"/>
-      <w:r>
-        <w:rPr>
-          <w:rFonts w:asciiTheme="minorHAnsi" w:hAnsiTheme="minorHAnsi" w:cstheme="minorHAnsi"/>
-          <w:i/>
-          <w:iCs/>
-          <w:sz w:val="18"/>
-          <w:szCs w:val="18"/>
-        </w:rPr>
-        <w:t>diagnósticos benigno</w:t>
-      </w:r>
-      <w:proofErr w:type="gramEnd"/>
-      <w:r>
-        <w:rPr>
-          <w:rFonts w:asciiTheme="minorHAnsi" w:hAnsiTheme="minorHAnsi" w:cstheme="minorHAnsi"/>
-          <w:i/>
-          <w:iCs/>
-          <w:sz w:val="18"/>
-          <w:szCs w:val="18"/>
-        </w:rPr>
-        <w:t xml:space="preserve"> </w:t>
-      </w:r>
-      <w:proofErr w:type="gramStart"/>
-      <w:r>
-        <w:rPr>
-          <w:rFonts w:asciiTheme="minorHAnsi" w:hAnsiTheme="minorHAnsi" w:cstheme="minorHAnsi"/>
-          <w:i/>
-          <w:iCs/>
-          <w:sz w:val="18"/>
-          <w:szCs w:val="18"/>
-        </w:rPr>
-        <w:t>e</w:t>
-      </w:r>
-      <w:proofErr w:type="gramEnd"/>
-      <w:r>
-        <w:rPr>
-          <w:rFonts w:asciiTheme="minorHAnsi" w:hAnsiTheme="minorHAnsi" w:cstheme="minorHAnsi"/>
-          <w:i/>
-          <w:iCs/>
-          <w:sz w:val="18"/>
-          <w:szCs w:val="18"/>
-        </w:rPr>
-        <w:t xml:space="preserve"> maligno.</w:t>
+        <w:t>points_mean</w:t>
+      </w:r>
+      <w:proofErr w:type="spellEnd"/>
+      <w:r>
+        <w:rPr>
+          <w:rFonts w:asciiTheme="minorHAnsi" w:hAnsiTheme="minorHAnsi" w:cstheme="minorHAnsi"/>
+          <w:i/>
+          <w:iCs/>
+          <w:sz w:val="18"/>
+          <w:szCs w:val="18"/>
+        </w:rPr>
+        <w:t xml:space="preserve"> por diagnóstico.</w:t>
       </w:r>
     </w:p>
     <w:p>
@@ -5954,12 +5797,11 @@
           <w:rFonts w:asciiTheme="minorHAnsi" w:hAnsiTheme="minorHAnsi" w:cstheme="minorHAnsi"/>
           <w:noProof/>
         </w:rPr>
-        <w:lastRenderedPageBreak/>
         <w:drawing>
-          <wp:inline distT="0" distB="0" distL="0" distR="0" wp14:anchorId="56782110" wp14:editId="5999450B">
-            <wp:extent cx="4572000" cy="4124325"/>
+          <wp:inline distT="0" distB="0" distL="0" distR="0" wp14:anchorId="66A1D500" wp14:editId="69755CDB">
+            <wp:extent cx="5715000" cy="3771900"/>
             <wp:effectExtent l="0" t="0" r="0" b="0"/>
-            <wp:docPr id="1907066850" name="Picture 1907066850"/>
+            <wp:docPr id="1413173281" name="Picture 1413173281"/>
             <wp:cNvGraphicFramePr>
               <a:graphicFrameLocks xmlns:a="http://schemas.openxmlformats.org/drawingml/2006/main" noChangeAspect="1"/>
             </wp:cNvGraphicFramePr>
@@ -5982,7 +5824,7 @@
                   <pic:spPr bwMode="auto">
                     <a:xfrm>
                       <a:off x="0" y="0"/>
-                      <a:ext cx="4572000" cy="4124325"/>
+                      <a:ext cx="5715000" cy="3771900"/>
                     </a:xfrm>
                     <a:prstGeom prst="rect">
                       <a:avLst/>
@@ -6011,29 +5853,117 @@
           <w:sz w:val="18"/>
           <w:szCs w:val="18"/>
         </w:rPr>
-        <w:t xml:space="preserve">Figura 4 — Matriz de </w:t>
-      </w:r>
-      <w:proofErr w:type="spellStart"/>
-      <w:r>
-        <w:rPr>
-          <w:rFonts w:asciiTheme="minorHAnsi" w:hAnsiTheme="minorHAnsi" w:cstheme="minorHAnsi"/>
-          <w:i/>
-          <w:iCs/>
-          <w:sz w:val="18"/>
-          <w:szCs w:val="18"/>
-        </w:rPr>
-        <w:t>correlação</w:t>
-      </w:r>
-      <w:proofErr w:type="spellEnd"/>
-      <w:r>
-        <w:rPr>
-          <w:rFonts w:asciiTheme="minorHAnsi" w:hAnsiTheme="minorHAnsi" w:cstheme="minorHAnsi"/>
-          <w:i/>
-          <w:iCs/>
-          <w:sz w:val="18"/>
-          <w:szCs w:val="18"/>
-        </w:rPr>
-        <w:t xml:space="preserve"> completa entre as 30 características do tumor.</w:t>
+        <w:t xml:space="preserve">Figura 3 — </w:t>
+      </w:r>
+      <w:proofErr w:type="spellStart"/>
+      <w:r>
+        <w:rPr>
+          <w:rFonts w:asciiTheme="minorHAnsi" w:hAnsiTheme="minorHAnsi" w:cstheme="minorHAnsi"/>
+          <w:i/>
+          <w:iCs/>
+          <w:sz w:val="18"/>
+          <w:szCs w:val="18"/>
+        </w:rPr>
+        <w:t>Boxplots</w:t>
+      </w:r>
+      <w:proofErr w:type="spellEnd"/>
+      <w:r>
+        <w:rPr>
+          <w:rFonts w:asciiTheme="minorHAnsi" w:hAnsiTheme="minorHAnsi" w:cstheme="minorHAnsi"/>
+          <w:i/>
+          <w:iCs/>
+          <w:sz w:val="18"/>
+          <w:szCs w:val="18"/>
+        </w:rPr>
+        <w:t xml:space="preserve"> comparando </w:t>
+      </w:r>
+      <w:proofErr w:type="gramStart"/>
+      <w:r>
+        <w:rPr>
+          <w:rFonts w:asciiTheme="minorHAnsi" w:hAnsiTheme="minorHAnsi" w:cstheme="minorHAnsi"/>
+          <w:i/>
+          <w:iCs/>
+          <w:sz w:val="18"/>
+          <w:szCs w:val="18"/>
+        </w:rPr>
+        <w:t>as mesmas</w:t>
+      </w:r>
+      <w:proofErr w:type="gramEnd"/>
+      <w:r>
+        <w:rPr>
+          <w:rFonts w:asciiTheme="minorHAnsi" w:hAnsiTheme="minorHAnsi" w:cstheme="minorHAnsi"/>
+          <w:i/>
+          <w:iCs/>
+          <w:sz w:val="18"/>
+          <w:szCs w:val="18"/>
+        </w:rPr>
+        <w:t xml:space="preserve"> </w:t>
+      </w:r>
+      <w:proofErr w:type="spellStart"/>
+      <w:r>
+        <w:rPr>
+          <w:rFonts w:asciiTheme="minorHAnsi" w:hAnsiTheme="minorHAnsi" w:cstheme="minorHAnsi"/>
+          <w:i/>
+          <w:iCs/>
+          <w:sz w:val="18"/>
+          <w:szCs w:val="18"/>
+        </w:rPr>
+        <w:t>variáveis</w:t>
+      </w:r>
+      <w:proofErr w:type="spellEnd"/>
+      <w:r>
+        <w:rPr>
+          <w:rFonts w:asciiTheme="minorHAnsi" w:hAnsiTheme="minorHAnsi" w:cstheme="minorHAnsi"/>
+          <w:i/>
+          <w:iCs/>
+          <w:sz w:val="18"/>
+          <w:szCs w:val="18"/>
+        </w:rPr>
+        <w:t xml:space="preserve"> entre os </w:t>
+      </w:r>
+      <w:proofErr w:type="gramStart"/>
+      <w:r>
+        <w:rPr>
+          <w:rFonts w:asciiTheme="minorHAnsi" w:hAnsiTheme="minorHAnsi" w:cstheme="minorHAnsi"/>
+          <w:i/>
+          <w:iCs/>
+          <w:sz w:val="18"/>
+          <w:szCs w:val="18"/>
+        </w:rPr>
+        <w:t>diagnósticos benigno</w:t>
+      </w:r>
+      <w:proofErr w:type="gramEnd"/>
+      <w:r>
+        <w:rPr>
+          <w:rFonts w:asciiTheme="minorHAnsi" w:hAnsiTheme="minorHAnsi" w:cstheme="minorHAnsi"/>
+          <w:i/>
+          <w:iCs/>
+          <w:sz w:val="18"/>
+          <w:szCs w:val="18"/>
+        </w:rPr>
+        <w:t xml:space="preserve"> </w:t>
+      </w:r>
+      <w:proofErr w:type="gramStart"/>
+      <w:r>
+        <w:rPr>
+          <w:rFonts w:asciiTheme="minorHAnsi" w:hAnsiTheme="minorHAnsi" w:cstheme="minorHAnsi"/>
+          <w:i/>
+          <w:iCs/>
+          <w:sz w:val="18"/>
+          <w:szCs w:val="18"/>
+        </w:rPr>
+        <w:t>e</w:t>
+      </w:r>
+      <w:proofErr w:type="gramEnd"/>
+      <w:r>
+        <w:rPr>
+          <w:rFonts w:asciiTheme="minorHAnsi" w:hAnsiTheme="minorHAnsi" w:cstheme="minorHAnsi"/>
+          <w:i/>
+          <w:iCs/>
+          <w:sz w:val="18"/>
+          <w:szCs w:val="18"/>
+        </w:rPr>
+        <w:t xml:space="preserve"> maligno.</w:t>
       </w:r>
     </w:p>
     <w:p>
@@ -6049,11 +5979,12 @@
           <w:rFonts w:asciiTheme="minorHAnsi" w:hAnsiTheme="minorHAnsi" w:cstheme="minorHAnsi"/>
           <w:noProof/>
         </w:rPr>
+        <w:lastRenderedPageBreak/>
         <w:drawing>
-          <wp:inline distT="0" distB="0" distL="0" distR="0" wp14:anchorId="67FA95DA" wp14:editId="1353CAC1">
-            <wp:extent cx="4762500" cy="2809875"/>
+          <wp:inline distT="0" distB="0" distL="0" distR="0" wp14:anchorId="56782110" wp14:editId="5999450B">
+            <wp:extent cx="4572000" cy="4124325"/>
             <wp:effectExtent l="0" t="0" r="0" b="0"/>
-            <wp:docPr id="1201544076" name="Picture 1201544076"/>
+            <wp:docPr id="1907066850" name="Picture 1907066850"/>
             <wp:cNvGraphicFramePr>
               <a:graphicFrameLocks xmlns:a="http://schemas.openxmlformats.org/drawingml/2006/main" noChangeAspect="1"/>
             </wp:cNvGraphicFramePr>
@@ -6076,7 +6007,7 @@
                   <pic:spPr bwMode="auto">
                     <a:xfrm>
                       <a:off x="0" y="0"/>
-                      <a:ext cx="4762500" cy="2809875"/>
+                      <a:ext cx="4572000" cy="4124325"/>
                     </a:xfrm>
                     <a:prstGeom prst="rect">
                       <a:avLst/>
@@ -6105,73 +6036,7 @@
           <w:sz w:val="18"/>
           <w:szCs w:val="18"/>
         </w:rPr>
-        <w:t xml:space="preserve">Figura 5 — </w:t>
-      </w:r>
-      <w:proofErr w:type="spellStart"/>
-      <w:r>
-        <w:rPr>
-          <w:rFonts w:asciiTheme="minorHAnsi" w:hAnsiTheme="minorHAnsi" w:cstheme="minorHAnsi"/>
-          <w:i/>
-          <w:iCs/>
-          <w:sz w:val="18"/>
-          <w:szCs w:val="18"/>
-        </w:rPr>
-        <w:t>Variáveis</w:t>
-      </w:r>
-      <w:proofErr w:type="spellEnd"/>
-      <w:r>
-        <w:rPr>
-          <w:rFonts w:asciiTheme="minorHAnsi" w:hAnsiTheme="minorHAnsi" w:cstheme="minorHAnsi"/>
-          <w:i/>
-          <w:iCs/>
-          <w:sz w:val="18"/>
-          <w:szCs w:val="18"/>
-        </w:rPr>
-        <w:t xml:space="preserve"> </w:t>
-      </w:r>
-      <w:proofErr w:type="spellStart"/>
-      <w:r>
-        <w:rPr>
-          <w:rFonts w:asciiTheme="minorHAnsi" w:hAnsiTheme="minorHAnsi" w:cstheme="minorHAnsi"/>
-          <w:i/>
-          <w:iCs/>
-          <w:sz w:val="18"/>
-          <w:szCs w:val="18"/>
-        </w:rPr>
-        <w:t>com</w:t>
-      </w:r>
-      <w:proofErr w:type="spellEnd"/>
-      <w:r>
-        <w:rPr>
-          <w:rFonts w:asciiTheme="minorHAnsi" w:hAnsiTheme="minorHAnsi" w:cstheme="minorHAnsi"/>
-          <w:i/>
-          <w:iCs/>
-          <w:sz w:val="18"/>
-          <w:szCs w:val="18"/>
-        </w:rPr>
-        <w:t xml:space="preserve"> </w:t>
-      </w:r>
-      <w:proofErr w:type="spellStart"/>
-      <w:r>
-        <w:rPr>
-          <w:rFonts w:asciiTheme="minorHAnsi" w:hAnsiTheme="minorHAnsi" w:cstheme="minorHAnsi"/>
-          <w:i/>
-          <w:iCs/>
-          <w:sz w:val="18"/>
-          <w:szCs w:val="18"/>
-        </w:rPr>
-        <w:t>maior</w:t>
-      </w:r>
-      <w:proofErr w:type="spellEnd"/>
-      <w:r>
-        <w:rPr>
-          <w:rFonts w:asciiTheme="minorHAnsi" w:hAnsiTheme="minorHAnsi" w:cstheme="minorHAnsi"/>
-          <w:i/>
-          <w:iCs/>
-          <w:sz w:val="18"/>
-          <w:szCs w:val="18"/>
-        </w:rPr>
-        <w:t xml:space="preserve"> </w:t>
+        <w:t xml:space="preserve">Figura 4 — Matriz de </w:t>
       </w:r>
       <w:proofErr w:type="spellStart"/>
       <w:r>
@@ -6193,29 +6058,7 @@
           <w:sz w:val="18"/>
           <w:szCs w:val="18"/>
         </w:rPr>
-        <w:t xml:space="preserve"> </w:t>
-      </w:r>
-      <w:proofErr w:type="spellStart"/>
-      <w:r>
-        <w:rPr>
-          <w:rFonts w:asciiTheme="minorHAnsi" w:hAnsiTheme="minorHAnsi" w:cstheme="minorHAnsi"/>
-          <w:i/>
-          <w:iCs/>
-          <w:sz w:val="18"/>
-          <w:szCs w:val="18"/>
-        </w:rPr>
-        <w:t>com</w:t>
-      </w:r>
-      <w:proofErr w:type="spellEnd"/>
-      <w:r>
-        <w:rPr>
-          <w:rFonts w:asciiTheme="minorHAnsi" w:hAnsiTheme="minorHAnsi" w:cstheme="minorHAnsi"/>
-          <w:i/>
-          <w:iCs/>
-          <w:sz w:val="18"/>
-          <w:szCs w:val="18"/>
-        </w:rPr>
-        <w:t xml:space="preserve"> o diagnóstico.</w:t>
+        <w:t xml:space="preserve"> completa entre as 30 características do tumor.</w:t>
       </w:r>
     </w:p>
     <w:p>
@@ -6231,12 +6074,11 @@
           <w:rFonts w:asciiTheme="minorHAnsi" w:hAnsiTheme="minorHAnsi" w:cstheme="minorHAnsi"/>
           <w:noProof/>
         </w:rPr>
-        <w:lastRenderedPageBreak/>
         <w:drawing>
-          <wp:inline distT="0" distB="0" distL="0" distR="0" wp14:anchorId="1095F993" wp14:editId="64943D5D">
-            <wp:extent cx="4953000" cy="3981450"/>
+          <wp:inline distT="0" distB="0" distL="0" distR="0" wp14:anchorId="67FA95DA" wp14:editId="1353CAC1">
+            <wp:extent cx="4762500" cy="2809875"/>
             <wp:effectExtent l="0" t="0" r="0" b="0"/>
-            <wp:docPr id="1634234633" name="Picture 1634234633"/>
+            <wp:docPr id="1201544076" name="Picture 1201544076"/>
             <wp:cNvGraphicFramePr>
               <a:graphicFrameLocks xmlns:a="http://schemas.openxmlformats.org/drawingml/2006/main" noChangeAspect="1"/>
             </wp:cNvGraphicFramePr>
@@ -6259,6 +6101,189 @@
                   <pic:spPr bwMode="auto">
                     <a:xfrm>
                       <a:off x="0" y="0"/>
+                      <a:ext cx="4762500" cy="2809875"/>
+                    </a:xfrm>
+                    <a:prstGeom prst="rect">
+                      <a:avLst/>
+                    </a:prstGeom>
+                  </pic:spPr>
+                </pic:pic>
+              </a:graphicData>
+            </a:graphic>
+          </wp:inline>
+        </w:drawing>
+      </w:r>
+    </w:p>
+    <w:p>
+      <w:pPr>
+        <w:spacing w:after="240"/>
+        <w:jc w:val="center"/>
+        <w:rPr>
+          <w:rFonts w:asciiTheme="minorHAnsi" w:hAnsiTheme="minorHAnsi" w:cstheme="minorHAnsi"/>
+        </w:rPr>
+      </w:pPr>
+      <w:r>
+        <w:rPr>
+          <w:rFonts w:asciiTheme="minorHAnsi" w:hAnsiTheme="minorHAnsi" w:cstheme="minorHAnsi"/>
+          <w:i/>
+          <w:iCs/>
+          <w:sz w:val="18"/>
+          <w:szCs w:val="18"/>
+        </w:rPr>
+        <w:t xml:space="preserve">Figura 5 — </w:t>
+      </w:r>
+      <w:proofErr w:type="spellStart"/>
+      <w:r>
+        <w:rPr>
+          <w:rFonts w:asciiTheme="minorHAnsi" w:hAnsiTheme="minorHAnsi" w:cstheme="minorHAnsi"/>
+          <w:i/>
+          <w:iCs/>
+          <w:sz w:val="18"/>
+          <w:szCs w:val="18"/>
+        </w:rPr>
+        <w:t>Variáveis</w:t>
+      </w:r>
+      <w:proofErr w:type="spellEnd"/>
+      <w:r>
+        <w:rPr>
+          <w:rFonts w:asciiTheme="minorHAnsi" w:hAnsiTheme="minorHAnsi" w:cstheme="minorHAnsi"/>
+          <w:i/>
+          <w:iCs/>
+          <w:sz w:val="18"/>
+          <w:szCs w:val="18"/>
+        </w:rPr>
+        <w:t xml:space="preserve"> </w:t>
+      </w:r>
+      <w:proofErr w:type="spellStart"/>
+      <w:r>
+        <w:rPr>
+          <w:rFonts w:asciiTheme="minorHAnsi" w:hAnsiTheme="minorHAnsi" w:cstheme="minorHAnsi"/>
+          <w:i/>
+          <w:iCs/>
+          <w:sz w:val="18"/>
+          <w:szCs w:val="18"/>
+        </w:rPr>
+        <w:t>com</w:t>
+      </w:r>
+      <w:proofErr w:type="spellEnd"/>
+      <w:r>
+        <w:rPr>
+          <w:rFonts w:asciiTheme="minorHAnsi" w:hAnsiTheme="minorHAnsi" w:cstheme="minorHAnsi"/>
+          <w:i/>
+          <w:iCs/>
+          <w:sz w:val="18"/>
+          <w:szCs w:val="18"/>
+        </w:rPr>
+        <w:t xml:space="preserve"> </w:t>
+      </w:r>
+      <w:proofErr w:type="spellStart"/>
+      <w:r>
+        <w:rPr>
+          <w:rFonts w:asciiTheme="minorHAnsi" w:hAnsiTheme="minorHAnsi" w:cstheme="minorHAnsi"/>
+          <w:i/>
+          <w:iCs/>
+          <w:sz w:val="18"/>
+          <w:szCs w:val="18"/>
+        </w:rPr>
+        <w:t>maior</w:t>
+      </w:r>
+      <w:proofErr w:type="spellEnd"/>
+      <w:r>
+        <w:rPr>
+          <w:rFonts w:asciiTheme="minorHAnsi" w:hAnsiTheme="minorHAnsi" w:cstheme="minorHAnsi"/>
+          <w:i/>
+          <w:iCs/>
+          <w:sz w:val="18"/>
+          <w:szCs w:val="18"/>
+        </w:rPr>
+        <w:t xml:space="preserve"> </w:t>
+      </w:r>
+      <w:proofErr w:type="spellStart"/>
+      <w:r>
+        <w:rPr>
+          <w:rFonts w:asciiTheme="minorHAnsi" w:hAnsiTheme="minorHAnsi" w:cstheme="minorHAnsi"/>
+          <w:i/>
+          <w:iCs/>
+          <w:sz w:val="18"/>
+          <w:szCs w:val="18"/>
+        </w:rPr>
+        <w:t>correlação</w:t>
+      </w:r>
+      <w:proofErr w:type="spellEnd"/>
+      <w:r>
+        <w:rPr>
+          <w:rFonts w:asciiTheme="minorHAnsi" w:hAnsiTheme="minorHAnsi" w:cstheme="minorHAnsi"/>
+          <w:i/>
+          <w:iCs/>
+          <w:sz w:val="18"/>
+          <w:szCs w:val="18"/>
+        </w:rPr>
+        <w:t xml:space="preserve"> </w:t>
+      </w:r>
+      <w:proofErr w:type="spellStart"/>
+      <w:r>
+        <w:rPr>
+          <w:rFonts w:asciiTheme="minorHAnsi" w:hAnsiTheme="minorHAnsi" w:cstheme="minorHAnsi"/>
+          <w:i/>
+          <w:iCs/>
+          <w:sz w:val="18"/>
+          <w:szCs w:val="18"/>
+        </w:rPr>
+        <w:t>com</w:t>
+      </w:r>
+      <w:proofErr w:type="spellEnd"/>
+      <w:r>
+        <w:rPr>
+          <w:rFonts w:asciiTheme="minorHAnsi" w:hAnsiTheme="minorHAnsi" w:cstheme="minorHAnsi"/>
+          <w:i/>
+          <w:iCs/>
+          <w:sz w:val="18"/>
+          <w:szCs w:val="18"/>
+        </w:rPr>
+        <w:t xml:space="preserve"> o diagnóstico.</w:t>
+      </w:r>
+    </w:p>
+    <w:p>
+      <w:pPr>
+        <w:spacing w:before="200" w:after="80"/>
+        <w:jc w:val="center"/>
+        <w:rPr>
+          <w:rFonts w:asciiTheme="minorHAnsi" w:hAnsiTheme="minorHAnsi" w:cstheme="minorHAnsi"/>
+        </w:rPr>
+      </w:pPr>
+      <w:r>
+        <w:rPr>
+          <w:rFonts w:asciiTheme="minorHAnsi" w:hAnsiTheme="minorHAnsi" w:cstheme="minorHAnsi"/>
+          <w:noProof/>
+        </w:rPr>
+        <w:lastRenderedPageBreak/>
+        <w:drawing>
+          <wp:inline distT="0" distB="0" distL="0" distR="0" wp14:anchorId="1095F993" wp14:editId="64943D5D">
+            <wp:extent cx="4953000" cy="3981450"/>
+            <wp:effectExtent l="0" t="0" r="0" b="0"/>
+            <wp:docPr id="1634234633" name="Picture 1634234633"/>
+            <wp:cNvGraphicFramePr>
+              <a:graphicFrameLocks xmlns:a="http://schemas.openxmlformats.org/drawingml/2006/main" noChangeAspect="1"/>
+            </wp:cNvGraphicFramePr>
+            <a:graphic xmlns:a="http://schemas.openxmlformats.org/drawingml/2006/main">
+              <a:graphicData uri="http://schemas.openxmlformats.org/drawingml/2006/picture">
+                <pic:pic xmlns:pic="http://schemas.openxmlformats.org/drawingml/2006/picture">
+                  <pic:nvPicPr>
+                    <pic:cNvPr id="0" name=""/>
+                    <pic:cNvPicPr>
+                      <a:picLocks noChangeAspect="1" noChangeArrowheads="1"/>
+                    </pic:cNvPicPr>
+                  </pic:nvPicPr>
+                  <pic:blipFill>
+                    <a:blip r:embed="rId12"/>
+                    <a:srcRect/>
+                    <a:stretch>
+                      <a:fillRect/>
+                    </a:stretch>
+                  </pic:blipFill>
+                  <pic:spPr bwMode="auto">
+                    <a:xfrm>
+                      <a:off x="0" y="0"/>
                       <a:ext cx="4953000" cy="3981450"/>
                     </a:xfrm>
                     <a:prstGeom prst="rect">
@@ -6817,7 +6842,7 @@
                     </pic:cNvPicPr>
                   </pic:nvPicPr>
                   <pic:blipFill>
-                    <a:blip r:embed="rId12"/>
+                    <a:blip r:embed="rId13"/>
                     <a:srcRect/>
                     <a:stretch>
                       <a:fillRect/>
@@ -9250,7 +9275,7 @@
                     </pic:cNvPicPr>
                   </pic:nvPicPr>
                   <pic:blipFill>
-                    <a:blip r:embed="rId13"/>
+                    <a:blip r:embed="rId14"/>
                     <a:srcRect/>
                     <a:stretch>
                       <a:fillRect/>
@@ -9353,145 +9378,6 @@
             <wp:extent cx="6259696" cy="4791075"/>
             <wp:effectExtent l="0" t="0" r="8255" b="0"/>
             <wp:docPr id="1247347096" name="Picture 1247347096"/>
-            <wp:cNvGraphicFramePr>
-              <a:graphicFrameLocks xmlns:a="http://schemas.openxmlformats.org/drawingml/2006/main" noChangeAspect="1"/>
-            </wp:cNvGraphicFramePr>
-            <a:graphic xmlns:a="http://schemas.openxmlformats.org/drawingml/2006/main">
-              <a:graphicData uri="http://schemas.openxmlformats.org/drawingml/2006/picture">
-                <pic:pic xmlns:pic="http://schemas.openxmlformats.org/drawingml/2006/picture">
-                  <pic:nvPicPr>
-                    <pic:cNvPr id="0" name=""/>
-                    <pic:cNvPicPr>
-                      <a:picLocks noChangeAspect="1" noChangeArrowheads="1"/>
-                    </pic:cNvPicPr>
-                  </pic:nvPicPr>
-                  <pic:blipFill>
-                    <a:blip r:embed="rId14"/>
-                    <a:srcRect/>
-                    <a:stretch>
-                      <a:fillRect/>
-                    </a:stretch>
-                  </pic:blipFill>
-                  <pic:spPr bwMode="auto">
-                    <a:xfrm>
-                      <a:off x="0" y="0"/>
-                      <a:ext cx="6262402" cy="4793146"/>
-                    </a:xfrm>
-                    <a:prstGeom prst="rect">
-                      <a:avLst/>
-                    </a:prstGeom>
-                  </pic:spPr>
-                </pic:pic>
-              </a:graphicData>
-            </a:graphic>
-          </wp:inline>
-        </w:drawing>
-      </w:r>
-    </w:p>
-    <w:p>
-      <w:pPr>
-        <w:spacing w:after="240"/>
-        <w:jc w:val="center"/>
-        <w:rPr>
-          <w:rFonts w:asciiTheme="minorHAnsi" w:hAnsiTheme="minorHAnsi" w:cstheme="minorHAnsi"/>
-        </w:rPr>
-      </w:pPr>
-      <w:r>
-        <w:rPr>
-          <w:rFonts w:asciiTheme="minorHAnsi" w:hAnsiTheme="minorHAnsi" w:cstheme="minorHAnsi"/>
-          <w:i/>
-          <w:iCs/>
-          <w:sz w:val="18"/>
-          <w:szCs w:val="18"/>
-        </w:rPr>
-        <w:t xml:space="preserve">Figura 9 — </w:t>
-      </w:r>
-      <w:proofErr w:type="spellStart"/>
-      <w:r>
-        <w:rPr>
-          <w:rFonts w:asciiTheme="minorHAnsi" w:hAnsiTheme="minorHAnsi" w:cstheme="minorHAnsi"/>
-          <w:i/>
-          <w:iCs/>
-          <w:sz w:val="18"/>
-          <w:szCs w:val="18"/>
-        </w:rPr>
-        <w:t>Matrizes</w:t>
-      </w:r>
-      <w:proofErr w:type="spellEnd"/>
-      <w:r>
-        <w:rPr>
-          <w:rFonts w:asciiTheme="minorHAnsi" w:hAnsiTheme="minorHAnsi" w:cstheme="minorHAnsi"/>
-          <w:i/>
-          <w:iCs/>
-          <w:sz w:val="18"/>
-          <w:szCs w:val="18"/>
-        </w:rPr>
-        <w:t xml:space="preserve"> de </w:t>
-      </w:r>
-      <w:proofErr w:type="spellStart"/>
-      <w:r>
-        <w:rPr>
-          <w:rFonts w:asciiTheme="minorHAnsi" w:hAnsiTheme="minorHAnsi" w:cstheme="minorHAnsi"/>
-          <w:i/>
-          <w:iCs/>
-          <w:sz w:val="18"/>
-          <w:szCs w:val="18"/>
-        </w:rPr>
-        <w:t>confusão</w:t>
-      </w:r>
-      <w:proofErr w:type="spellEnd"/>
-      <w:r>
-        <w:rPr>
-          <w:rFonts w:asciiTheme="minorHAnsi" w:hAnsiTheme="minorHAnsi" w:cstheme="minorHAnsi"/>
-          <w:i/>
-          <w:iCs/>
-          <w:sz w:val="18"/>
-          <w:szCs w:val="18"/>
-        </w:rPr>
-        <w:t xml:space="preserve"> dos </w:t>
-      </w:r>
-      <w:proofErr w:type="spellStart"/>
-      <w:r>
-        <w:rPr>
-          <w:rFonts w:asciiTheme="minorHAnsi" w:hAnsiTheme="minorHAnsi" w:cstheme="minorHAnsi"/>
-          <w:i/>
-          <w:iCs/>
-          <w:sz w:val="18"/>
-          <w:szCs w:val="18"/>
-        </w:rPr>
-        <w:t>quatro</w:t>
-      </w:r>
-      <w:proofErr w:type="spellEnd"/>
-      <w:r>
-        <w:rPr>
-          <w:rFonts w:asciiTheme="minorHAnsi" w:hAnsiTheme="minorHAnsi" w:cstheme="minorHAnsi"/>
-          <w:i/>
-          <w:iCs/>
-          <w:sz w:val="18"/>
-          <w:szCs w:val="18"/>
-        </w:rPr>
-        <w:t xml:space="preserve"> modelos no conjunto de teste.</w:t>
-      </w:r>
-    </w:p>
-    <w:p>
-      <w:pPr>
-        <w:spacing w:before="200" w:after="80"/>
-        <w:jc w:val="center"/>
-        <w:rPr>
-          <w:rFonts w:asciiTheme="minorHAnsi" w:hAnsiTheme="minorHAnsi" w:cstheme="minorHAnsi"/>
-        </w:rPr>
-      </w:pPr>
-      <w:r>
-        <w:rPr>
-          <w:rFonts w:asciiTheme="minorHAnsi" w:hAnsiTheme="minorHAnsi" w:cstheme="minorHAnsi"/>
-          <w:noProof/>
-        </w:rPr>
-        <w:lastRenderedPageBreak/>
-        <w:drawing>
-          <wp:inline distT="0" distB="0" distL="0" distR="0" wp14:anchorId="15642006" wp14:editId="31EA89B5">
-            <wp:extent cx="3285524" cy="3070701"/>
-            <wp:effectExtent l="0" t="0" r="0" b="0"/>
-            <wp:docPr id="1084095705" name="Picture 1084095705"/>
             <wp:cNvGraphicFramePr>
               <a:graphicFrameLocks xmlns:a="http://schemas.openxmlformats.org/drawingml/2006/main" noChangeAspect="1"/>
             </wp:cNvGraphicFramePr>
@@ -9514,7 +9400,7 @@
                   <pic:spPr bwMode="auto">
                     <a:xfrm>
                       <a:off x="0" y="0"/>
-                      <a:ext cx="3290747" cy="3075583"/>
+                      <a:ext cx="6262402" cy="4793146"/>
                     </a:xfrm>
                     <a:prstGeom prst="rect">
                       <a:avLst/>
@@ -9543,7 +9429,29 @@
           <w:sz w:val="18"/>
           <w:szCs w:val="18"/>
         </w:rPr>
-        <w:t xml:space="preserve">Figura 9b — Matriz de </w:t>
+        <w:t xml:space="preserve">Figura 9 — </w:t>
+      </w:r>
+      <w:proofErr w:type="spellStart"/>
+      <w:r>
+        <w:rPr>
+          <w:rFonts w:asciiTheme="minorHAnsi" w:hAnsiTheme="minorHAnsi" w:cstheme="minorHAnsi"/>
+          <w:i/>
+          <w:iCs/>
+          <w:sz w:val="18"/>
+          <w:szCs w:val="18"/>
+        </w:rPr>
+        <w:t>Matrizes</w:t>
+      </w:r>
+      <w:proofErr w:type="spellEnd"/>
+      <w:r>
+        <w:rPr>
+          <w:rFonts w:asciiTheme="minorHAnsi" w:hAnsiTheme="minorHAnsi" w:cstheme="minorHAnsi"/>
+          <w:i/>
+          <w:iCs/>
+          <w:sz w:val="18"/>
+          <w:szCs w:val="18"/>
+        </w:rPr>
+        <w:t xml:space="preserve"> de </w:t>
       </w:r>
       <w:proofErr w:type="spellStart"/>
       <w:r>
@@ -9565,95 +9473,29 @@
           <w:sz w:val="18"/>
           <w:szCs w:val="18"/>
         </w:rPr>
-        <w:t xml:space="preserve"> do Random Forest em </w:t>
-      </w:r>
-      <w:proofErr w:type="spellStart"/>
-      <w:r>
-        <w:rPr>
-          <w:rFonts w:asciiTheme="minorHAnsi" w:hAnsiTheme="minorHAnsi" w:cstheme="minorHAnsi"/>
-          <w:i/>
-          <w:iCs/>
-          <w:sz w:val="18"/>
-          <w:szCs w:val="18"/>
-        </w:rPr>
-        <w:t>linguagem</w:t>
-      </w:r>
-      <w:proofErr w:type="spellEnd"/>
-      <w:r>
-        <w:rPr>
-          <w:rFonts w:asciiTheme="minorHAnsi" w:hAnsiTheme="minorHAnsi" w:cstheme="minorHAnsi"/>
-          <w:i/>
-          <w:iCs/>
-          <w:sz w:val="18"/>
-          <w:szCs w:val="18"/>
-        </w:rPr>
-        <w:t xml:space="preserve"> </w:t>
-      </w:r>
-      <w:proofErr w:type="spellStart"/>
-      <w:r>
-        <w:rPr>
-          <w:rFonts w:asciiTheme="minorHAnsi" w:hAnsiTheme="minorHAnsi" w:cstheme="minorHAnsi"/>
-          <w:i/>
-          <w:iCs/>
-          <w:sz w:val="18"/>
-          <w:szCs w:val="18"/>
-        </w:rPr>
-        <w:t>acessível</w:t>
-      </w:r>
-      <w:proofErr w:type="spellEnd"/>
-      <w:r>
-        <w:rPr>
-          <w:rFonts w:asciiTheme="minorHAnsi" w:hAnsiTheme="minorHAnsi" w:cstheme="minorHAnsi"/>
-          <w:i/>
-          <w:iCs/>
-          <w:sz w:val="18"/>
-          <w:szCs w:val="18"/>
-        </w:rPr>
-        <w:t xml:space="preserve">: o que a paciente </w:t>
-      </w:r>
-      <w:proofErr w:type="spellStart"/>
-      <w:r>
-        <w:rPr>
-          <w:rFonts w:asciiTheme="minorHAnsi" w:hAnsiTheme="minorHAnsi" w:cstheme="minorHAnsi"/>
-          <w:i/>
-          <w:iCs/>
-          <w:sz w:val="18"/>
-          <w:szCs w:val="18"/>
-        </w:rPr>
-        <w:t>tem</w:t>
-      </w:r>
-      <w:proofErr w:type="spellEnd"/>
-      <w:r>
-        <w:rPr>
-          <w:rFonts w:asciiTheme="minorHAnsi" w:hAnsiTheme="minorHAnsi" w:cstheme="minorHAnsi"/>
-          <w:i/>
-          <w:iCs/>
-          <w:sz w:val="18"/>
-          <w:szCs w:val="18"/>
-        </w:rPr>
-        <w:t xml:space="preserve"> vs. o que o modelo </w:t>
-      </w:r>
-      <w:proofErr w:type="spellStart"/>
-      <w:r>
-        <w:rPr>
-          <w:rFonts w:asciiTheme="minorHAnsi" w:hAnsiTheme="minorHAnsi" w:cstheme="minorHAnsi"/>
-          <w:i/>
-          <w:iCs/>
-          <w:sz w:val="18"/>
-          <w:szCs w:val="18"/>
-        </w:rPr>
-        <w:t>previu</w:t>
-      </w:r>
-      <w:proofErr w:type="spellEnd"/>
-      <w:r>
-        <w:rPr>
-          <w:rFonts w:asciiTheme="minorHAnsi" w:hAnsiTheme="minorHAnsi" w:cstheme="minorHAnsi"/>
-          <w:i/>
-          <w:iCs/>
-          <w:sz w:val="18"/>
-          <w:szCs w:val="18"/>
-        </w:rPr>
-        <w:t>.</w:t>
+        <w:t xml:space="preserve"> dos </w:t>
+      </w:r>
+      <w:proofErr w:type="spellStart"/>
+      <w:r>
+        <w:rPr>
+          <w:rFonts w:asciiTheme="minorHAnsi" w:hAnsiTheme="minorHAnsi" w:cstheme="minorHAnsi"/>
+          <w:i/>
+          <w:iCs/>
+          <w:sz w:val="18"/>
+          <w:szCs w:val="18"/>
+        </w:rPr>
+        <w:t>quatro</w:t>
+      </w:r>
+      <w:proofErr w:type="spellEnd"/>
+      <w:r>
+        <w:rPr>
+          <w:rFonts w:asciiTheme="minorHAnsi" w:hAnsiTheme="minorHAnsi" w:cstheme="minorHAnsi"/>
+          <w:i/>
+          <w:iCs/>
+          <w:sz w:val="18"/>
+          <w:szCs w:val="18"/>
+        </w:rPr>
+        <w:t xml:space="preserve"> modelos no conjunto de teste.</w:t>
       </w:r>
     </w:p>
     <w:p>
@@ -9669,11 +9511,12 @@
           <w:rFonts w:asciiTheme="minorHAnsi" w:hAnsiTheme="minorHAnsi" w:cstheme="minorHAnsi"/>
           <w:noProof/>
         </w:rPr>
+        <w:lastRenderedPageBreak/>
         <w:drawing>
-          <wp:inline distT="0" distB="0" distL="0" distR="0" wp14:anchorId="0DDE131E" wp14:editId="0CE0B00D">
-            <wp:extent cx="4495800" cy="4543124"/>
+          <wp:inline distT="0" distB="0" distL="0" distR="0" wp14:anchorId="15642006" wp14:editId="31EA89B5">
+            <wp:extent cx="3285524" cy="3070701"/>
             <wp:effectExtent l="0" t="0" r="0" b="0"/>
-            <wp:docPr id="1362717575" name="Picture 1362717575"/>
+            <wp:docPr id="1084095705" name="Picture 1084095705"/>
             <wp:cNvGraphicFramePr>
               <a:graphicFrameLocks xmlns:a="http://schemas.openxmlformats.org/drawingml/2006/main" noChangeAspect="1"/>
             </wp:cNvGraphicFramePr>
@@ -9696,7 +9539,7 @@
                   <pic:spPr bwMode="auto">
                     <a:xfrm>
                       <a:off x="0" y="0"/>
-                      <a:ext cx="4498223" cy="4545572"/>
+                      <a:ext cx="3290747" cy="3075583"/>
                     </a:xfrm>
                     <a:prstGeom prst="rect">
                       <a:avLst/>
@@ -9725,29 +9568,117 @@
           <w:sz w:val="18"/>
           <w:szCs w:val="18"/>
         </w:rPr>
-        <w:t xml:space="preserve">Figura 10 — Curvas ROC dos </w:t>
-      </w:r>
-      <w:proofErr w:type="spellStart"/>
-      <w:r>
-        <w:rPr>
-          <w:rFonts w:asciiTheme="minorHAnsi" w:hAnsiTheme="minorHAnsi" w:cstheme="minorHAnsi"/>
-          <w:i/>
-          <w:iCs/>
-          <w:sz w:val="18"/>
-          <w:szCs w:val="18"/>
-        </w:rPr>
-        <w:t>quatro</w:t>
-      </w:r>
-      <w:proofErr w:type="spellEnd"/>
-      <w:r>
-        <w:rPr>
-          <w:rFonts w:asciiTheme="minorHAnsi" w:hAnsiTheme="minorHAnsi" w:cstheme="minorHAnsi"/>
-          <w:i/>
-          <w:iCs/>
-          <w:sz w:val="18"/>
-          <w:szCs w:val="18"/>
-        </w:rPr>
-        <w:t xml:space="preserve"> modelos.</w:t>
+        <w:t xml:space="preserve">Figura 9b — Matriz de </w:t>
+      </w:r>
+      <w:proofErr w:type="spellStart"/>
+      <w:r>
+        <w:rPr>
+          <w:rFonts w:asciiTheme="minorHAnsi" w:hAnsiTheme="minorHAnsi" w:cstheme="minorHAnsi"/>
+          <w:i/>
+          <w:iCs/>
+          <w:sz w:val="18"/>
+          <w:szCs w:val="18"/>
+        </w:rPr>
+        <w:t>confusão</w:t>
+      </w:r>
+      <w:proofErr w:type="spellEnd"/>
+      <w:r>
+        <w:rPr>
+          <w:rFonts w:asciiTheme="minorHAnsi" w:hAnsiTheme="minorHAnsi" w:cstheme="minorHAnsi"/>
+          <w:i/>
+          <w:iCs/>
+          <w:sz w:val="18"/>
+          <w:szCs w:val="18"/>
+        </w:rPr>
+        <w:t xml:space="preserve"> do Random Forest em </w:t>
+      </w:r>
+      <w:proofErr w:type="spellStart"/>
+      <w:r>
+        <w:rPr>
+          <w:rFonts w:asciiTheme="minorHAnsi" w:hAnsiTheme="minorHAnsi" w:cstheme="minorHAnsi"/>
+          <w:i/>
+          <w:iCs/>
+          <w:sz w:val="18"/>
+          <w:szCs w:val="18"/>
+        </w:rPr>
+        <w:t>linguagem</w:t>
+      </w:r>
+      <w:proofErr w:type="spellEnd"/>
+      <w:r>
+        <w:rPr>
+          <w:rFonts w:asciiTheme="minorHAnsi" w:hAnsiTheme="minorHAnsi" w:cstheme="minorHAnsi"/>
+          <w:i/>
+          <w:iCs/>
+          <w:sz w:val="18"/>
+          <w:szCs w:val="18"/>
+        </w:rPr>
+        <w:t xml:space="preserve"> </w:t>
+      </w:r>
+      <w:proofErr w:type="spellStart"/>
+      <w:r>
+        <w:rPr>
+          <w:rFonts w:asciiTheme="minorHAnsi" w:hAnsiTheme="minorHAnsi" w:cstheme="minorHAnsi"/>
+          <w:i/>
+          <w:iCs/>
+          <w:sz w:val="18"/>
+          <w:szCs w:val="18"/>
+        </w:rPr>
+        <w:t>acessível</w:t>
+      </w:r>
+      <w:proofErr w:type="spellEnd"/>
+      <w:r>
+        <w:rPr>
+          <w:rFonts w:asciiTheme="minorHAnsi" w:hAnsiTheme="minorHAnsi" w:cstheme="minorHAnsi"/>
+          <w:i/>
+          <w:iCs/>
+          <w:sz w:val="18"/>
+          <w:szCs w:val="18"/>
+        </w:rPr>
+        <w:t xml:space="preserve">: o que a paciente </w:t>
+      </w:r>
+      <w:proofErr w:type="spellStart"/>
+      <w:r>
+        <w:rPr>
+          <w:rFonts w:asciiTheme="minorHAnsi" w:hAnsiTheme="minorHAnsi" w:cstheme="minorHAnsi"/>
+          <w:i/>
+          <w:iCs/>
+          <w:sz w:val="18"/>
+          <w:szCs w:val="18"/>
+        </w:rPr>
+        <w:t>tem</w:t>
+      </w:r>
+      <w:proofErr w:type="spellEnd"/>
+      <w:r>
+        <w:rPr>
+          <w:rFonts w:asciiTheme="minorHAnsi" w:hAnsiTheme="minorHAnsi" w:cstheme="minorHAnsi"/>
+          <w:i/>
+          <w:iCs/>
+          <w:sz w:val="18"/>
+          <w:szCs w:val="18"/>
+        </w:rPr>
+        <w:t xml:space="preserve"> vs. o que o modelo </w:t>
+      </w:r>
+      <w:proofErr w:type="spellStart"/>
+      <w:r>
+        <w:rPr>
+          <w:rFonts w:asciiTheme="minorHAnsi" w:hAnsiTheme="minorHAnsi" w:cstheme="minorHAnsi"/>
+          <w:i/>
+          <w:iCs/>
+          <w:sz w:val="18"/>
+          <w:szCs w:val="18"/>
+        </w:rPr>
+        <w:t>previu</w:t>
+      </w:r>
+      <w:proofErr w:type="spellEnd"/>
+      <w:r>
+        <w:rPr>
+          <w:rFonts w:asciiTheme="minorHAnsi" w:hAnsiTheme="minorHAnsi" w:cstheme="minorHAnsi"/>
+          <w:i/>
+          <w:iCs/>
+          <w:sz w:val="18"/>
+          <w:szCs w:val="18"/>
+        </w:rPr>
+        <w:t>.</w:t>
       </w:r>
     </w:p>
     <w:p>
@@ -9763,12 +9694,11 @@
           <w:rFonts w:asciiTheme="minorHAnsi" w:hAnsiTheme="minorHAnsi" w:cstheme="minorHAnsi"/>
           <w:noProof/>
         </w:rPr>
-        <w:lastRenderedPageBreak/>
         <w:drawing>
-          <wp:inline distT="0" distB="0" distL="0" distR="0" wp14:anchorId="01B18EFC" wp14:editId="03E90573">
-            <wp:extent cx="3393281" cy="3429000"/>
+          <wp:inline distT="0" distB="0" distL="0" distR="0" wp14:anchorId="0DDE131E" wp14:editId="0CE0B00D">
+            <wp:extent cx="4495800" cy="4543124"/>
             <wp:effectExtent l="0" t="0" r="0" b="0"/>
-            <wp:docPr id="1766433639" name="Picture 1766433639"/>
+            <wp:docPr id="1362717575" name="Picture 1362717575"/>
             <wp:cNvGraphicFramePr>
               <a:graphicFrameLocks xmlns:a="http://schemas.openxmlformats.org/drawingml/2006/main" noChangeAspect="1"/>
             </wp:cNvGraphicFramePr>
@@ -9791,7 +9721,7 @@
                   <pic:spPr bwMode="auto">
                     <a:xfrm>
                       <a:off x="0" y="0"/>
-                      <a:ext cx="3395433" cy="3431175"/>
+                      <a:ext cx="4498223" cy="4545572"/>
                     </a:xfrm>
                     <a:prstGeom prst="rect">
                       <a:avLst/>
@@ -9820,29 +9750,7 @@
           <w:sz w:val="18"/>
           <w:szCs w:val="18"/>
         </w:rPr>
-        <w:t xml:space="preserve">Figura 10b — Curvas </w:t>
-      </w:r>
-      <w:proofErr w:type="spellStart"/>
-      <w:r>
-        <w:rPr>
-          <w:rFonts w:asciiTheme="minorHAnsi" w:hAnsiTheme="minorHAnsi" w:cstheme="minorHAnsi"/>
-          <w:i/>
-          <w:iCs/>
-          <w:sz w:val="18"/>
-          <w:szCs w:val="18"/>
-        </w:rPr>
-        <w:t>Precision-Recall</w:t>
-      </w:r>
-      <w:proofErr w:type="spellEnd"/>
-      <w:r>
-        <w:rPr>
-          <w:rFonts w:asciiTheme="minorHAnsi" w:hAnsiTheme="minorHAnsi" w:cstheme="minorHAnsi"/>
-          <w:i/>
-          <w:iCs/>
-          <w:sz w:val="18"/>
-          <w:szCs w:val="18"/>
-        </w:rPr>
-        <w:t xml:space="preserve"> dos </w:t>
+        <w:t xml:space="preserve">Figura 10 — Curvas ROC dos </w:t>
       </w:r>
       <w:proofErr w:type="spellStart"/>
       <w:r>
@@ -9864,457 +9772,7 @@
           <w:sz w:val="18"/>
           <w:szCs w:val="18"/>
         </w:rPr>
-        <w:t xml:space="preserve"> modelos, complementando a </w:t>
-      </w:r>
-      <w:proofErr w:type="spellStart"/>
-      <w:r>
-        <w:rPr>
-          <w:rFonts w:asciiTheme="minorHAnsi" w:hAnsiTheme="minorHAnsi" w:cstheme="minorHAnsi"/>
-          <w:i/>
-          <w:iCs/>
-          <w:sz w:val="18"/>
-          <w:szCs w:val="18"/>
-        </w:rPr>
-        <w:t>análise</w:t>
-      </w:r>
-      <w:proofErr w:type="spellEnd"/>
-      <w:r>
-        <w:rPr>
-          <w:rFonts w:asciiTheme="minorHAnsi" w:hAnsiTheme="minorHAnsi" w:cstheme="minorHAnsi"/>
-          <w:i/>
-          <w:iCs/>
-          <w:sz w:val="18"/>
-          <w:szCs w:val="18"/>
-        </w:rPr>
-        <w:t xml:space="preserve"> ROC </w:t>
-      </w:r>
-      <w:proofErr w:type="spellStart"/>
-      <w:r>
-        <w:rPr>
-          <w:rFonts w:asciiTheme="minorHAnsi" w:hAnsiTheme="minorHAnsi" w:cstheme="minorHAnsi"/>
-          <w:i/>
-          <w:iCs/>
-          <w:sz w:val="18"/>
-          <w:szCs w:val="18"/>
-        </w:rPr>
-        <w:t>ao</w:t>
-      </w:r>
-      <w:proofErr w:type="spellEnd"/>
-      <w:r>
-        <w:rPr>
-          <w:rFonts w:asciiTheme="minorHAnsi" w:hAnsiTheme="minorHAnsi" w:cstheme="minorHAnsi"/>
-          <w:i/>
-          <w:iCs/>
-          <w:sz w:val="18"/>
-          <w:szCs w:val="18"/>
-        </w:rPr>
-        <w:t xml:space="preserve"> </w:t>
-      </w:r>
-      <w:proofErr w:type="spellStart"/>
-      <w:r>
-        <w:rPr>
-          <w:rFonts w:asciiTheme="minorHAnsi" w:hAnsiTheme="minorHAnsi" w:cstheme="minorHAnsi"/>
-          <w:i/>
-          <w:iCs/>
-          <w:sz w:val="18"/>
-          <w:szCs w:val="18"/>
-        </w:rPr>
-        <w:t>focar</w:t>
-      </w:r>
-      <w:proofErr w:type="spellEnd"/>
-      <w:r>
-        <w:rPr>
-          <w:rFonts w:asciiTheme="minorHAnsi" w:hAnsiTheme="minorHAnsi" w:cstheme="minorHAnsi"/>
-          <w:i/>
-          <w:iCs/>
-          <w:sz w:val="18"/>
-          <w:szCs w:val="18"/>
-        </w:rPr>
-        <w:t xml:space="preserve"> no </w:t>
-      </w:r>
-      <w:proofErr w:type="spellStart"/>
-      <w:r>
-        <w:rPr>
-          <w:rFonts w:asciiTheme="minorHAnsi" w:hAnsiTheme="minorHAnsi" w:cstheme="minorHAnsi"/>
-          <w:i/>
-          <w:iCs/>
-          <w:sz w:val="18"/>
-          <w:szCs w:val="18"/>
-        </w:rPr>
-        <w:t>desempenho</w:t>
-      </w:r>
-      <w:proofErr w:type="spellEnd"/>
-      <w:r>
-        <w:rPr>
-          <w:rFonts w:asciiTheme="minorHAnsi" w:hAnsiTheme="minorHAnsi" w:cstheme="minorHAnsi"/>
-          <w:i/>
-          <w:iCs/>
-          <w:sz w:val="18"/>
-          <w:szCs w:val="18"/>
-        </w:rPr>
-        <w:t xml:space="preserve"> sobre a </w:t>
-      </w:r>
-      <w:proofErr w:type="spellStart"/>
-      <w:r>
-        <w:rPr>
-          <w:rFonts w:asciiTheme="minorHAnsi" w:hAnsiTheme="minorHAnsi" w:cstheme="minorHAnsi"/>
-          <w:i/>
-          <w:iCs/>
-          <w:sz w:val="18"/>
-          <w:szCs w:val="18"/>
-        </w:rPr>
-        <w:t>classe</w:t>
-      </w:r>
-      <w:proofErr w:type="spellEnd"/>
-      <w:r>
-        <w:rPr>
-          <w:rFonts w:asciiTheme="minorHAnsi" w:hAnsiTheme="minorHAnsi" w:cstheme="minorHAnsi"/>
-          <w:i/>
-          <w:iCs/>
-          <w:sz w:val="18"/>
-          <w:szCs w:val="18"/>
-        </w:rPr>
-        <w:t xml:space="preserve"> maligna (</w:t>
-      </w:r>
-      <w:proofErr w:type="spellStart"/>
-      <w:r>
-        <w:rPr>
-          <w:rFonts w:asciiTheme="minorHAnsi" w:hAnsiTheme="minorHAnsi" w:cstheme="minorHAnsi"/>
-          <w:i/>
-          <w:iCs/>
-          <w:sz w:val="18"/>
-          <w:szCs w:val="18"/>
-        </w:rPr>
-        <w:t>minoritária</w:t>
-      </w:r>
-      <w:proofErr w:type="spellEnd"/>
-      <w:r>
-        <w:rPr>
-          <w:rFonts w:asciiTheme="minorHAnsi" w:hAnsiTheme="minorHAnsi" w:cstheme="minorHAnsi"/>
-          <w:i/>
-          <w:iCs/>
-          <w:sz w:val="18"/>
-          <w:szCs w:val="18"/>
-        </w:rPr>
-        <w:t>).</w:t>
-      </w:r>
-    </w:p>
-    <w:p>
-      <w:pPr>
-        <w:pStyle w:val="Heading1"/>
-        <w:jc w:val="both"/>
-        <w:rPr>
-          <w:rFonts w:asciiTheme="minorHAnsi" w:hAnsiTheme="minorHAnsi" w:cstheme="minorHAnsi"/>
-          <w:color w:val="auto"/>
-        </w:rPr>
-      </w:pPr>
-      <w:bookmarkStart w:id="24" w:name="_Toc238679239"/>
-      <w:bookmarkStart w:id="25" w:name="_Toc238679552"/>
-      <w:r>
-        <w:rPr>
-          <w:rFonts w:asciiTheme="minorHAnsi" w:hAnsiTheme="minorHAnsi" w:cstheme="minorHAnsi"/>
-          <w:color w:val="auto"/>
-        </w:rPr>
-        <w:t xml:space="preserve">8. </w:t>
-      </w:r>
-      <w:proofErr w:type="spellStart"/>
-      <w:r>
-        <w:rPr>
-          <w:rFonts w:asciiTheme="minorHAnsi" w:hAnsiTheme="minorHAnsi" w:cstheme="minorHAnsi"/>
-          <w:color w:val="auto"/>
-        </w:rPr>
-        <w:t>Validação</w:t>
-      </w:r>
-      <w:proofErr w:type="spellEnd"/>
-      <w:r>
-        <w:rPr>
-          <w:rFonts w:asciiTheme="minorHAnsi" w:hAnsiTheme="minorHAnsi" w:cstheme="minorHAnsi"/>
-          <w:color w:val="auto"/>
-        </w:rPr>
-        <w:t xml:space="preserve"> Cruzada</w:t>
-      </w:r>
-      <w:bookmarkEnd w:id="24"/>
-      <w:bookmarkEnd w:id="25"/>
-    </w:p>
-    <w:p>
-      <w:pPr>
-        <w:spacing w:after="160"/>
-        <w:jc w:val="both"/>
-        <w:rPr>
-          <w:rFonts w:asciiTheme="minorHAnsi" w:hAnsiTheme="minorHAnsi" w:cstheme="minorHAnsi"/>
-        </w:rPr>
-      </w:pPr>
-      <w:r>
-        <w:rPr>
-          <w:rFonts w:asciiTheme="minorHAnsi" w:hAnsiTheme="minorHAnsi" w:cstheme="minorHAnsi"/>
-        </w:rPr>
-        <w:t xml:space="preserve">Foi utilizada </w:t>
-      </w:r>
-      <w:proofErr w:type="spellStart"/>
-      <w:r>
-        <w:rPr>
-          <w:rFonts w:asciiTheme="minorHAnsi" w:hAnsiTheme="minorHAnsi" w:cstheme="minorHAnsi"/>
-        </w:rPr>
-        <w:t>validação</w:t>
-      </w:r>
-      <w:proofErr w:type="spellEnd"/>
-      <w:r>
-        <w:rPr>
-          <w:rFonts w:asciiTheme="minorHAnsi" w:hAnsiTheme="minorHAnsi" w:cstheme="minorHAnsi"/>
-        </w:rPr>
-        <w:t xml:space="preserve"> cruzada estratificada </w:t>
-      </w:r>
-      <w:proofErr w:type="spellStart"/>
-      <w:r>
-        <w:rPr>
-          <w:rFonts w:asciiTheme="minorHAnsi" w:hAnsiTheme="minorHAnsi" w:cstheme="minorHAnsi"/>
-        </w:rPr>
-        <w:t>com</w:t>
-      </w:r>
-      <w:proofErr w:type="spellEnd"/>
-      <w:r>
-        <w:rPr>
-          <w:rFonts w:asciiTheme="minorHAnsi" w:hAnsiTheme="minorHAnsi" w:cstheme="minorHAnsi"/>
-        </w:rPr>
-        <w:t xml:space="preserve"> cinco </w:t>
-      </w:r>
-      <w:proofErr w:type="spellStart"/>
-      <w:r>
-        <w:rPr>
-          <w:rFonts w:asciiTheme="minorHAnsi" w:hAnsiTheme="minorHAnsi" w:cstheme="minorHAnsi"/>
-        </w:rPr>
-        <w:t>folds</w:t>
-      </w:r>
-      <w:proofErr w:type="spellEnd"/>
-      <w:r>
-        <w:rPr>
-          <w:rFonts w:asciiTheme="minorHAnsi" w:hAnsiTheme="minorHAnsi" w:cstheme="minorHAnsi"/>
-        </w:rPr>
-        <w:t xml:space="preserve"> (</w:t>
-      </w:r>
-      <w:proofErr w:type="spellStart"/>
-      <w:r>
-        <w:rPr>
-          <w:rFonts w:asciiTheme="minorHAnsi" w:hAnsiTheme="minorHAnsi" w:cstheme="minorHAnsi"/>
-        </w:rPr>
-        <w:t>StratifiedKFold</w:t>
-      </w:r>
-      <w:proofErr w:type="spellEnd"/>
-      <w:r>
-        <w:rPr>
-          <w:rFonts w:asciiTheme="minorHAnsi" w:hAnsiTheme="minorHAnsi" w:cstheme="minorHAnsi"/>
-        </w:rPr>
-        <w:t xml:space="preserve">, </w:t>
-      </w:r>
-      <w:proofErr w:type="spellStart"/>
-      <w:r>
-        <w:rPr>
-          <w:rFonts w:asciiTheme="minorHAnsi" w:hAnsiTheme="minorHAnsi" w:cstheme="minorHAnsi"/>
-        </w:rPr>
-        <w:t>n_splits</w:t>
-      </w:r>
-      <w:proofErr w:type="spellEnd"/>
-      <w:r>
-        <w:rPr>
-          <w:rFonts w:asciiTheme="minorHAnsi" w:hAnsiTheme="minorHAnsi" w:cstheme="minorHAnsi"/>
-        </w:rPr>
-        <w:t xml:space="preserve">=5, </w:t>
-      </w:r>
-      <w:proofErr w:type="spellStart"/>
-      <w:r>
-        <w:rPr>
-          <w:rFonts w:asciiTheme="minorHAnsi" w:hAnsiTheme="minorHAnsi" w:cstheme="minorHAnsi"/>
-        </w:rPr>
-        <w:t>shuffle</w:t>
-      </w:r>
-      <w:proofErr w:type="spellEnd"/>
-      <w:r>
-        <w:rPr>
-          <w:rFonts w:asciiTheme="minorHAnsi" w:hAnsiTheme="minorHAnsi" w:cstheme="minorHAnsi"/>
-        </w:rPr>
-        <w:t xml:space="preserve">=True, </w:t>
-      </w:r>
-      <w:proofErr w:type="spellStart"/>
-      <w:r>
-        <w:rPr>
-          <w:rFonts w:asciiTheme="minorHAnsi" w:hAnsiTheme="minorHAnsi" w:cstheme="minorHAnsi"/>
-        </w:rPr>
-        <w:t>random_state</w:t>
-      </w:r>
-      <w:proofErr w:type="spellEnd"/>
-      <w:r>
-        <w:rPr>
-          <w:rFonts w:asciiTheme="minorHAnsi" w:hAnsiTheme="minorHAnsi" w:cstheme="minorHAnsi"/>
-        </w:rPr>
-        <w:t xml:space="preserve">=42). A </w:t>
-      </w:r>
-      <w:proofErr w:type="spellStart"/>
-      <w:r>
-        <w:rPr>
-          <w:rFonts w:asciiTheme="minorHAnsi" w:hAnsiTheme="minorHAnsi" w:cstheme="minorHAnsi"/>
-        </w:rPr>
-        <w:t>Regressão</w:t>
-      </w:r>
-      <w:proofErr w:type="spellEnd"/>
-      <w:r>
-        <w:rPr>
-          <w:rFonts w:asciiTheme="minorHAnsi" w:hAnsiTheme="minorHAnsi" w:cstheme="minorHAnsi"/>
-        </w:rPr>
-        <w:t xml:space="preserve"> Logística </w:t>
-      </w:r>
-      <w:proofErr w:type="spellStart"/>
-      <w:r>
-        <w:rPr>
-          <w:rFonts w:asciiTheme="minorHAnsi" w:hAnsiTheme="minorHAnsi" w:cstheme="minorHAnsi"/>
-        </w:rPr>
-        <w:t>apresentou</w:t>
-      </w:r>
-      <w:proofErr w:type="spellEnd"/>
-      <w:r>
-        <w:rPr>
-          <w:rFonts w:asciiTheme="minorHAnsi" w:hAnsiTheme="minorHAnsi" w:cstheme="minorHAnsi"/>
-        </w:rPr>
-        <w:t xml:space="preserve"> o </w:t>
-      </w:r>
-      <w:proofErr w:type="spellStart"/>
-      <w:r>
-        <w:rPr>
-          <w:rFonts w:asciiTheme="minorHAnsi" w:hAnsiTheme="minorHAnsi" w:cstheme="minorHAnsi"/>
-        </w:rPr>
-        <w:t>maior</w:t>
-      </w:r>
-      <w:proofErr w:type="spellEnd"/>
-      <w:r>
-        <w:rPr>
-          <w:rFonts w:asciiTheme="minorHAnsi" w:hAnsiTheme="minorHAnsi" w:cstheme="minorHAnsi"/>
-        </w:rPr>
-        <w:t xml:space="preserve"> </w:t>
-      </w:r>
-      <w:proofErr w:type="spellStart"/>
-      <w:r>
-        <w:rPr>
-          <w:rFonts w:asciiTheme="minorHAnsi" w:hAnsiTheme="minorHAnsi" w:cstheme="minorHAnsi"/>
-        </w:rPr>
-        <w:t>recall</w:t>
-      </w:r>
-      <w:proofErr w:type="spellEnd"/>
-      <w:r>
-        <w:rPr>
-          <w:rFonts w:asciiTheme="minorHAnsi" w:hAnsiTheme="minorHAnsi" w:cstheme="minorHAnsi"/>
-        </w:rPr>
-        <w:t xml:space="preserve"> </w:t>
-      </w:r>
-      <w:proofErr w:type="spellStart"/>
-      <w:r>
-        <w:rPr>
-          <w:rFonts w:asciiTheme="minorHAnsi" w:hAnsiTheme="minorHAnsi" w:cstheme="minorHAnsi"/>
-        </w:rPr>
-        <w:t>médio</w:t>
-      </w:r>
-      <w:proofErr w:type="spellEnd"/>
-      <w:r>
-        <w:rPr>
-          <w:rFonts w:asciiTheme="minorHAnsi" w:hAnsiTheme="minorHAnsi" w:cstheme="minorHAnsi"/>
-        </w:rPr>
-        <w:t xml:space="preserve"> (95,3%), seguida pelo Random Forest (94,1%), KNN (91,8%) e </w:t>
-      </w:r>
-      <w:proofErr w:type="spellStart"/>
-      <w:r>
-        <w:rPr>
-          <w:rFonts w:asciiTheme="minorHAnsi" w:hAnsiTheme="minorHAnsi" w:cstheme="minorHAnsi"/>
-        </w:rPr>
-        <w:t>Árvore</w:t>
-      </w:r>
-      <w:proofErr w:type="spellEnd"/>
-      <w:r>
-        <w:rPr>
-          <w:rFonts w:asciiTheme="minorHAnsi" w:hAnsiTheme="minorHAnsi" w:cstheme="minorHAnsi"/>
-        </w:rPr>
-        <w:t xml:space="preserve"> de </w:t>
-      </w:r>
-      <w:proofErr w:type="spellStart"/>
-      <w:r>
-        <w:rPr>
-          <w:rFonts w:asciiTheme="minorHAnsi" w:hAnsiTheme="minorHAnsi" w:cstheme="minorHAnsi"/>
-        </w:rPr>
-        <w:t>Decisão</w:t>
-      </w:r>
-      <w:proofErr w:type="spellEnd"/>
-      <w:r>
-        <w:rPr>
-          <w:rFonts w:asciiTheme="minorHAnsi" w:hAnsiTheme="minorHAnsi" w:cstheme="minorHAnsi"/>
-        </w:rPr>
-        <w:t xml:space="preserve"> (85,3%), </w:t>
-      </w:r>
-      <w:proofErr w:type="spellStart"/>
-      <w:r>
-        <w:rPr>
-          <w:rFonts w:asciiTheme="minorHAnsi" w:hAnsiTheme="minorHAnsi" w:cstheme="minorHAnsi"/>
-        </w:rPr>
-        <w:t>com</w:t>
-      </w:r>
-      <w:proofErr w:type="spellEnd"/>
-      <w:r>
-        <w:rPr>
-          <w:rFonts w:asciiTheme="minorHAnsi" w:hAnsiTheme="minorHAnsi" w:cstheme="minorHAnsi"/>
-        </w:rPr>
-        <w:t xml:space="preserve"> o menor </w:t>
-      </w:r>
-      <w:proofErr w:type="spellStart"/>
-      <w:r>
-        <w:rPr>
-          <w:rFonts w:asciiTheme="minorHAnsi" w:hAnsiTheme="minorHAnsi" w:cstheme="minorHAnsi"/>
-        </w:rPr>
-        <w:t>desvio-padrão</w:t>
-      </w:r>
-      <w:proofErr w:type="spellEnd"/>
-      <w:r>
-        <w:rPr>
-          <w:rFonts w:asciiTheme="minorHAnsi" w:hAnsiTheme="minorHAnsi" w:cstheme="minorHAnsi"/>
-        </w:rPr>
-        <w:t xml:space="preserve"> entre os </w:t>
-      </w:r>
-      <w:proofErr w:type="spellStart"/>
-      <w:r>
-        <w:rPr>
-          <w:rFonts w:asciiTheme="minorHAnsi" w:hAnsiTheme="minorHAnsi" w:cstheme="minorHAnsi"/>
-        </w:rPr>
-        <w:t>folds</w:t>
-      </w:r>
-      <w:proofErr w:type="spellEnd"/>
-      <w:r>
-        <w:rPr>
-          <w:rFonts w:asciiTheme="minorHAnsi" w:hAnsiTheme="minorHAnsi" w:cstheme="minorHAnsi"/>
-        </w:rPr>
-        <w:t xml:space="preserve"> — indicando </w:t>
-      </w:r>
-      <w:proofErr w:type="spellStart"/>
-      <w:r>
-        <w:rPr>
-          <w:rFonts w:asciiTheme="minorHAnsi" w:hAnsiTheme="minorHAnsi" w:cstheme="minorHAnsi"/>
-        </w:rPr>
-        <w:t>maior</w:t>
-      </w:r>
-      <w:proofErr w:type="spellEnd"/>
-      <w:r>
-        <w:rPr>
-          <w:rFonts w:asciiTheme="minorHAnsi" w:hAnsiTheme="minorHAnsi" w:cstheme="minorHAnsi"/>
-        </w:rPr>
-        <w:t xml:space="preserve"> </w:t>
-      </w:r>
-      <w:proofErr w:type="spellStart"/>
-      <w:r>
-        <w:rPr>
-          <w:rFonts w:asciiTheme="minorHAnsi" w:hAnsiTheme="minorHAnsi" w:cstheme="minorHAnsi"/>
-        </w:rPr>
-        <w:t>estabilidade</w:t>
-      </w:r>
-      <w:proofErr w:type="spellEnd"/>
-      <w:r>
-        <w:rPr>
-          <w:rFonts w:asciiTheme="minorHAnsi" w:hAnsiTheme="minorHAnsi" w:cstheme="minorHAnsi"/>
-        </w:rPr>
-        <w:t>.</w:t>
+        <w:t xml:space="preserve"> modelos.</w:t>
       </w:r>
     </w:p>
     <w:p>
@@ -10330,11 +9788,12 @@
           <w:rFonts w:asciiTheme="minorHAnsi" w:hAnsiTheme="minorHAnsi" w:cstheme="minorHAnsi"/>
           <w:noProof/>
         </w:rPr>
+        <w:lastRenderedPageBreak/>
         <w:drawing>
-          <wp:inline distT="0" distB="0" distL="0" distR="0" wp14:anchorId="536B91F6" wp14:editId="60CB6794">
-            <wp:extent cx="4762500" cy="2828925"/>
+          <wp:inline distT="0" distB="0" distL="0" distR="0" wp14:anchorId="01B18EFC" wp14:editId="03E90573">
+            <wp:extent cx="3393281" cy="3429000"/>
             <wp:effectExtent l="0" t="0" r="0" b="0"/>
-            <wp:docPr id="1493105206" name="Picture 1493105206"/>
+            <wp:docPr id="1766433639" name="Picture 1766433639"/>
             <wp:cNvGraphicFramePr>
               <a:graphicFrameLocks xmlns:a="http://schemas.openxmlformats.org/drawingml/2006/main" noChangeAspect="1"/>
             </wp:cNvGraphicFramePr>
@@ -10357,6 +9816,572 @@
                   <pic:spPr bwMode="auto">
                     <a:xfrm>
                       <a:off x="0" y="0"/>
+                      <a:ext cx="3395433" cy="3431175"/>
+                    </a:xfrm>
+                    <a:prstGeom prst="rect">
+                      <a:avLst/>
+                    </a:prstGeom>
+                  </pic:spPr>
+                </pic:pic>
+              </a:graphicData>
+            </a:graphic>
+          </wp:inline>
+        </w:drawing>
+      </w:r>
+    </w:p>
+    <w:p>
+      <w:pPr>
+        <w:spacing w:after="240"/>
+        <w:jc w:val="center"/>
+        <w:rPr>
+          <w:rFonts w:asciiTheme="minorHAnsi" w:hAnsiTheme="minorHAnsi" w:cstheme="minorHAnsi"/>
+        </w:rPr>
+      </w:pPr>
+      <w:r>
+        <w:rPr>
+          <w:rFonts w:asciiTheme="minorHAnsi" w:hAnsiTheme="minorHAnsi" w:cstheme="minorHAnsi"/>
+          <w:i/>
+          <w:iCs/>
+          <w:sz w:val="18"/>
+          <w:szCs w:val="18"/>
+        </w:rPr>
+        <w:t xml:space="preserve">Figura 10b — Curvas </w:t>
+      </w:r>
+      <w:proofErr w:type="spellStart"/>
+      <w:r>
+        <w:rPr>
+          <w:rFonts w:asciiTheme="minorHAnsi" w:hAnsiTheme="minorHAnsi" w:cstheme="minorHAnsi"/>
+          <w:i/>
+          <w:iCs/>
+          <w:sz w:val="18"/>
+          <w:szCs w:val="18"/>
+        </w:rPr>
+        <w:t>Precision-Recall</w:t>
+      </w:r>
+      <w:proofErr w:type="spellEnd"/>
+      <w:r>
+        <w:rPr>
+          <w:rFonts w:asciiTheme="minorHAnsi" w:hAnsiTheme="minorHAnsi" w:cstheme="minorHAnsi"/>
+          <w:i/>
+          <w:iCs/>
+          <w:sz w:val="18"/>
+          <w:szCs w:val="18"/>
+        </w:rPr>
+        <w:t xml:space="preserve"> dos </w:t>
+      </w:r>
+      <w:proofErr w:type="spellStart"/>
+      <w:r>
+        <w:rPr>
+          <w:rFonts w:asciiTheme="minorHAnsi" w:hAnsiTheme="minorHAnsi" w:cstheme="minorHAnsi"/>
+          <w:i/>
+          <w:iCs/>
+          <w:sz w:val="18"/>
+          <w:szCs w:val="18"/>
+        </w:rPr>
+        <w:t>quatro</w:t>
+      </w:r>
+      <w:proofErr w:type="spellEnd"/>
+      <w:r>
+        <w:rPr>
+          <w:rFonts w:asciiTheme="minorHAnsi" w:hAnsiTheme="minorHAnsi" w:cstheme="minorHAnsi"/>
+          <w:i/>
+          <w:iCs/>
+          <w:sz w:val="18"/>
+          <w:szCs w:val="18"/>
+        </w:rPr>
+        <w:t xml:space="preserve"> modelos, complementando a </w:t>
+      </w:r>
+      <w:proofErr w:type="spellStart"/>
+      <w:r>
+        <w:rPr>
+          <w:rFonts w:asciiTheme="minorHAnsi" w:hAnsiTheme="minorHAnsi" w:cstheme="minorHAnsi"/>
+          <w:i/>
+          <w:iCs/>
+          <w:sz w:val="18"/>
+          <w:szCs w:val="18"/>
+        </w:rPr>
+        <w:t>análise</w:t>
+      </w:r>
+      <w:proofErr w:type="spellEnd"/>
+      <w:r>
+        <w:rPr>
+          <w:rFonts w:asciiTheme="minorHAnsi" w:hAnsiTheme="minorHAnsi" w:cstheme="minorHAnsi"/>
+          <w:i/>
+          <w:iCs/>
+          <w:sz w:val="18"/>
+          <w:szCs w:val="18"/>
+        </w:rPr>
+        <w:t xml:space="preserve"> ROC </w:t>
+      </w:r>
+      <w:proofErr w:type="spellStart"/>
+      <w:r>
+        <w:rPr>
+          <w:rFonts w:asciiTheme="minorHAnsi" w:hAnsiTheme="minorHAnsi" w:cstheme="minorHAnsi"/>
+          <w:i/>
+          <w:iCs/>
+          <w:sz w:val="18"/>
+          <w:szCs w:val="18"/>
+        </w:rPr>
+        <w:t>ao</w:t>
+      </w:r>
+      <w:proofErr w:type="spellEnd"/>
+      <w:r>
+        <w:rPr>
+          <w:rFonts w:asciiTheme="minorHAnsi" w:hAnsiTheme="minorHAnsi" w:cstheme="minorHAnsi"/>
+          <w:i/>
+          <w:iCs/>
+          <w:sz w:val="18"/>
+          <w:szCs w:val="18"/>
+        </w:rPr>
+        <w:t xml:space="preserve"> </w:t>
+      </w:r>
+      <w:proofErr w:type="spellStart"/>
+      <w:r>
+        <w:rPr>
+          <w:rFonts w:asciiTheme="minorHAnsi" w:hAnsiTheme="minorHAnsi" w:cstheme="minorHAnsi"/>
+          <w:i/>
+          <w:iCs/>
+          <w:sz w:val="18"/>
+          <w:szCs w:val="18"/>
+        </w:rPr>
+        <w:t>focar</w:t>
+      </w:r>
+      <w:proofErr w:type="spellEnd"/>
+      <w:r>
+        <w:rPr>
+          <w:rFonts w:asciiTheme="minorHAnsi" w:hAnsiTheme="minorHAnsi" w:cstheme="minorHAnsi"/>
+          <w:i/>
+          <w:iCs/>
+          <w:sz w:val="18"/>
+          <w:szCs w:val="18"/>
+        </w:rPr>
+        <w:t xml:space="preserve"> no </w:t>
+      </w:r>
+      <w:proofErr w:type="spellStart"/>
+      <w:r>
+        <w:rPr>
+          <w:rFonts w:asciiTheme="minorHAnsi" w:hAnsiTheme="minorHAnsi" w:cstheme="minorHAnsi"/>
+          <w:i/>
+          <w:iCs/>
+          <w:sz w:val="18"/>
+          <w:szCs w:val="18"/>
+        </w:rPr>
+        <w:t>desempenho</w:t>
+      </w:r>
+      <w:proofErr w:type="spellEnd"/>
+      <w:r>
+        <w:rPr>
+          <w:rFonts w:asciiTheme="minorHAnsi" w:hAnsiTheme="minorHAnsi" w:cstheme="minorHAnsi"/>
+          <w:i/>
+          <w:iCs/>
+          <w:sz w:val="18"/>
+          <w:szCs w:val="18"/>
+        </w:rPr>
+        <w:t xml:space="preserve"> sobre a </w:t>
+      </w:r>
+      <w:proofErr w:type="spellStart"/>
+      <w:r>
+        <w:rPr>
+          <w:rFonts w:asciiTheme="minorHAnsi" w:hAnsiTheme="minorHAnsi" w:cstheme="minorHAnsi"/>
+          <w:i/>
+          <w:iCs/>
+          <w:sz w:val="18"/>
+          <w:szCs w:val="18"/>
+        </w:rPr>
+        <w:t>classe</w:t>
+      </w:r>
+      <w:proofErr w:type="spellEnd"/>
+      <w:r>
+        <w:rPr>
+          <w:rFonts w:asciiTheme="minorHAnsi" w:hAnsiTheme="minorHAnsi" w:cstheme="minorHAnsi"/>
+          <w:i/>
+          <w:iCs/>
+          <w:sz w:val="18"/>
+          <w:szCs w:val="18"/>
+        </w:rPr>
+        <w:t xml:space="preserve"> maligna (</w:t>
+      </w:r>
+      <w:proofErr w:type="spellStart"/>
+      <w:r>
+        <w:rPr>
+          <w:rFonts w:asciiTheme="minorHAnsi" w:hAnsiTheme="minorHAnsi" w:cstheme="minorHAnsi"/>
+          <w:i/>
+          <w:iCs/>
+          <w:sz w:val="18"/>
+          <w:szCs w:val="18"/>
+        </w:rPr>
+        <w:t>minoritária</w:t>
+      </w:r>
+      <w:proofErr w:type="spellEnd"/>
+      <w:r>
+        <w:rPr>
+          <w:rFonts w:asciiTheme="minorHAnsi" w:hAnsiTheme="minorHAnsi" w:cstheme="minorHAnsi"/>
+          <w:i/>
+          <w:iCs/>
+          <w:sz w:val="18"/>
+          <w:szCs w:val="18"/>
+        </w:rPr>
+        <w:t>).</w:t>
+      </w:r>
+    </w:p>
+    <w:p>
+      <w:pPr>
+        <w:pStyle w:val="Heading1"/>
+        <w:jc w:val="both"/>
+        <w:rPr>
+          <w:rFonts w:asciiTheme="minorHAnsi" w:hAnsiTheme="minorHAnsi" w:cstheme="minorHAnsi"/>
+          <w:color w:val="auto"/>
+        </w:rPr>
+      </w:pPr>
+      <w:bookmarkStart w:id="24" w:name="_Toc238679239"/>
+      <w:bookmarkStart w:id="25" w:name="_Toc238679552"/>
+      <w:r>
+        <w:rPr>
+          <w:rFonts w:asciiTheme="minorHAnsi" w:hAnsiTheme="minorHAnsi" w:cstheme="minorHAnsi"/>
+          <w:color w:val="auto"/>
+        </w:rPr>
+        <w:t xml:space="preserve">8. </w:t>
+      </w:r>
+      <w:proofErr w:type="spellStart"/>
+      <w:r>
+        <w:rPr>
+          <w:rFonts w:asciiTheme="minorHAnsi" w:hAnsiTheme="minorHAnsi" w:cstheme="minorHAnsi"/>
+          <w:color w:val="auto"/>
+        </w:rPr>
+        <w:t>Validação</w:t>
+      </w:r>
+      <w:proofErr w:type="spellEnd"/>
+      <w:r>
+        <w:rPr>
+          <w:rFonts w:asciiTheme="minorHAnsi" w:hAnsiTheme="minorHAnsi" w:cstheme="minorHAnsi"/>
+          <w:color w:val="auto"/>
+        </w:rPr>
+        <w:t xml:space="preserve"> Cruzada</w:t>
+      </w:r>
+      <w:bookmarkEnd w:id="24"/>
+      <w:bookmarkEnd w:id="25"/>
+    </w:p>
+    <w:p>
+      <w:pPr>
+        <w:spacing w:after="160"/>
+        <w:jc w:val="both"/>
+        <w:rPr>
+          <w:rFonts w:asciiTheme="minorHAnsi" w:hAnsiTheme="minorHAnsi" w:cstheme="minorHAnsi"/>
+        </w:rPr>
+      </w:pPr>
+      <w:r>
+        <w:rPr>
+          <w:rFonts w:asciiTheme="minorHAnsi" w:hAnsiTheme="minorHAnsi" w:cstheme="minorHAnsi"/>
+        </w:rPr>
+        <w:t xml:space="preserve">Foi utilizada </w:t>
+      </w:r>
+      <w:proofErr w:type="spellStart"/>
+      <w:r>
+        <w:rPr>
+          <w:rFonts w:asciiTheme="minorHAnsi" w:hAnsiTheme="minorHAnsi" w:cstheme="minorHAnsi"/>
+        </w:rPr>
+        <w:t>validação</w:t>
+      </w:r>
+      <w:proofErr w:type="spellEnd"/>
+      <w:r>
+        <w:rPr>
+          <w:rFonts w:asciiTheme="minorHAnsi" w:hAnsiTheme="minorHAnsi" w:cstheme="minorHAnsi"/>
+        </w:rPr>
+        <w:t xml:space="preserve"> cruzada estratificada </w:t>
+      </w:r>
+      <w:proofErr w:type="spellStart"/>
+      <w:r>
+        <w:rPr>
+          <w:rFonts w:asciiTheme="minorHAnsi" w:hAnsiTheme="minorHAnsi" w:cstheme="minorHAnsi"/>
+        </w:rPr>
+        <w:t>com</w:t>
+      </w:r>
+      <w:proofErr w:type="spellEnd"/>
+      <w:r>
+        <w:rPr>
+          <w:rFonts w:asciiTheme="minorHAnsi" w:hAnsiTheme="minorHAnsi" w:cstheme="minorHAnsi"/>
+        </w:rPr>
+        <w:t xml:space="preserve"> cinco </w:t>
+      </w:r>
+      <w:proofErr w:type="spellStart"/>
+      <w:r>
+        <w:rPr>
+          <w:rFonts w:asciiTheme="minorHAnsi" w:hAnsiTheme="minorHAnsi" w:cstheme="minorHAnsi"/>
+        </w:rPr>
+        <w:t>folds</w:t>
+      </w:r>
+      <w:proofErr w:type="spellEnd"/>
+      <w:r>
+        <w:rPr>
+          <w:rFonts w:asciiTheme="minorHAnsi" w:hAnsiTheme="minorHAnsi" w:cstheme="minorHAnsi"/>
+        </w:rPr>
+        <w:t xml:space="preserve"> (</w:t>
+      </w:r>
+      <w:proofErr w:type="spellStart"/>
+      <w:r>
+        <w:rPr>
+          <w:rFonts w:asciiTheme="minorHAnsi" w:hAnsiTheme="minorHAnsi" w:cstheme="minorHAnsi"/>
+        </w:rPr>
+        <w:t>StratifiedKFold</w:t>
+      </w:r>
+      <w:proofErr w:type="spellEnd"/>
+      <w:r>
+        <w:rPr>
+          <w:rFonts w:asciiTheme="minorHAnsi" w:hAnsiTheme="minorHAnsi" w:cstheme="minorHAnsi"/>
+        </w:rPr>
+        <w:t xml:space="preserve">, </w:t>
+      </w:r>
+      <w:proofErr w:type="spellStart"/>
+      <w:r>
+        <w:rPr>
+          <w:rFonts w:asciiTheme="minorHAnsi" w:hAnsiTheme="minorHAnsi" w:cstheme="minorHAnsi"/>
+        </w:rPr>
+        <w:t>n_splits</w:t>
+      </w:r>
+      <w:proofErr w:type="spellEnd"/>
+      <w:r>
+        <w:rPr>
+          <w:rFonts w:asciiTheme="minorHAnsi" w:hAnsiTheme="minorHAnsi" w:cstheme="minorHAnsi"/>
+        </w:rPr>
+        <w:t xml:space="preserve">=5, </w:t>
+      </w:r>
+      <w:proofErr w:type="spellStart"/>
+      <w:r>
+        <w:rPr>
+          <w:rFonts w:asciiTheme="minorHAnsi" w:hAnsiTheme="minorHAnsi" w:cstheme="minorHAnsi"/>
+        </w:rPr>
+        <w:t>shuffle</w:t>
+      </w:r>
+      <w:proofErr w:type="spellEnd"/>
+      <w:r>
+        <w:rPr>
+          <w:rFonts w:asciiTheme="minorHAnsi" w:hAnsiTheme="minorHAnsi" w:cstheme="minorHAnsi"/>
+        </w:rPr>
+        <w:t xml:space="preserve">=True, </w:t>
+      </w:r>
+      <w:proofErr w:type="spellStart"/>
+      <w:r>
+        <w:rPr>
+          <w:rFonts w:asciiTheme="minorHAnsi" w:hAnsiTheme="minorHAnsi" w:cstheme="minorHAnsi"/>
+        </w:rPr>
+        <w:t>random_state</w:t>
+      </w:r>
+      <w:proofErr w:type="spellEnd"/>
+      <w:r>
+        <w:rPr>
+          <w:rFonts w:asciiTheme="minorHAnsi" w:hAnsiTheme="minorHAnsi" w:cstheme="minorHAnsi"/>
+        </w:rPr>
+        <w:t xml:space="preserve">=42). A </w:t>
+      </w:r>
+      <w:proofErr w:type="spellStart"/>
+      <w:r>
+        <w:rPr>
+          <w:rFonts w:asciiTheme="minorHAnsi" w:hAnsiTheme="minorHAnsi" w:cstheme="minorHAnsi"/>
+        </w:rPr>
+        <w:t>Regressão</w:t>
+      </w:r>
+      <w:proofErr w:type="spellEnd"/>
+      <w:r>
+        <w:rPr>
+          <w:rFonts w:asciiTheme="minorHAnsi" w:hAnsiTheme="minorHAnsi" w:cstheme="minorHAnsi"/>
+        </w:rPr>
+        <w:t xml:space="preserve"> Logística </w:t>
+      </w:r>
+      <w:proofErr w:type="spellStart"/>
+      <w:r>
+        <w:rPr>
+          <w:rFonts w:asciiTheme="minorHAnsi" w:hAnsiTheme="minorHAnsi" w:cstheme="minorHAnsi"/>
+        </w:rPr>
+        <w:t>apresentou</w:t>
+      </w:r>
+      <w:proofErr w:type="spellEnd"/>
+      <w:r>
+        <w:rPr>
+          <w:rFonts w:asciiTheme="minorHAnsi" w:hAnsiTheme="minorHAnsi" w:cstheme="minorHAnsi"/>
+        </w:rPr>
+        <w:t xml:space="preserve"> o </w:t>
+      </w:r>
+      <w:proofErr w:type="spellStart"/>
+      <w:r>
+        <w:rPr>
+          <w:rFonts w:asciiTheme="minorHAnsi" w:hAnsiTheme="minorHAnsi" w:cstheme="minorHAnsi"/>
+        </w:rPr>
+        <w:t>maior</w:t>
+      </w:r>
+      <w:proofErr w:type="spellEnd"/>
+      <w:r>
+        <w:rPr>
+          <w:rFonts w:asciiTheme="minorHAnsi" w:hAnsiTheme="minorHAnsi" w:cstheme="minorHAnsi"/>
+        </w:rPr>
+        <w:t xml:space="preserve"> </w:t>
+      </w:r>
+      <w:proofErr w:type="spellStart"/>
+      <w:r>
+        <w:rPr>
+          <w:rFonts w:asciiTheme="minorHAnsi" w:hAnsiTheme="minorHAnsi" w:cstheme="minorHAnsi"/>
+        </w:rPr>
+        <w:t>recall</w:t>
+      </w:r>
+      <w:proofErr w:type="spellEnd"/>
+      <w:r>
+        <w:rPr>
+          <w:rFonts w:asciiTheme="minorHAnsi" w:hAnsiTheme="minorHAnsi" w:cstheme="minorHAnsi"/>
+        </w:rPr>
+        <w:t xml:space="preserve"> </w:t>
+      </w:r>
+      <w:proofErr w:type="spellStart"/>
+      <w:r>
+        <w:rPr>
+          <w:rFonts w:asciiTheme="minorHAnsi" w:hAnsiTheme="minorHAnsi" w:cstheme="minorHAnsi"/>
+        </w:rPr>
+        <w:t>médio</w:t>
+      </w:r>
+      <w:proofErr w:type="spellEnd"/>
+      <w:r>
+        <w:rPr>
+          <w:rFonts w:asciiTheme="minorHAnsi" w:hAnsiTheme="minorHAnsi" w:cstheme="minorHAnsi"/>
+        </w:rPr>
+        <w:t xml:space="preserve"> (95,3%), seguida pelo Random Forest (94,1%), KNN (91,8%) e </w:t>
+      </w:r>
+      <w:proofErr w:type="spellStart"/>
+      <w:r>
+        <w:rPr>
+          <w:rFonts w:asciiTheme="minorHAnsi" w:hAnsiTheme="minorHAnsi" w:cstheme="minorHAnsi"/>
+        </w:rPr>
+        <w:t>Árvore</w:t>
+      </w:r>
+      <w:proofErr w:type="spellEnd"/>
+      <w:r>
+        <w:rPr>
+          <w:rFonts w:asciiTheme="minorHAnsi" w:hAnsiTheme="minorHAnsi" w:cstheme="minorHAnsi"/>
+        </w:rPr>
+        <w:t xml:space="preserve"> de </w:t>
+      </w:r>
+      <w:proofErr w:type="spellStart"/>
+      <w:r>
+        <w:rPr>
+          <w:rFonts w:asciiTheme="minorHAnsi" w:hAnsiTheme="minorHAnsi" w:cstheme="minorHAnsi"/>
+        </w:rPr>
+        <w:t>Decisão</w:t>
+      </w:r>
+      <w:proofErr w:type="spellEnd"/>
+      <w:r>
+        <w:rPr>
+          <w:rFonts w:asciiTheme="minorHAnsi" w:hAnsiTheme="minorHAnsi" w:cstheme="minorHAnsi"/>
+        </w:rPr>
+        <w:t xml:space="preserve"> (85,3%), </w:t>
+      </w:r>
+      <w:proofErr w:type="spellStart"/>
+      <w:r>
+        <w:rPr>
+          <w:rFonts w:asciiTheme="minorHAnsi" w:hAnsiTheme="minorHAnsi" w:cstheme="minorHAnsi"/>
+        </w:rPr>
+        <w:t>com</w:t>
+      </w:r>
+      <w:proofErr w:type="spellEnd"/>
+      <w:r>
+        <w:rPr>
+          <w:rFonts w:asciiTheme="minorHAnsi" w:hAnsiTheme="minorHAnsi" w:cstheme="minorHAnsi"/>
+        </w:rPr>
+        <w:t xml:space="preserve"> o menor </w:t>
+      </w:r>
+      <w:proofErr w:type="spellStart"/>
+      <w:r>
+        <w:rPr>
+          <w:rFonts w:asciiTheme="minorHAnsi" w:hAnsiTheme="minorHAnsi" w:cstheme="minorHAnsi"/>
+        </w:rPr>
+        <w:t>desvio-padrão</w:t>
+      </w:r>
+      <w:proofErr w:type="spellEnd"/>
+      <w:r>
+        <w:rPr>
+          <w:rFonts w:asciiTheme="minorHAnsi" w:hAnsiTheme="minorHAnsi" w:cstheme="minorHAnsi"/>
+        </w:rPr>
+        <w:t xml:space="preserve"> entre os </w:t>
+      </w:r>
+      <w:proofErr w:type="spellStart"/>
+      <w:r>
+        <w:rPr>
+          <w:rFonts w:asciiTheme="minorHAnsi" w:hAnsiTheme="minorHAnsi" w:cstheme="minorHAnsi"/>
+        </w:rPr>
+        <w:t>folds</w:t>
+      </w:r>
+      <w:proofErr w:type="spellEnd"/>
+      <w:r>
+        <w:rPr>
+          <w:rFonts w:asciiTheme="minorHAnsi" w:hAnsiTheme="minorHAnsi" w:cstheme="minorHAnsi"/>
+        </w:rPr>
+        <w:t xml:space="preserve"> — indicando </w:t>
+      </w:r>
+      <w:proofErr w:type="spellStart"/>
+      <w:r>
+        <w:rPr>
+          <w:rFonts w:asciiTheme="minorHAnsi" w:hAnsiTheme="minorHAnsi" w:cstheme="minorHAnsi"/>
+        </w:rPr>
+        <w:t>maior</w:t>
+      </w:r>
+      <w:proofErr w:type="spellEnd"/>
+      <w:r>
+        <w:rPr>
+          <w:rFonts w:asciiTheme="minorHAnsi" w:hAnsiTheme="minorHAnsi" w:cstheme="minorHAnsi"/>
+        </w:rPr>
+        <w:t xml:space="preserve"> </w:t>
+      </w:r>
+      <w:proofErr w:type="spellStart"/>
+      <w:r>
+        <w:rPr>
+          <w:rFonts w:asciiTheme="minorHAnsi" w:hAnsiTheme="minorHAnsi" w:cstheme="minorHAnsi"/>
+        </w:rPr>
+        <w:t>estabilidade</w:t>
+      </w:r>
+      <w:proofErr w:type="spellEnd"/>
+      <w:r>
+        <w:rPr>
+          <w:rFonts w:asciiTheme="minorHAnsi" w:hAnsiTheme="minorHAnsi" w:cstheme="minorHAnsi"/>
+        </w:rPr>
+        <w:t>.</w:t>
+      </w:r>
+    </w:p>
+    <w:p>
+      <w:pPr>
+        <w:spacing w:before="200" w:after="80"/>
+        <w:jc w:val="center"/>
+        <w:rPr>
+          <w:rFonts w:asciiTheme="minorHAnsi" w:hAnsiTheme="minorHAnsi" w:cstheme="minorHAnsi"/>
+        </w:rPr>
+      </w:pPr>
+      <w:r>
+        <w:rPr>
+          <w:rFonts w:asciiTheme="minorHAnsi" w:hAnsiTheme="minorHAnsi" w:cstheme="minorHAnsi"/>
+          <w:noProof/>
+        </w:rPr>
+        <w:drawing>
+          <wp:inline distT="0" distB="0" distL="0" distR="0" wp14:anchorId="536B91F6" wp14:editId="60CB6794">
+            <wp:extent cx="4762500" cy="2828925"/>
+            <wp:effectExtent l="0" t="0" r="0" b="0"/>
+            <wp:docPr id="1493105206" name="Picture 1493105206"/>
+            <wp:cNvGraphicFramePr>
+              <a:graphicFrameLocks xmlns:a="http://schemas.openxmlformats.org/drawingml/2006/main" noChangeAspect="1"/>
+            </wp:cNvGraphicFramePr>
+            <a:graphic xmlns:a="http://schemas.openxmlformats.org/drawingml/2006/main">
+              <a:graphicData uri="http://schemas.openxmlformats.org/drawingml/2006/picture">
+                <pic:pic xmlns:pic="http://schemas.openxmlformats.org/drawingml/2006/picture">
+                  <pic:nvPicPr>
+                    <pic:cNvPr id="0" name=""/>
+                    <pic:cNvPicPr>
+                      <a:picLocks noChangeAspect="1" noChangeArrowheads="1"/>
+                    </pic:cNvPicPr>
+                  </pic:nvPicPr>
+                  <pic:blipFill>
+                    <a:blip r:embed="rId19"/>
+                    <a:srcRect/>
+                    <a:stretch>
+                      <a:fillRect/>
+                    </a:stretch>
+                  </pic:blipFill>
+                  <pic:spPr bwMode="auto">
+                    <a:xfrm>
+                      <a:off x="0" y="0"/>
                       <a:ext cx="4762500" cy="2828925"/>
                     </a:xfrm>
                     <a:prstGeom prst="rect">
@@ -10864,7 +10889,7 @@
                     </pic:cNvPicPr>
                   </pic:nvPicPr>
                   <pic:blipFill>
-                    <a:blip r:embed="rId19"/>
+                    <a:blip r:embed="rId20"/>
                     <a:srcRect/>
                     <a:stretch>
                       <a:fillRect/>
@@ -11697,7 +11722,7 @@
                     </pic:cNvPicPr>
                   </pic:nvPicPr>
                   <pic:blipFill>
-                    <a:blip r:embed="rId20"/>
+                    <a:blip r:embed="rId21"/>
                     <a:srcRect/>
                     <a:stretch>
                       <a:fillRect/>
@@ -11844,564 +11869,6 @@
             <wp:extent cx="3238500" cy="2924175"/>
             <wp:effectExtent l="0" t="0" r="0" b="0"/>
             <wp:docPr id="529993947" name="Picture 529993947"/>
-            <wp:cNvGraphicFramePr>
-              <a:graphicFrameLocks xmlns:a="http://schemas.openxmlformats.org/drawingml/2006/main" noChangeAspect="1"/>
-            </wp:cNvGraphicFramePr>
-            <a:graphic xmlns:a="http://schemas.openxmlformats.org/drawingml/2006/main">
-              <a:graphicData uri="http://schemas.openxmlformats.org/drawingml/2006/picture">
-                <pic:pic xmlns:pic="http://schemas.openxmlformats.org/drawingml/2006/picture">
-                  <pic:nvPicPr>
-                    <pic:cNvPr id="0" name=""/>
-                    <pic:cNvPicPr>
-                      <a:picLocks noChangeAspect="1" noChangeArrowheads="1"/>
-                    </pic:cNvPicPr>
-                  </pic:nvPicPr>
-                  <pic:blipFill>
-                    <a:blip r:embed="rId21"/>
-                    <a:srcRect/>
-                    <a:stretch>
-                      <a:fillRect/>
-                    </a:stretch>
-                  </pic:blipFill>
-                  <pic:spPr bwMode="auto">
-                    <a:xfrm>
-                      <a:off x="0" y="0"/>
-                      <a:ext cx="3238500" cy="2924175"/>
-                    </a:xfrm>
-                    <a:prstGeom prst="rect">
-                      <a:avLst/>
-                    </a:prstGeom>
-                  </pic:spPr>
-                </pic:pic>
-              </a:graphicData>
-            </a:graphic>
-          </wp:inline>
-        </w:drawing>
-      </w:r>
-    </w:p>
-    <w:p>
-      <w:pPr>
-        <w:spacing w:after="240"/>
-        <w:jc w:val="center"/>
-        <w:rPr>
-          <w:rFonts w:asciiTheme="minorHAnsi" w:hAnsiTheme="minorHAnsi" w:cstheme="minorHAnsi"/>
-        </w:rPr>
-      </w:pPr>
-      <w:r>
-        <w:rPr>
-          <w:rFonts w:asciiTheme="minorHAnsi" w:hAnsiTheme="minorHAnsi" w:cstheme="minorHAnsi"/>
-          <w:i/>
-          <w:iCs/>
-          <w:sz w:val="18"/>
-          <w:szCs w:val="18"/>
-        </w:rPr>
-        <w:t xml:space="preserve">Figura 13 — Matriz de </w:t>
-      </w:r>
-      <w:proofErr w:type="spellStart"/>
-      <w:r>
-        <w:rPr>
-          <w:rFonts w:asciiTheme="minorHAnsi" w:hAnsiTheme="minorHAnsi" w:cstheme="minorHAnsi"/>
-          <w:i/>
-          <w:iCs/>
-          <w:sz w:val="18"/>
-          <w:szCs w:val="18"/>
-        </w:rPr>
-        <w:t>confusão</w:t>
-      </w:r>
-      <w:proofErr w:type="spellEnd"/>
-      <w:r>
-        <w:rPr>
-          <w:rFonts w:asciiTheme="minorHAnsi" w:hAnsiTheme="minorHAnsi" w:cstheme="minorHAnsi"/>
-          <w:i/>
-          <w:iCs/>
-          <w:sz w:val="18"/>
-          <w:szCs w:val="18"/>
-        </w:rPr>
-        <w:t xml:space="preserve"> do modelo final (</w:t>
-      </w:r>
-      <w:proofErr w:type="spellStart"/>
-      <w:r>
-        <w:rPr>
-          <w:rFonts w:asciiTheme="minorHAnsi" w:hAnsiTheme="minorHAnsi" w:cstheme="minorHAnsi"/>
-          <w:i/>
-          <w:iCs/>
-          <w:sz w:val="18"/>
-          <w:szCs w:val="18"/>
-        </w:rPr>
-        <w:t>Regressão</w:t>
-      </w:r>
-      <w:proofErr w:type="spellEnd"/>
-      <w:r>
-        <w:rPr>
-          <w:rFonts w:asciiTheme="minorHAnsi" w:hAnsiTheme="minorHAnsi" w:cstheme="minorHAnsi"/>
-          <w:i/>
-          <w:iCs/>
-          <w:sz w:val="18"/>
-          <w:szCs w:val="18"/>
-        </w:rPr>
-        <w:t xml:space="preserve"> Logística </w:t>
-      </w:r>
-      <w:proofErr w:type="spellStart"/>
-      <w:r>
-        <w:rPr>
-          <w:rFonts w:asciiTheme="minorHAnsi" w:hAnsiTheme="minorHAnsi" w:cstheme="minorHAnsi"/>
-          <w:i/>
-          <w:iCs/>
-          <w:sz w:val="18"/>
-          <w:szCs w:val="18"/>
-        </w:rPr>
-        <w:t>otimizada</w:t>
-      </w:r>
-      <w:proofErr w:type="spellEnd"/>
-      <w:r>
-        <w:rPr>
-          <w:rFonts w:asciiTheme="minorHAnsi" w:hAnsiTheme="minorHAnsi" w:cstheme="minorHAnsi"/>
-          <w:i/>
-          <w:iCs/>
-          <w:sz w:val="18"/>
-          <w:szCs w:val="18"/>
-        </w:rPr>
-        <w:t>) no conjunto de teste.</w:t>
-      </w:r>
-    </w:p>
-    <w:p>
-      <w:pPr>
-        <w:pStyle w:val="Heading1"/>
-        <w:jc w:val="both"/>
-        <w:rPr>
-          <w:rFonts w:asciiTheme="minorHAnsi" w:hAnsiTheme="minorHAnsi" w:cstheme="minorHAnsi"/>
-          <w:color w:val="auto"/>
-        </w:rPr>
-      </w:pPr>
-      <w:bookmarkStart w:id="28" w:name="_Toc238679241"/>
-      <w:bookmarkStart w:id="29" w:name="_Toc238679554"/>
-      <w:r>
-        <w:rPr>
-          <w:rFonts w:asciiTheme="minorHAnsi" w:hAnsiTheme="minorHAnsi" w:cstheme="minorHAnsi"/>
-          <w:color w:val="auto"/>
-        </w:rPr>
-        <w:t xml:space="preserve">10. </w:t>
-      </w:r>
-      <w:proofErr w:type="spellStart"/>
-      <w:r>
-        <w:rPr>
-          <w:rFonts w:asciiTheme="minorHAnsi" w:hAnsiTheme="minorHAnsi" w:cstheme="minorHAnsi"/>
-          <w:color w:val="auto"/>
-        </w:rPr>
-        <w:t>Explicabilidade</w:t>
-      </w:r>
-      <w:bookmarkEnd w:id="28"/>
-      <w:bookmarkEnd w:id="29"/>
-      <w:proofErr w:type="spellEnd"/>
-    </w:p>
-    <w:p>
-      <w:pPr>
-        <w:pStyle w:val="Heading2"/>
-        <w:jc w:val="both"/>
-        <w:rPr>
-          <w:rFonts w:asciiTheme="minorHAnsi" w:hAnsiTheme="minorHAnsi" w:cstheme="minorHAnsi"/>
-          <w:color w:val="auto"/>
-        </w:rPr>
-      </w:pPr>
-      <w:bookmarkStart w:id="30" w:name="_Toc238679242"/>
-      <w:bookmarkStart w:id="31" w:name="_Toc238679555"/>
-      <w:r>
-        <w:rPr>
-          <w:rFonts w:asciiTheme="minorHAnsi" w:hAnsiTheme="minorHAnsi" w:cstheme="minorHAnsi"/>
-          <w:color w:val="auto"/>
-        </w:rPr>
-        <w:t xml:space="preserve">10.1 </w:t>
-      </w:r>
-      <w:proofErr w:type="spellStart"/>
-      <w:r>
-        <w:rPr>
-          <w:rFonts w:asciiTheme="minorHAnsi" w:hAnsiTheme="minorHAnsi" w:cstheme="minorHAnsi"/>
-          <w:color w:val="auto"/>
-        </w:rPr>
-        <w:t>Importância</w:t>
-      </w:r>
-      <w:proofErr w:type="spellEnd"/>
-      <w:r>
-        <w:rPr>
-          <w:rFonts w:asciiTheme="minorHAnsi" w:hAnsiTheme="minorHAnsi" w:cstheme="minorHAnsi"/>
-          <w:color w:val="auto"/>
-        </w:rPr>
-        <w:t xml:space="preserve"> por </w:t>
-      </w:r>
-      <w:proofErr w:type="spellStart"/>
-      <w:r>
-        <w:rPr>
-          <w:rFonts w:asciiTheme="minorHAnsi" w:hAnsiTheme="minorHAnsi" w:cstheme="minorHAnsi"/>
-          <w:color w:val="auto"/>
-        </w:rPr>
-        <w:t>permutação</w:t>
-      </w:r>
-      <w:bookmarkEnd w:id="30"/>
-      <w:bookmarkEnd w:id="31"/>
-      <w:proofErr w:type="spellEnd"/>
-    </w:p>
-    <w:p>
-      <w:pPr>
-        <w:spacing w:after="160"/>
-        <w:jc w:val="both"/>
-        <w:rPr>
-          <w:rFonts w:asciiTheme="minorHAnsi" w:hAnsiTheme="minorHAnsi" w:cstheme="minorHAnsi"/>
-          <w:lang w:val="en-US"/>
-        </w:rPr>
-      </w:pPr>
-      <w:r>
-        <w:rPr>
-          <w:rFonts w:asciiTheme="minorHAnsi" w:hAnsiTheme="minorHAnsi" w:cstheme="minorHAnsi"/>
-        </w:rPr>
-        <w:t xml:space="preserve">Mede o </w:t>
-      </w:r>
-      <w:proofErr w:type="spellStart"/>
-      <w:r>
-        <w:rPr>
-          <w:rFonts w:asciiTheme="minorHAnsi" w:hAnsiTheme="minorHAnsi" w:cstheme="minorHAnsi"/>
-        </w:rPr>
-        <w:t>quanto</w:t>
-      </w:r>
-      <w:proofErr w:type="spellEnd"/>
-      <w:r>
-        <w:rPr>
-          <w:rFonts w:asciiTheme="minorHAnsi" w:hAnsiTheme="minorHAnsi" w:cstheme="minorHAnsi"/>
-        </w:rPr>
-        <w:t xml:space="preserve"> o </w:t>
-      </w:r>
-      <w:proofErr w:type="spellStart"/>
-      <w:r>
-        <w:rPr>
-          <w:rFonts w:asciiTheme="minorHAnsi" w:hAnsiTheme="minorHAnsi" w:cstheme="minorHAnsi"/>
-        </w:rPr>
-        <w:t>desempenho</w:t>
-      </w:r>
-      <w:proofErr w:type="spellEnd"/>
-      <w:r>
-        <w:rPr>
-          <w:rFonts w:asciiTheme="minorHAnsi" w:hAnsiTheme="minorHAnsi" w:cstheme="minorHAnsi"/>
-        </w:rPr>
-        <w:t xml:space="preserve"> do modelo </w:t>
-      </w:r>
-      <w:proofErr w:type="spellStart"/>
-      <w:r>
-        <w:rPr>
-          <w:rFonts w:asciiTheme="minorHAnsi" w:hAnsiTheme="minorHAnsi" w:cstheme="minorHAnsi"/>
-        </w:rPr>
-        <w:t>diminui</w:t>
-      </w:r>
-      <w:proofErr w:type="spellEnd"/>
-      <w:r>
-        <w:rPr>
-          <w:rFonts w:asciiTheme="minorHAnsi" w:hAnsiTheme="minorHAnsi" w:cstheme="minorHAnsi"/>
-        </w:rPr>
-        <w:t xml:space="preserve"> </w:t>
-      </w:r>
-      <w:proofErr w:type="spellStart"/>
-      <w:r>
-        <w:rPr>
-          <w:rFonts w:asciiTheme="minorHAnsi" w:hAnsiTheme="minorHAnsi" w:cstheme="minorHAnsi"/>
-        </w:rPr>
-        <w:t>quando</w:t>
-      </w:r>
-      <w:proofErr w:type="spellEnd"/>
-      <w:r>
-        <w:rPr>
-          <w:rFonts w:asciiTheme="minorHAnsi" w:hAnsiTheme="minorHAnsi" w:cstheme="minorHAnsi"/>
-        </w:rPr>
-        <w:t xml:space="preserve"> os valores de </w:t>
-      </w:r>
-      <w:proofErr w:type="spellStart"/>
-      <w:r>
-        <w:rPr>
-          <w:rFonts w:asciiTheme="minorHAnsi" w:hAnsiTheme="minorHAnsi" w:cstheme="minorHAnsi"/>
-        </w:rPr>
-        <w:t>uma</w:t>
-      </w:r>
-      <w:proofErr w:type="spellEnd"/>
-      <w:r>
-        <w:rPr>
-          <w:rFonts w:asciiTheme="minorHAnsi" w:hAnsiTheme="minorHAnsi" w:cstheme="minorHAnsi"/>
-        </w:rPr>
-        <w:t xml:space="preserve"> </w:t>
-      </w:r>
-      <w:proofErr w:type="spellStart"/>
-      <w:r>
-        <w:rPr>
-          <w:rFonts w:asciiTheme="minorHAnsi" w:hAnsiTheme="minorHAnsi" w:cstheme="minorHAnsi"/>
-        </w:rPr>
-        <w:t>variável</w:t>
-      </w:r>
-      <w:proofErr w:type="spellEnd"/>
-      <w:r>
-        <w:rPr>
-          <w:rFonts w:asciiTheme="minorHAnsi" w:hAnsiTheme="minorHAnsi" w:cstheme="minorHAnsi"/>
-        </w:rPr>
-        <w:t xml:space="preserve"> </w:t>
-      </w:r>
-      <w:proofErr w:type="spellStart"/>
-      <w:r>
-        <w:rPr>
-          <w:rFonts w:asciiTheme="minorHAnsi" w:hAnsiTheme="minorHAnsi" w:cstheme="minorHAnsi"/>
-        </w:rPr>
-        <w:t>são</w:t>
-      </w:r>
-      <w:proofErr w:type="spellEnd"/>
-      <w:r>
-        <w:rPr>
-          <w:rFonts w:asciiTheme="minorHAnsi" w:hAnsiTheme="minorHAnsi" w:cstheme="minorHAnsi"/>
-        </w:rPr>
-        <w:t xml:space="preserve"> </w:t>
-      </w:r>
-      <w:proofErr w:type="spellStart"/>
-      <w:r>
-        <w:rPr>
-          <w:rFonts w:asciiTheme="minorHAnsi" w:hAnsiTheme="minorHAnsi" w:cstheme="minorHAnsi"/>
-        </w:rPr>
-        <w:t>embaralhados</w:t>
-      </w:r>
-      <w:proofErr w:type="spellEnd"/>
-      <w:r>
-        <w:rPr>
-          <w:rFonts w:asciiTheme="minorHAnsi" w:hAnsiTheme="minorHAnsi" w:cstheme="minorHAnsi"/>
-        </w:rPr>
-        <w:t xml:space="preserve"> aleatoriamente. </w:t>
-      </w:r>
-      <w:r>
-        <w:rPr>
-          <w:rFonts w:asciiTheme="minorHAnsi" w:hAnsiTheme="minorHAnsi" w:cstheme="minorHAnsi"/>
-          <w:lang w:val="en-US"/>
-        </w:rPr>
-        <w:t xml:space="preserve">As </w:t>
-      </w:r>
-      <w:proofErr w:type="spellStart"/>
-      <w:r>
-        <w:rPr>
-          <w:rFonts w:asciiTheme="minorHAnsi" w:hAnsiTheme="minorHAnsi" w:cstheme="minorHAnsi"/>
-          <w:lang w:val="en-US"/>
-        </w:rPr>
-        <w:t>características</w:t>
-      </w:r>
-      <w:proofErr w:type="spellEnd"/>
-      <w:r>
-        <w:rPr>
-          <w:rFonts w:asciiTheme="minorHAnsi" w:hAnsiTheme="minorHAnsi" w:cstheme="minorHAnsi"/>
-          <w:lang w:val="en-US"/>
-        </w:rPr>
-        <w:t xml:space="preserve"> </w:t>
-      </w:r>
-      <w:proofErr w:type="spellStart"/>
-      <w:r>
-        <w:rPr>
-          <w:rFonts w:asciiTheme="minorHAnsi" w:hAnsiTheme="minorHAnsi" w:cstheme="minorHAnsi"/>
-          <w:lang w:val="en-US"/>
-        </w:rPr>
-        <w:t>mais</w:t>
-      </w:r>
-      <w:proofErr w:type="spellEnd"/>
-      <w:r>
-        <w:rPr>
-          <w:rFonts w:asciiTheme="minorHAnsi" w:hAnsiTheme="minorHAnsi" w:cstheme="minorHAnsi"/>
-          <w:lang w:val="en-US"/>
-        </w:rPr>
-        <w:t xml:space="preserve"> </w:t>
-      </w:r>
-      <w:proofErr w:type="spellStart"/>
-      <w:r>
-        <w:rPr>
-          <w:rFonts w:asciiTheme="minorHAnsi" w:hAnsiTheme="minorHAnsi" w:cstheme="minorHAnsi"/>
-          <w:lang w:val="en-US"/>
-        </w:rPr>
-        <w:t>relevantes</w:t>
-      </w:r>
-      <w:proofErr w:type="spellEnd"/>
-      <w:r>
-        <w:rPr>
-          <w:rFonts w:asciiTheme="minorHAnsi" w:hAnsiTheme="minorHAnsi" w:cstheme="minorHAnsi"/>
-          <w:lang w:val="en-US"/>
-        </w:rPr>
-        <w:t xml:space="preserve"> </w:t>
-      </w:r>
-      <w:proofErr w:type="spellStart"/>
-      <w:r>
-        <w:rPr>
-          <w:rFonts w:asciiTheme="minorHAnsi" w:hAnsiTheme="minorHAnsi" w:cstheme="minorHAnsi"/>
-          <w:lang w:val="en-US"/>
-        </w:rPr>
-        <w:t>identificadas</w:t>
-      </w:r>
-      <w:proofErr w:type="spellEnd"/>
-      <w:r>
-        <w:rPr>
-          <w:rFonts w:asciiTheme="minorHAnsi" w:hAnsiTheme="minorHAnsi" w:cstheme="minorHAnsi"/>
-          <w:lang w:val="en-US"/>
-        </w:rPr>
-        <w:t xml:space="preserve"> </w:t>
-      </w:r>
-      <w:proofErr w:type="spellStart"/>
-      <w:r>
-        <w:rPr>
-          <w:rFonts w:asciiTheme="minorHAnsi" w:hAnsiTheme="minorHAnsi" w:cstheme="minorHAnsi"/>
-          <w:lang w:val="en-US"/>
-        </w:rPr>
-        <w:t>foram</w:t>
-      </w:r>
-      <w:proofErr w:type="spellEnd"/>
-      <w:r>
-        <w:rPr>
-          <w:rFonts w:asciiTheme="minorHAnsi" w:hAnsiTheme="minorHAnsi" w:cstheme="minorHAnsi"/>
-          <w:lang w:val="en-US"/>
-        </w:rPr>
-        <w:t xml:space="preserve"> </w:t>
-      </w:r>
-      <w:proofErr w:type="spellStart"/>
-      <w:r>
-        <w:rPr>
-          <w:rFonts w:asciiTheme="minorHAnsi" w:hAnsiTheme="minorHAnsi" w:cstheme="minorHAnsi"/>
-          <w:lang w:val="en-US"/>
-        </w:rPr>
-        <w:t>texture_worst</w:t>
-      </w:r>
-      <w:proofErr w:type="spellEnd"/>
-      <w:r>
-        <w:rPr>
-          <w:rFonts w:asciiTheme="minorHAnsi" w:hAnsiTheme="minorHAnsi" w:cstheme="minorHAnsi"/>
-          <w:lang w:val="en-US"/>
-        </w:rPr>
-        <w:t xml:space="preserve"> (</w:t>
-      </w:r>
-      <w:proofErr w:type="spellStart"/>
-      <w:r>
-        <w:rPr>
-          <w:rFonts w:asciiTheme="minorHAnsi" w:hAnsiTheme="minorHAnsi" w:cstheme="minorHAnsi"/>
-          <w:lang w:val="en-US"/>
-        </w:rPr>
-        <w:t>redução</w:t>
-      </w:r>
-      <w:proofErr w:type="spellEnd"/>
-      <w:r>
-        <w:rPr>
-          <w:rFonts w:asciiTheme="minorHAnsi" w:hAnsiTheme="minorHAnsi" w:cstheme="minorHAnsi"/>
-          <w:lang w:val="en-US"/>
-        </w:rPr>
-        <w:t xml:space="preserve"> </w:t>
-      </w:r>
-      <w:proofErr w:type="spellStart"/>
-      <w:r>
-        <w:rPr>
-          <w:rFonts w:asciiTheme="minorHAnsi" w:hAnsiTheme="minorHAnsi" w:cstheme="minorHAnsi"/>
-          <w:lang w:val="en-US"/>
-        </w:rPr>
-        <w:t>média</w:t>
-      </w:r>
-      <w:proofErr w:type="spellEnd"/>
-      <w:r>
-        <w:rPr>
-          <w:rFonts w:asciiTheme="minorHAnsi" w:hAnsiTheme="minorHAnsi" w:cstheme="minorHAnsi"/>
-          <w:lang w:val="en-US"/>
-        </w:rPr>
-        <w:t xml:space="preserve"> de recall de 0,060), </w:t>
-      </w:r>
-      <w:proofErr w:type="spellStart"/>
-      <w:r>
-        <w:rPr>
-          <w:rFonts w:asciiTheme="minorHAnsi" w:hAnsiTheme="minorHAnsi" w:cstheme="minorHAnsi"/>
-          <w:lang w:val="en-US"/>
-        </w:rPr>
-        <w:t>concavity_worst</w:t>
-      </w:r>
-      <w:proofErr w:type="spellEnd"/>
-      <w:r>
-        <w:rPr>
-          <w:rFonts w:asciiTheme="minorHAnsi" w:hAnsiTheme="minorHAnsi" w:cstheme="minorHAnsi"/>
-          <w:lang w:val="en-US"/>
-        </w:rPr>
-        <w:t xml:space="preserve"> (0,045), </w:t>
-      </w:r>
-      <w:proofErr w:type="spellStart"/>
-      <w:r>
-        <w:rPr>
-          <w:rFonts w:asciiTheme="minorHAnsi" w:hAnsiTheme="minorHAnsi" w:cstheme="minorHAnsi"/>
-          <w:lang w:val="en-US"/>
-        </w:rPr>
-        <w:t>symmetry_worst</w:t>
-      </w:r>
-      <w:proofErr w:type="spellEnd"/>
-      <w:r>
-        <w:rPr>
-          <w:rFonts w:asciiTheme="minorHAnsi" w:hAnsiTheme="minorHAnsi" w:cstheme="minorHAnsi"/>
-          <w:lang w:val="en-US"/>
-        </w:rPr>
-        <w:t xml:space="preserve"> (0,038), concave </w:t>
-      </w:r>
-      <w:proofErr w:type="spellStart"/>
-      <w:r>
-        <w:rPr>
-          <w:rFonts w:asciiTheme="minorHAnsi" w:hAnsiTheme="minorHAnsi" w:cstheme="minorHAnsi"/>
-          <w:lang w:val="en-US"/>
-        </w:rPr>
-        <w:t>points_worst</w:t>
-      </w:r>
-      <w:proofErr w:type="spellEnd"/>
-      <w:r>
-        <w:rPr>
-          <w:rFonts w:asciiTheme="minorHAnsi" w:hAnsiTheme="minorHAnsi" w:cstheme="minorHAnsi"/>
-          <w:lang w:val="en-US"/>
-        </w:rPr>
-        <w:t xml:space="preserve"> (0,037), concave </w:t>
-      </w:r>
-      <w:proofErr w:type="spellStart"/>
-      <w:r>
-        <w:rPr>
-          <w:rFonts w:asciiTheme="minorHAnsi" w:hAnsiTheme="minorHAnsi" w:cstheme="minorHAnsi"/>
-          <w:lang w:val="en-US"/>
-        </w:rPr>
-        <w:t>points_mean</w:t>
-      </w:r>
-      <w:proofErr w:type="spellEnd"/>
-      <w:r>
-        <w:rPr>
-          <w:rFonts w:asciiTheme="minorHAnsi" w:hAnsiTheme="minorHAnsi" w:cstheme="minorHAnsi"/>
-          <w:lang w:val="en-US"/>
-        </w:rPr>
-        <w:t xml:space="preserve"> (0,020) e </w:t>
-      </w:r>
-      <w:proofErr w:type="spellStart"/>
-      <w:r>
-        <w:rPr>
-          <w:rFonts w:asciiTheme="minorHAnsi" w:hAnsiTheme="minorHAnsi" w:cstheme="minorHAnsi"/>
-          <w:lang w:val="en-US"/>
-        </w:rPr>
-        <w:t>radius_worst</w:t>
-      </w:r>
-      <w:proofErr w:type="spellEnd"/>
-      <w:r>
-        <w:rPr>
-          <w:rFonts w:asciiTheme="minorHAnsi" w:hAnsiTheme="minorHAnsi" w:cstheme="minorHAnsi"/>
-          <w:lang w:val="en-US"/>
-        </w:rPr>
-        <w:t xml:space="preserve"> (0,018).</w:t>
-      </w:r>
-    </w:p>
-    <w:p>
-      <w:pPr>
-        <w:spacing w:before="200" w:after="80"/>
-        <w:jc w:val="center"/>
-        <w:rPr>
-          <w:rFonts w:asciiTheme="minorHAnsi" w:hAnsiTheme="minorHAnsi" w:cstheme="minorHAnsi"/>
-        </w:rPr>
-      </w:pPr>
-      <w:r>
-        <w:rPr>
-          <w:rFonts w:asciiTheme="minorHAnsi" w:hAnsiTheme="minorHAnsi" w:cstheme="minorHAnsi"/>
-          <w:noProof/>
-        </w:rPr>
-        <w:lastRenderedPageBreak/>
-        <w:drawing>
-          <wp:inline distT="0" distB="0" distL="0" distR="0" wp14:anchorId="650ED507" wp14:editId="050F6C7A">
-            <wp:extent cx="4953000" cy="2924175"/>
-            <wp:effectExtent l="0" t="0" r="0" b="0"/>
-            <wp:docPr id="1959016774" name="Picture 1959016774"/>
             <wp:cNvGraphicFramePr>
               <a:graphicFrameLocks xmlns:a="http://schemas.openxmlformats.org/drawingml/2006/main" noChangeAspect="1"/>
             </wp:cNvGraphicFramePr>
@@ -12424,7 +11891,7 @@
                   <pic:spPr bwMode="auto">
                     <a:xfrm>
                       <a:off x="0" y="0"/>
-                      <a:ext cx="4953000" cy="2924175"/>
+                      <a:ext cx="3238500" cy="2924175"/>
                     </a:xfrm>
                     <a:prstGeom prst="rect">
                       <a:avLst/>
@@ -12453,140 +11920,104 @@
           <w:sz w:val="18"/>
           <w:szCs w:val="18"/>
         </w:rPr>
-        <w:t xml:space="preserve">Figura 14 — </w:t>
-      </w:r>
-      <w:proofErr w:type="spellStart"/>
-      <w:r>
-        <w:rPr>
-          <w:rFonts w:asciiTheme="minorHAnsi" w:hAnsiTheme="minorHAnsi" w:cstheme="minorHAnsi"/>
-          <w:i/>
-          <w:iCs/>
-          <w:sz w:val="18"/>
-          <w:szCs w:val="18"/>
-        </w:rPr>
-        <w:t>Importância</w:t>
-      </w:r>
-      <w:proofErr w:type="spellEnd"/>
-      <w:r>
-        <w:rPr>
-          <w:rFonts w:asciiTheme="minorHAnsi" w:hAnsiTheme="minorHAnsi" w:cstheme="minorHAnsi"/>
-          <w:i/>
-          <w:iCs/>
-          <w:sz w:val="18"/>
-          <w:szCs w:val="18"/>
-        </w:rPr>
-        <w:t xml:space="preserve"> das </w:t>
-      </w:r>
-      <w:proofErr w:type="spellStart"/>
-      <w:r>
-        <w:rPr>
-          <w:rFonts w:asciiTheme="minorHAnsi" w:hAnsiTheme="minorHAnsi" w:cstheme="minorHAnsi"/>
-          <w:i/>
-          <w:iCs/>
-          <w:sz w:val="18"/>
-          <w:szCs w:val="18"/>
-        </w:rPr>
-        <w:t>variáveis</w:t>
-      </w:r>
-      <w:proofErr w:type="spellEnd"/>
-      <w:r>
-        <w:rPr>
-          <w:rFonts w:asciiTheme="minorHAnsi" w:hAnsiTheme="minorHAnsi" w:cstheme="minorHAnsi"/>
-          <w:i/>
-          <w:iCs/>
-          <w:sz w:val="18"/>
-          <w:szCs w:val="18"/>
-        </w:rPr>
-        <w:t xml:space="preserve"> por </w:t>
-      </w:r>
-      <w:proofErr w:type="spellStart"/>
-      <w:r>
-        <w:rPr>
-          <w:rFonts w:asciiTheme="minorHAnsi" w:hAnsiTheme="minorHAnsi" w:cstheme="minorHAnsi"/>
-          <w:i/>
-          <w:iCs/>
-          <w:sz w:val="18"/>
-          <w:szCs w:val="18"/>
-        </w:rPr>
-        <w:t>permutação</w:t>
-      </w:r>
-      <w:proofErr w:type="spellEnd"/>
-      <w:r>
-        <w:rPr>
-          <w:rFonts w:asciiTheme="minorHAnsi" w:hAnsiTheme="minorHAnsi" w:cstheme="minorHAnsi"/>
-          <w:i/>
-          <w:iCs/>
-          <w:sz w:val="18"/>
-          <w:szCs w:val="18"/>
-        </w:rPr>
-        <w:t xml:space="preserve">, </w:t>
-      </w:r>
-      <w:proofErr w:type="spellStart"/>
-      <w:r>
-        <w:rPr>
-          <w:rFonts w:asciiTheme="minorHAnsi" w:hAnsiTheme="minorHAnsi" w:cstheme="minorHAnsi"/>
-          <w:i/>
-          <w:iCs/>
-          <w:sz w:val="18"/>
-          <w:szCs w:val="18"/>
-        </w:rPr>
-        <w:t>com</w:t>
-      </w:r>
-      <w:proofErr w:type="spellEnd"/>
-      <w:r>
-        <w:rPr>
-          <w:rFonts w:asciiTheme="minorHAnsi" w:hAnsiTheme="minorHAnsi" w:cstheme="minorHAnsi"/>
-          <w:i/>
-          <w:iCs/>
-          <w:sz w:val="18"/>
-          <w:szCs w:val="18"/>
-        </w:rPr>
-        <w:t xml:space="preserve"> intervalo de </w:t>
-      </w:r>
-      <w:proofErr w:type="spellStart"/>
-      <w:r>
-        <w:rPr>
-          <w:rFonts w:asciiTheme="minorHAnsi" w:hAnsiTheme="minorHAnsi" w:cstheme="minorHAnsi"/>
-          <w:i/>
-          <w:iCs/>
-          <w:sz w:val="18"/>
-          <w:szCs w:val="18"/>
-        </w:rPr>
-        <w:t>variação</w:t>
-      </w:r>
-      <w:proofErr w:type="spellEnd"/>
-      <w:r>
-        <w:rPr>
-          <w:rFonts w:asciiTheme="minorHAnsi" w:hAnsiTheme="minorHAnsi" w:cstheme="minorHAnsi"/>
-          <w:i/>
-          <w:iCs/>
-          <w:sz w:val="18"/>
-          <w:szCs w:val="18"/>
-        </w:rPr>
-        <w:t xml:space="preserve"> (barras </w:t>
-      </w:r>
-      <w:proofErr w:type="spellStart"/>
-      <w:r>
-        <w:rPr>
-          <w:rFonts w:asciiTheme="minorHAnsi" w:hAnsiTheme="minorHAnsi" w:cstheme="minorHAnsi"/>
-          <w:i/>
-          <w:iCs/>
-          <w:sz w:val="18"/>
-          <w:szCs w:val="18"/>
-        </w:rPr>
-        <w:t>pretas</w:t>
-      </w:r>
-      <w:proofErr w:type="spellEnd"/>
-      <w:r>
-        <w:rPr>
-          <w:rFonts w:asciiTheme="minorHAnsi" w:hAnsiTheme="minorHAnsi" w:cstheme="minorHAnsi"/>
-          <w:i/>
-          <w:iCs/>
-          <w:sz w:val="18"/>
-          <w:szCs w:val="18"/>
-        </w:rPr>
-        <w:t>).</w:t>
-      </w:r>
+        <w:t xml:space="preserve">Figura 13 — Matriz de </w:t>
+      </w:r>
+      <w:proofErr w:type="spellStart"/>
+      <w:r>
+        <w:rPr>
+          <w:rFonts w:asciiTheme="minorHAnsi" w:hAnsiTheme="minorHAnsi" w:cstheme="minorHAnsi"/>
+          <w:i/>
+          <w:iCs/>
+          <w:sz w:val="18"/>
+          <w:szCs w:val="18"/>
+        </w:rPr>
+        <w:t>confusão</w:t>
+      </w:r>
+      <w:proofErr w:type="spellEnd"/>
+      <w:r>
+        <w:rPr>
+          <w:rFonts w:asciiTheme="minorHAnsi" w:hAnsiTheme="minorHAnsi" w:cstheme="minorHAnsi"/>
+          <w:i/>
+          <w:iCs/>
+          <w:sz w:val="18"/>
+          <w:szCs w:val="18"/>
+        </w:rPr>
+        <w:t xml:space="preserve"> do modelo final (</w:t>
+      </w:r>
+      <w:proofErr w:type="spellStart"/>
+      <w:r>
+        <w:rPr>
+          <w:rFonts w:asciiTheme="minorHAnsi" w:hAnsiTheme="minorHAnsi" w:cstheme="minorHAnsi"/>
+          <w:i/>
+          <w:iCs/>
+          <w:sz w:val="18"/>
+          <w:szCs w:val="18"/>
+        </w:rPr>
+        <w:t>Regressão</w:t>
+      </w:r>
+      <w:proofErr w:type="spellEnd"/>
+      <w:r>
+        <w:rPr>
+          <w:rFonts w:asciiTheme="minorHAnsi" w:hAnsiTheme="minorHAnsi" w:cstheme="minorHAnsi"/>
+          <w:i/>
+          <w:iCs/>
+          <w:sz w:val="18"/>
+          <w:szCs w:val="18"/>
+        </w:rPr>
+        <w:t xml:space="preserve"> Logística </w:t>
+      </w:r>
+      <w:proofErr w:type="spellStart"/>
+      <w:r>
+        <w:rPr>
+          <w:rFonts w:asciiTheme="minorHAnsi" w:hAnsiTheme="minorHAnsi" w:cstheme="minorHAnsi"/>
+          <w:i/>
+          <w:iCs/>
+          <w:sz w:val="18"/>
+          <w:szCs w:val="18"/>
+        </w:rPr>
+        <w:t>otimizada</w:t>
+      </w:r>
+      <w:proofErr w:type="spellEnd"/>
+      <w:r>
+        <w:rPr>
+          <w:rFonts w:asciiTheme="minorHAnsi" w:hAnsiTheme="minorHAnsi" w:cstheme="minorHAnsi"/>
+          <w:i/>
+          <w:iCs/>
+          <w:sz w:val="18"/>
+          <w:szCs w:val="18"/>
+        </w:rPr>
+        <w:t>) no conjunto de teste.</w:t>
+      </w:r>
+    </w:p>
+    <w:p>
+      <w:pPr>
+        <w:pStyle w:val="Heading1"/>
+        <w:jc w:val="both"/>
+        <w:rPr>
+          <w:rFonts w:asciiTheme="minorHAnsi" w:hAnsiTheme="minorHAnsi" w:cstheme="minorHAnsi"/>
+          <w:color w:val="auto"/>
+        </w:rPr>
+      </w:pPr>
+      <w:bookmarkStart w:id="28" w:name="_Toc238679241"/>
+      <w:bookmarkStart w:id="29" w:name="_Toc238679554"/>
+      <w:r>
+        <w:rPr>
+          <w:rFonts w:asciiTheme="minorHAnsi" w:hAnsiTheme="minorHAnsi" w:cstheme="minorHAnsi"/>
+          <w:color w:val="auto"/>
+        </w:rPr>
+        <w:t xml:space="preserve">10. </w:t>
+      </w:r>
+      <w:proofErr w:type="spellStart"/>
+      <w:r>
+        <w:rPr>
+          <w:rFonts w:asciiTheme="minorHAnsi" w:hAnsiTheme="minorHAnsi" w:cstheme="minorHAnsi"/>
+          <w:color w:val="auto"/>
+        </w:rPr>
+        <w:t>Explicabilidade</w:t>
+      </w:r>
+      <w:bookmarkEnd w:id="28"/>
+      <w:bookmarkEnd w:id="29"/>
+      <w:proofErr w:type="spellEnd"/>
     </w:p>
     <w:p>
       <w:pPr>
@@ -12597,14 +12028,14 @@
           <w:color w:val="auto"/>
         </w:rPr>
       </w:pPr>
-      <w:bookmarkStart w:id="32" w:name="_Toc238679243"/>
-      <w:bookmarkStart w:id="33" w:name="_Toc238679556"/>
+      <w:bookmarkStart w:id="30" w:name="_Toc238679242"/>
+      <w:bookmarkStart w:id="31" w:name="_Toc238679555"/>
       <w:r>
         <w:rPr>
           <w:rFonts w:asciiTheme="minorHAnsi" w:hAnsiTheme="minorHAnsi" w:cstheme="minorHAnsi"/>
           <w:color w:val="auto"/>
         </w:rPr>
-        <w:t>10.2 SHAP (</w:t>
+        <w:t xml:space="preserve">10.1 </w:t>
       </w:r>
       <w:proofErr w:type="spellStart"/>
       <w:r>
@@ -12612,7 +12043,7 @@
           <w:rFonts w:asciiTheme="minorHAnsi" w:hAnsiTheme="minorHAnsi" w:cstheme="minorHAnsi"/>
           <w:color w:val="auto"/>
         </w:rPr>
-        <w:t>SHapley</w:t>
+        <w:t>Importância</w:t>
       </w:r>
       <w:proofErr w:type="spellEnd"/>
       <w:r>
@@ -12620,7 +12051,7 @@
           <w:rFonts w:asciiTheme="minorHAnsi" w:hAnsiTheme="minorHAnsi" w:cstheme="minorHAnsi"/>
           <w:color w:val="auto"/>
         </w:rPr>
-        <w:t xml:space="preserve"> </w:t>
+        <w:t xml:space="preserve"> por </w:t>
       </w:r>
       <w:proofErr w:type="spellStart"/>
       <w:r>
@@ -12628,34 +12059,11 @@
           <w:rFonts w:asciiTheme="minorHAnsi" w:hAnsiTheme="minorHAnsi" w:cstheme="minorHAnsi"/>
           <w:color w:val="auto"/>
         </w:rPr>
-        <w:t>Additive</w:t>
-      </w:r>
-      <w:proofErr w:type="spellEnd"/>
-      <w:r>
-        <w:rPr>
-          <w:rFonts w:asciiTheme="minorHAnsi" w:hAnsiTheme="minorHAnsi" w:cstheme="minorHAnsi"/>
-          <w:color w:val="auto"/>
-        </w:rPr>
-        <w:t xml:space="preserve"> </w:t>
-      </w:r>
-      <w:proofErr w:type="spellStart"/>
-      <w:r>
-        <w:rPr>
-          <w:rFonts w:asciiTheme="minorHAnsi" w:hAnsiTheme="minorHAnsi" w:cstheme="minorHAnsi"/>
-          <w:color w:val="auto"/>
-        </w:rPr>
-        <w:t>exPlanations</w:t>
-      </w:r>
-      <w:proofErr w:type="spellEnd"/>
-      <w:r>
-        <w:rPr>
-          <w:rFonts w:asciiTheme="minorHAnsi" w:hAnsiTheme="minorHAnsi" w:cstheme="minorHAnsi"/>
-          <w:color w:val="auto"/>
-        </w:rPr>
-        <w:t>)</w:t>
-      </w:r>
-      <w:bookmarkEnd w:id="32"/>
-      <w:bookmarkEnd w:id="33"/>
+        <w:t>permutação</w:t>
+      </w:r>
+      <w:bookmarkEnd w:id="30"/>
+      <w:bookmarkEnd w:id="31"/>
+      <w:proofErr w:type="spellEnd"/>
     </w:p>
     <w:p>
       <w:pPr>
@@ -12663,125 +12071,70 @@
         <w:jc w:val="both"/>
         <w:rPr>
           <w:rFonts w:asciiTheme="minorHAnsi" w:hAnsiTheme="minorHAnsi" w:cstheme="minorHAnsi"/>
+          <w:lang w:val="en-US"/>
         </w:rPr>
       </w:pPr>
       <w:r>
         <w:rPr>
           <w:rFonts w:asciiTheme="minorHAnsi" w:hAnsiTheme="minorHAnsi" w:cstheme="minorHAnsi"/>
         </w:rPr>
-        <w:t xml:space="preserve">O SHAP </w:t>
-      </w:r>
-      <w:proofErr w:type="spellStart"/>
-      <w:r>
-        <w:rPr>
-          <w:rFonts w:asciiTheme="minorHAnsi" w:hAnsiTheme="minorHAnsi" w:cstheme="minorHAnsi"/>
-        </w:rPr>
-        <w:t>foi</w:t>
-      </w:r>
-      <w:proofErr w:type="spellEnd"/>
-      <w:r>
-        <w:rPr>
-          <w:rFonts w:asciiTheme="minorHAnsi" w:hAnsiTheme="minorHAnsi" w:cstheme="minorHAnsi"/>
-        </w:rPr>
-        <w:t xml:space="preserve"> aplicado </w:t>
-      </w:r>
-      <w:proofErr w:type="spellStart"/>
-      <w:r>
-        <w:rPr>
-          <w:rFonts w:asciiTheme="minorHAnsi" w:hAnsiTheme="minorHAnsi" w:cstheme="minorHAnsi"/>
-        </w:rPr>
-        <w:t>ao</w:t>
-      </w:r>
-      <w:proofErr w:type="spellEnd"/>
-      <w:r>
-        <w:rPr>
-          <w:rFonts w:asciiTheme="minorHAnsi" w:hAnsiTheme="minorHAnsi" w:cstheme="minorHAnsi"/>
-        </w:rPr>
-        <w:t xml:space="preserve"> modelo final (</w:t>
-      </w:r>
-      <w:proofErr w:type="spellStart"/>
-      <w:r>
-        <w:rPr>
-          <w:rFonts w:asciiTheme="minorHAnsi" w:hAnsiTheme="minorHAnsi" w:cstheme="minorHAnsi"/>
-        </w:rPr>
-        <w:t>Regressão</w:t>
-      </w:r>
-      <w:proofErr w:type="spellEnd"/>
-      <w:r>
-        <w:rPr>
-          <w:rFonts w:asciiTheme="minorHAnsi" w:hAnsiTheme="minorHAnsi" w:cstheme="minorHAnsi"/>
-        </w:rPr>
-        <w:t xml:space="preserve"> Logística </w:t>
-      </w:r>
-      <w:proofErr w:type="spellStart"/>
-      <w:r>
-        <w:rPr>
-          <w:rFonts w:asciiTheme="minorHAnsi" w:hAnsiTheme="minorHAnsi" w:cstheme="minorHAnsi"/>
-        </w:rPr>
-        <w:t>otimizada</w:t>
-      </w:r>
-      <w:proofErr w:type="spellEnd"/>
-      <w:r>
-        <w:rPr>
-          <w:rFonts w:asciiTheme="minorHAnsi" w:hAnsiTheme="minorHAnsi" w:cstheme="minorHAnsi"/>
-        </w:rPr>
-        <w:t xml:space="preserve">) para </w:t>
-      </w:r>
-      <w:proofErr w:type="spellStart"/>
-      <w:r>
-        <w:rPr>
-          <w:rFonts w:asciiTheme="minorHAnsi" w:hAnsiTheme="minorHAnsi" w:cstheme="minorHAnsi"/>
-        </w:rPr>
-        <w:t>apresentar</w:t>
-      </w:r>
-      <w:proofErr w:type="spellEnd"/>
-      <w:r>
-        <w:rPr>
-          <w:rFonts w:asciiTheme="minorHAnsi" w:hAnsiTheme="minorHAnsi" w:cstheme="minorHAnsi"/>
-        </w:rPr>
-        <w:t xml:space="preserve"> a </w:t>
-      </w:r>
-      <w:proofErr w:type="spellStart"/>
-      <w:r>
-        <w:rPr>
-          <w:rFonts w:asciiTheme="minorHAnsi" w:hAnsiTheme="minorHAnsi" w:cstheme="minorHAnsi"/>
-        </w:rPr>
-        <w:t>importância</w:t>
-      </w:r>
-      <w:proofErr w:type="spellEnd"/>
-      <w:r>
-        <w:rPr>
-          <w:rFonts w:asciiTheme="minorHAnsi" w:hAnsiTheme="minorHAnsi" w:cstheme="minorHAnsi"/>
-        </w:rPr>
-        <w:t xml:space="preserve"> global das </w:t>
-      </w:r>
-      <w:proofErr w:type="spellStart"/>
-      <w:r>
-        <w:rPr>
-          <w:rFonts w:asciiTheme="minorHAnsi" w:hAnsiTheme="minorHAnsi" w:cstheme="minorHAnsi"/>
-        </w:rPr>
-        <w:t>variáveis</w:t>
-      </w:r>
-      <w:proofErr w:type="spellEnd"/>
-      <w:r>
-        <w:rPr>
-          <w:rFonts w:asciiTheme="minorHAnsi" w:hAnsiTheme="minorHAnsi" w:cstheme="minorHAnsi"/>
-        </w:rPr>
-        <w:t xml:space="preserve">, a </w:t>
-      </w:r>
-      <w:proofErr w:type="spellStart"/>
-      <w:r>
-        <w:rPr>
-          <w:rFonts w:asciiTheme="minorHAnsi" w:hAnsiTheme="minorHAnsi" w:cstheme="minorHAnsi"/>
-        </w:rPr>
-        <w:t>direção</w:t>
-      </w:r>
-      <w:proofErr w:type="spellEnd"/>
-      <w:r>
-        <w:rPr>
-          <w:rFonts w:asciiTheme="minorHAnsi" w:hAnsiTheme="minorHAnsi" w:cstheme="minorHAnsi"/>
-        </w:rPr>
-        <w:t xml:space="preserve"> do impacto de cada </w:t>
+        <w:t xml:space="preserve">Mede o </w:t>
+      </w:r>
+      <w:proofErr w:type="spellStart"/>
+      <w:r>
+        <w:rPr>
+          <w:rFonts w:asciiTheme="minorHAnsi" w:hAnsiTheme="minorHAnsi" w:cstheme="minorHAnsi"/>
+        </w:rPr>
+        <w:t>quanto</w:t>
+      </w:r>
+      <w:proofErr w:type="spellEnd"/>
+      <w:r>
+        <w:rPr>
+          <w:rFonts w:asciiTheme="minorHAnsi" w:hAnsiTheme="minorHAnsi" w:cstheme="minorHAnsi"/>
+        </w:rPr>
+        <w:t xml:space="preserve"> o </w:t>
+      </w:r>
+      <w:proofErr w:type="spellStart"/>
+      <w:r>
+        <w:rPr>
+          <w:rFonts w:asciiTheme="minorHAnsi" w:hAnsiTheme="minorHAnsi" w:cstheme="minorHAnsi"/>
+        </w:rPr>
+        <w:t>desempenho</w:t>
+      </w:r>
+      <w:proofErr w:type="spellEnd"/>
+      <w:r>
+        <w:rPr>
+          <w:rFonts w:asciiTheme="minorHAnsi" w:hAnsiTheme="minorHAnsi" w:cstheme="minorHAnsi"/>
+        </w:rPr>
+        <w:t xml:space="preserve"> do modelo </w:t>
+      </w:r>
+      <w:proofErr w:type="spellStart"/>
+      <w:r>
+        <w:rPr>
+          <w:rFonts w:asciiTheme="minorHAnsi" w:hAnsiTheme="minorHAnsi" w:cstheme="minorHAnsi"/>
+        </w:rPr>
+        <w:t>diminui</w:t>
+      </w:r>
+      <w:proofErr w:type="spellEnd"/>
+      <w:r>
+        <w:rPr>
+          <w:rFonts w:asciiTheme="minorHAnsi" w:hAnsiTheme="minorHAnsi" w:cstheme="minorHAnsi"/>
+        </w:rPr>
+        <w:t xml:space="preserve"> </w:t>
+      </w:r>
+      <w:proofErr w:type="spellStart"/>
+      <w:r>
+        <w:rPr>
+          <w:rFonts w:asciiTheme="minorHAnsi" w:hAnsiTheme="minorHAnsi" w:cstheme="minorHAnsi"/>
+        </w:rPr>
+        <w:t>quando</w:t>
+      </w:r>
+      <w:proofErr w:type="spellEnd"/>
+      <w:r>
+        <w:rPr>
+          <w:rFonts w:asciiTheme="minorHAnsi" w:hAnsiTheme="minorHAnsi" w:cstheme="minorHAnsi"/>
+        </w:rPr>
+        <w:t xml:space="preserve"> os valores de </w:t>
       </w:r>
       <w:proofErr w:type="spellStart"/>
       <w:r>
@@ -12795,19 +12148,150 @@
         <w:rPr>
           <w:rFonts w:asciiTheme="minorHAnsi" w:hAnsiTheme="minorHAnsi" w:cstheme="minorHAnsi"/>
         </w:rPr>
-        <w:t xml:space="preserve"> sobre a </w:t>
-      </w:r>
-      <w:proofErr w:type="spellStart"/>
-      <w:r>
-        <w:rPr>
-          <w:rFonts w:asciiTheme="minorHAnsi" w:hAnsiTheme="minorHAnsi" w:cstheme="minorHAnsi"/>
-        </w:rPr>
-        <w:t>previsão</w:t>
-      </w:r>
-      <w:proofErr w:type="spellEnd"/>
-      <w:r>
-        <w:rPr>
-          <w:rFonts w:asciiTheme="minorHAnsi" w:hAnsiTheme="minorHAnsi" w:cstheme="minorHAnsi"/>
+        <w:t xml:space="preserve"> </w:t>
+      </w:r>
+      <w:proofErr w:type="spellStart"/>
+      <w:r>
+        <w:rPr>
+          <w:rFonts w:asciiTheme="minorHAnsi" w:hAnsiTheme="minorHAnsi" w:cstheme="minorHAnsi"/>
+        </w:rPr>
+        <w:t>variável</w:t>
+      </w:r>
+      <w:proofErr w:type="spellEnd"/>
+      <w:r>
+        <w:rPr>
+          <w:rFonts w:asciiTheme="minorHAnsi" w:hAnsiTheme="minorHAnsi" w:cstheme="minorHAnsi"/>
+        </w:rPr>
+        <w:t xml:space="preserve"> </w:t>
+      </w:r>
+      <w:proofErr w:type="spellStart"/>
+      <w:r>
+        <w:rPr>
+          <w:rFonts w:asciiTheme="minorHAnsi" w:hAnsiTheme="minorHAnsi" w:cstheme="minorHAnsi"/>
+        </w:rPr>
+        <w:t>são</w:t>
+      </w:r>
+      <w:proofErr w:type="spellEnd"/>
+      <w:r>
+        <w:rPr>
+          <w:rFonts w:asciiTheme="minorHAnsi" w:hAnsiTheme="minorHAnsi" w:cstheme="minorHAnsi"/>
+        </w:rPr>
+        <w:t xml:space="preserve"> </w:t>
+      </w:r>
+      <w:proofErr w:type="spellStart"/>
+      <w:r>
+        <w:rPr>
+          <w:rFonts w:asciiTheme="minorHAnsi" w:hAnsiTheme="minorHAnsi" w:cstheme="minorHAnsi"/>
+        </w:rPr>
+        <w:t>embaralhados</w:t>
+      </w:r>
+      <w:proofErr w:type="spellEnd"/>
+      <w:r>
+        <w:rPr>
+          <w:rFonts w:asciiTheme="minorHAnsi" w:hAnsiTheme="minorHAnsi" w:cstheme="minorHAnsi"/>
+        </w:rPr>
+        <w:t xml:space="preserve"> aleatoriamente. </w:t>
+      </w:r>
+      <w:r>
+        <w:rPr>
+          <w:rFonts w:asciiTheme="minorHAnsi" w:hAnsiTheme="minorHAnsi" w:cstheme="minorHAnsi"/>
+          <w:lang w:val="en-US"/>
+        </w:rPr>
+        <w:t xml:space="preserve">As </w:t>
+      </w:r>
+      <w:proofErr w:type="spellStart"/>
+      <w:r>
+        <w:rPr>
+          <w:rFonts w:asciiTheme="minorHAnsi" w:hAnsiTheme="minorHAnsi" w:cstheme="minorHAnsi"/>
+          <w:lang w:val="en-US"/>
+        </w:rPr>
+        <w:t>características</w:t>
+      </w:r>
+      <w:proofErr w:type="spellEnd"/>
+      <w:r>
+        <w:rPr>
+          <w:rFonts w:asciiTheme="minorHAnsi" w:hAnsiTheme="minorHAnsi" w:cstheme="minorHAnsi"/>
+          <w:lang w:val="en-US"/>
+        </w:rPr>
+        <w:t xml:space="preserve"> </w:t>
+      </w:r>
+      <w:proofErr w:type="spellStart"/>
+      <w:r>
+        <w:rPr>
+          <w:rFonts w:asciiTheme="minorHAnsi" w:hAnsiTheme="minorHAnsi" w:cstheme="minorHAnsi"/>
+          <w:lang w:val="en-US"/>
+        </w:rPr>
+        <w:t>mais</w:t>
+      </w:r>
+      <w:proofErr w:type="spellEnd"/>
+      <w:r>
+        <w:rPr>
+          <w:rFonts w:asciiTheme="minorHAnsi" w:hAnsiTheme="minorHAnsi" w:cstheme="minorHAnsi"/>
+          <w:lang w:val="en-US"/>
+        </w:rPr>
+        <w:t xml:space="preserve"> </w:t>
+      </w:r>
+      <w:proofErr w:type="spellStart"/>
+      <w:r>
+        <w:rPr>
+          <w:rFonts w:asciiTheme="minorHAnsi" w:hAnsiTheme="minorHAnsi" w:cstheme="minorHAnsi"/>
+          <w:lang w:val="en-US"/>
+        </w:rPr>
+        <w:t>relevantes</w:t>
+      </w:r>
+      <w:proofErr w:type="spellEnd"/>
+      <w:r>
+        <w:rPr>
+          <w:rFonts w:asciiTheme="minorHAnsi" w:hAnsiTheme="minorHAnsi" w:cstheme="minorHAnsi"/>
+          <w:lang w:val="en-US"/>
+        </w:rPr>
+        <w:t xml:space="preserve"> </w:t>
+      </w:r>
+      <w:proofErr w:type="spellStart"/>
+      <w:r>
+        <w:rPr>
+          <w:rFonts w:asciiTheme="minorHAnsi" w:hAnsiTheme="minorHAnsi" w:cstheme="minorHAnsi"/>
+          <w:lang w:val="en-US"/>
+        </w:rPr>
+        <w:t>identificadas</w:t>
+      </w:r>
+      <w:proofErr w:type="spellEnd"/>
+      <w:r>
+        <w:rPr>
+          <w:rFonts w:asciiTheme="minorHAnsi" w:hAnsiTheme="minorHAnsi" w:cstheme="minorHAnsi"/>
+          <w:lang w:val="en-US"/>
+        </w:rPr>
+        <w:t xml:space="preserve"> </w:t>
+      </w:r>
+      <w:proofErr w:type="spellStart"/>
+      <w:r>
+        <w:rPr>
+          <w:rFonts w:asciiTheme="minorHAnsi" w:hAnsiTheme="minorHAnsi" w:cstheme="minorHAnsi"/>
+          <w:lang w:val="en-US"/>
+        </w:rPr>
+        <w:t>foram</w:t>
+      </w:r>
+      <w:proofErr w:type="spellEnd"/>
+      <w:r>
+        <w:rPr>
+          <w:rFonts w:asciiTheme="minorHAnsi" w:hAnsiTheme="minorHAnsi" w:cstheme="minorHAnsi"/>
+          <w:lang w:val="en-US"/>
+        </w:rPr>
+        <w:t xml:space="preserve"> </w:t>
+      </w:r>
+      <w:proofErr w:type="spellStart"/>
+      <w:r>
+        <w:rPr>
+          <w:rFonts w:asciiTheme="minorHAnsi" w:hAnsiTheme="minorHAnsi" w:cstheme="minorHAnsi"/>
+          <w:lang w:val="en-US"/>
+        </w:rPr>
+        <w:t>texture_worst</w:t>
+      </w:r>
+      <w:proofErr w:type="spellEnd"/>
+      <w:r>
+        <w:rPr>
+          <w:rFonts w:asciiTheme="minorHAnsi" w:hAnsiTheme="minorHAnsi" w:cstheme="minorHAnsi"/>
+          <w:lang w:val="en-US"/>
         </w:rPr>
         <w:t xml:space="preserve"> (</w:t>
       </w:r>
@@ -12815,41 +12299,15 @@
       <w:r>
         <w:rPr>
           <w:rFonts w:asciiTheme="minorHAnsi" w:hAnsiTheme="minorHAnsi" w:cstheme="minorHAnsi"/>
-        </w:rPr>
-        <w:t>via</w:t>
-      </w:r>
-      <w:proofErr w:type="spellEnd"/>
-      <w:r>
-        <w:rPr>
-          <w:rFonts w:asciiTheme="minorHAnsi" w:hAnsiTheme="minorHAnsi" w:cstheme="minorHAnsi"/>
-        </w:rPr>
-        <w:t xml:space="preserve"> gráfico </w:t>
-      </w:r>
-      <w:proofErr w:type="spellStart"/>
-      <w:r>
-        <w:rPr>
-          <w:rFonts w:asciiTheme="minorHAnsi" w:hAnsiTheme="minorHAnsi" w:cstheme="minorHAnsi"/>
-        </w:rPr>
-        <w:t>beeswarm</w:t>
-      </w:r>
-      <w:proofErr w:type="spellEnd"/>
-      <w:r>
-        <w:rPr>
-          <w:rFonts w:asciiTheme="minorHAnsi" w:hAnsiTheme="minorHAnsi" w:cstheme="minorHAnsi"/>
-        </w:rPr>
-        <w:t xml:space="preserve">) e </w:t>
-      </w:r>
-      <w:proofErr w:type="spellStart"/>
-      <w:r>
-        <w:rPr>
-          <w:rFonts w:asciiTheme="minorHAnsi" w:hAnsiTheme="minorHAnsi" w:cstheme="minorHAnsi"/>
-        </w:rPr>
-        <w:t>uma</w:t>
-      </w:r>
-      <w:proofErr w:type="spellEnd"/>
-      <w:r>
-        <w:rPr>
-          <w:rFonts w:asciiTheme="minorHAnsi" w:hAnsiTheme="minorHAnsi" w:cstheme="minorHAnsi"/>
+          <w:lang w:val="en-US"/>
+        </w:rPr>
+        <w:t>redução</w:t>
+      </w:r>
+      <w:proofErr w:type="spellEnd"/>
+      <w:r>
+        <w:rPr>
+          <w:rFonts w:asciiTheme="minorHAnsi" w:hAnsiTheme="minorHAnsi" w:cstheme="minorHAnsi"/>
+          <w:lang w:val="en-US"/>
         </w:rPr>
         <w:t xml:space="preserve"> </w:t>
       </w:r>
@@ -12857,113 +12315,97 @@
       <w:r>
         <w:rPr>
           <w:rFonts w:asciiTheme="minorHAnsi" w:hAnsiTheme="minorHAnsi" w:cstheme="minorHAnsi"/>
-        </w:rPr>
-        <w:t>explicação</w:t>
-      </w:r>
-      <w:proofErr w:type="spellEnd"/>
-      <w:r>
-        <w:rPr>
-          <w:rFonts w:asciiTheme="minorHAnsi" w:hAnsiTheme="minorHAnsi" w:cstheme="minorHAnsi"/>
-        </w:rPr>
-        <w:t xml:space="preserve"> individual (</w:t>
-      </w:r>
-      <w:proofErr w:type="spellStart"/>
-      <w:r>
-        <w:rPr>
-          <w:rFonts w:asciiTheme="minorHAnsi" w:hAnsiTheme="minorHAnsi" w:cstheme="minorHAnsi"/>
-        </w:rPr>
-        <w:t>waterfall</w:t>
-      </w:r>
-      <w:proofErr w:type="spellEnd"/>
-      <w:r>
-        <w:rPr>
-          <w:rFonts w:asciiTheme="minorHAnsi" w:hAnsiTheme="minorHAnsi" w:cstheme="minorHAnsi"/>
-        </w:rPr>
-        <w:t xml:space="preserve">) para </w:t>
-      </w:r>
-      <w:proofErr w:type="spellStart"/>
-      <w:r>
-        <w:rPr>
-          <w:rFonts w:asciiTheme="minorHAnsi" w:hAnsiTheme="minorHAnsi" w:cstheme="minorHAnsi"/>
-        </w:rPr>
-        <w:t>um</w:t>
-      </w:r>
-      <w:proofErr w:type="spellEnd"/>
-      <w:r>
-        <w:rPr>
-          <w:rFonts w:asciiTheme="minorHAnsi" w:hAnsiTheme="minorHAnsi" w:cstheme="minorHAnsi"/>
-        </w:rPr>
-        <w:t xml:space="preserve"> caso maligno específico, tornando a </w:t>
-      </w:r>
-      <w:proofErr w:type="spellStart"/>
-      <w:r>
-        <w:rPr>
-          <w:rFonts w:asciiTheme="minorHAnsi" w:hAnsiTheme="minorHAnsi" w:cstheme="minorHAnsi"/>
-        </w:rPr>
-        <w:t>decisão</w:t>
-      </w:r>
-      <w:proofErr w:type="spellEnd"/>
-      <w:r>
-        <w:rPr>
-          <w:rFonts w:asciiTheme="minorHAnsi" w:hAnsiTheme="minorHAnsi" w:cstheme="minorHAnsi"/>
-        </w:rPr>
-        <w:t xml:space="preserve"> do modelo </w:t>
-      </w:r>
-      <w:proofErr w:type="spellStart"/>
-      <w:r>
-        <w:rPr>
-          <w:rFonts w:asciiTheme="minorHAnsi" w:hAnsiTheme="minorHAnsi" w:cstheme="minorHAnsi"/>
-        </w:rPr>
-        <w:t>auditável</w:t>
-      </w:r>
-      <w:proofErr w:type="spellEnd"/>
-      <w:r>
-        <w:rPr>
-          <w:rFonts w:asciiTheme="minorHAnsi" w:hAnsiTheme="minorHAnsi" w:cstheme="minorHAnsi"/>
-        </w:rPr>
-        <w:t xml:space="preserve"> por </w:t>
-      </w:r>
-      <w:proofErr w:type="spellStart"/>
-      <w:r>
-        <w:rPr>
-          <w:rFonts w:asciiTheme="minorHAnsi" w:hAnsiTheme="minorHAnsi" w:cstheme="minorHAnsi"/>
-        </w:rPr>
-        <w:t>um</w:t>
-      </w:r>
-      <w:proofErr w:type="spellEnd"/>
-      <w:r>
-        <w:rPr>
-          <w:rFonts w:asciiTheme="minorHAnsi" w:hAnsiTheme="minorHAnsi" w:cstheme="minorHAnsi"/>
-        </w:rPr>
-        <w:t xml:space="preserve"> </w:t>
-      </w:r>
-      <w:proofErr w:type="spellStart"/>
-      <w:r>
-        <w:rPr>
-          <w:rFonts w:asciiTheme="minorHAnsi" w:hAnsiTheme="minorHAnsi" w:cstheme="minorHAnsi"/>
-        </w:rPr>
-        <w:t>profissional</w:t>
-      </w:r>
-      <w:proofErr w:type="spellEnd"/>
-      <w:r>
-        <w:rPr>
-          <w:rFonts w:asciiTheme="minorHAnsi" w:hAnsiTheme="minorHAnsi" w:cstheme="minorHAnsi"/>
-        </w:rPr>
-        <w:t xml:space="preserve"> de </w:t>
-      </w:r>
-      <w:proofErr w:type="spellStart"/>
-      <w:r>
-        <w:rPr>
-          <w:rFonts w:asciiTheme="minorHAnsi" w:hAnsiTheme="minorHAnsi" w:cstheme="minorHAnsi"/>
-        </w:rPr>
-        <w:t>saúde</w:t>
-      </w:r>
-      <w:proofErr w:type="spellEnd"/>
-      <w:r>
-        <w:rPr>
-          <w:rFonts w:asciiTheme="minorHAnsi" w:hAnsiTheme="minorHAnsi" w:cstheme="minorHAnsi"/>
-        </w:rPr>
-        <w:t>.</w:t>
+          <w:lang w:val="en-US"/>
+        </w:rPr>
+        <w:t>média</w:t>
+      </w:r>
+      <w:proofErr w:type="spellEnd"/>
+      <w:r>
+        <w:rPr>
+          <w:rFonts w:asciiTheme="minorHAnsi" w:hAnsiTheme="minorHAnsi" w:cstheme="minorHAnsi"/>
+          <w:lang w:val="en-US"/>
+        </w:rPr>
+        <w:t xml:space="preserve"> de recall de 0,060), </w:t>
+      </w:r>
+      <w:proofErr w:type="spellStart"/>
+      <w:r>
+        <w:rPr>
+          <w:rFonts w:asciiTheme="minorHAnsi" w:hAnsiTheme="minorHAnsi" w:cstheme="minorHAnsi"/>
+          <w:lang w:val="en-US"/>
+        </w:rPr>
+        <w:t>concavity_worst</w:t>
+      </w:r>
+      <w:proofErr w:type="spellEnd"/>
+      <w:r>
+        <w:rPr>
+          <w:rFonts w:asciiTheme="minorHAnsi" w:hAnsiTheme="minorHAnsi" w:cstheme="minorHAnsi"/>
+          <w:lang w:val="en-US"/>
+        </w:rPr>
+        <w:t xml:space="preserve"> (0,045), </w:t>
+      </w:r>
+      <w:proofErr w:type="spellStart"/>
+      <w:r>
+        <w:rPr>
+          <w:rFonts w:asciiTheme="minorHAnsi" w:hAnsiTheme="minorHAnsi" w:cstheme="minorHAnsi"/>
+          <w:lang w:val="en-US"/>
+        </w:rPr>
+        <w:t>symmetry_worst</w:t>
+      </w:r>
+      <w:proofErr w:type="spellEnd"/>
+      <w:r>
+        <w:rPr>
+          <w:rFonts w:asciiTheme="minorHAnsi" w:hAnsiTheme="minorHAnsi" w:cstheme="minorHAnsi"/>
+          <w:lang w:val="en-US"/>
+        </w:rPr>
+        <w:t xml:space="preserve"> (0,038), concave </w:t>
+      </w:r>
+      <w:proofErr w:type="spellStart"/>
+      <w:r>
+        <w:rPr>
+          <w:rFonts w:asciiTheme="minorHAnsi" w:hAnsiTheme="minorHAnsi" w:cstheme="minorHAnsi"/>
+          <w:lang w:val="en-US"/>
+        </w:rPr>
+        <w:t>points_worst</w:t>
+      </w:r>
+      <w:proofErr w:type="spellEnd"/>
+      <w:r>
+        <w:rPr>
+          <w:rFonts w:asciiTheme="minorHAnsi" w:hAnsiTheme="minorHAnsi" w:cstheme="minorHAnsi"/>
+          <w:lang w:val="en-US"/>
+        </w:rPr>
+        <w:t xml:space="preserve"> (0,037), concave </w:t>
+      </w:r>
+      <w:proofErr w:type="spellStart"/>
+      <w:r>
+        <w:rPr>
+          <w:rFonts w:asciiTheme="minorHAnsi" w:hAnsiTheme="minorHAnsi" w:cstheme="minorHAnsi"/>
+          <w:lang w:val="en-US"/>
+        </w:rPr>
+        <w:t>points_mean</w:t>
+      </w:r>
+      <w:proofErr w:type="spellEnd"/>
+      <w:r>
+        <w:rPr>
+          <w:rFonts w:asciiTheme="minorHAnsi" w:hAnsiTheme="minorHAnsi" w:cstheme="minorHAnsi"/>
+          <w:lang w:val="en-US"/>
+        </w:rPr>
+        <w:t xml:space="preserve"> (0,020) e </w:t>
+      </w:r>
+      <w:proofErr w:type="spellStart"/>
+      <w:r>
+        <w:rPr>
+          <w:rFonts w:asciiTheme="minorHAnsi" w:hAnsiTheme="minorHAnsi" w:cstheme="minorHAnsi"/>
+          <w:lang w:val="en-US"/>
+        </w:rPr>
+        <w:t>radius_worst</w:t>
+      </w:r>
+      <w:proofErr w:type="spellEnd"/>
+      <w:r>
+        <w:rPr>
+          <w:rFonts w:asciiTheme="minorHAnsi" w:hAnsiTheme="minorHAnsi" w:cstheme="minorHAnsi"/>
+          <w:lang w:val="en-US"/>
+        </w:rPr>
+        <w:t xml:space="preserve"> (0,018).</w:t>
       </w:r>
     </w:p>
     <w:p>
@@ -12979,11 +12421,12 @@
           <w:rFonts w:asciiTheme="minorHAnsi" w:hAnsiTheme="minorHAnsi" w:cstheme="minorHAnsi"/>
           <w:noProof/>
         </w:rPr>
+        <w:lastRenderedPageBreak/>
         <w:drawing>
-          <wp:inline distT="0" distB="0" distL="0" distR="0" wp14:anchorId="3BC12C42" wp14:editId="7CCBB2B2">
-            <wp:extent cx="4286250" cy="3438525"/>
+          <wp:inline distT="0" distB="0" distL="0" distR="0" wp14:anchorId="650ED507" wp14:editId="050F6C7A">
+            <wp:extent cx="4953000" cy="2924175"/>
             <wp:effectExtent l="0" t="0" r="0" b="0"/>
-            <wp:docPr id="1687738252" name="Picture 1687738252"/>
+            <wp:docPr id="1959016774" name="Picture 1959016774"/>
             <wp:cNvGraphicFramePr>
               <a:graphicFrameLocks xmlns:a="http://schemas.openxmlformats.org/drawingml/2006/main" noChangeAspect="1"/>
             </wp:cNvGraphicFramePr>
@@ -13006,7 +12449,7 @@
                   <pic:spPr bwMode="auto">
                     <a:xfrm>
                       <a:off x="0" y="0"/>
-                      <a:ext cx="4286250" cy="3438525"/>
+                      <a:ext cx="4953000" cy="2924175"/>
                     </a:xfrm>
                     <a:prstGeom prst="rect">
                       <a:avLst/>
@@ -13035,7 +12478,7 @@
           <w:sz w:val="18"/>
           <w:szCs w:val="18"/>
         </w:rPr>
-        <w:t xml:space="preserve">Figura 15 — </w:t>
+        <w:t xml:space="preserve">Figura 14 — </w:t>
       </w:r>
       <w:proofErr w:type="spellStart"/>
       <w:r>
@@ -13057,16 +12500,290 @@
           <w:sz w:val="18"/>
           <w:szCs w:val="18"/>
         </w:rPr>
+        <w:t xml:space="preserve"> das </w:t>
+      </w:r>
+      <w:proofErr w:type="spellStart"/>
+      <w:r>
+        <w:rPr>
+          <w:rFonts w:asciiTheme="minorHAnsi" w:hAnsiTheme="minorHAnsi" w:cstheme="minorHAnsi"/>
+          <w:i/>
+          <w:iCs/>
+          <w:sz w:val="18"/>
+          <w:szCs w:val="18"/>
+        </w:rPr>
+        <w:t>variáveis</w:t>
+      </w:r>
+      <w:proofErr w:type="spellEnd"/>
+      <w:r>
+        <w:rPr>
+          <w:rFonts w:asciiTheme="minorHAnsi" w:hAnsiTheme="minorHAnsi" w:cstheme="minorHAnsi"/>
+          <w:i/>
+          <w:iCs/>
+          <w:sz w:val="18"/>
+          <w:szCs w:val="18"/>
+        </w:rPr>
+        <w:t xml:space="preserve"> por </w:t>
+      </w:r>
+      <w:proofErr w:type="spellStart"/>
+      <w:r>
+        <w:rPr>
+          <w:rFonts w:asciiTheme="minorHAnsi" w:hAnsiTheme="minorHAnsi" w:cstheme="minorHAnsi"/>
+          <w:i/>
+          <w:iCs/>
+          <w:sz w:val="18"/>
+          <w:szCs w:val="18"/>
+        </w:rPr>
+        <w:t>permutação</w:t>
+      </w:r>
+      <w:proofErr w:type="spellEnd"/>
+      <w:r>
+        <w:rPr>
+          <w:rFonts w:asciiTheme="minorHAnsi" w:hAnsiTheme="minorHAnsi" w:cstheme="minorHAnsi"/>
+          <w:i/>
+          <w:iCs/>
+          <w:sz w:val="18"/>
+          <w:szCs w:val="18"/>
+        </w:rPr>
+        <w:t xml:space="preserve">, </w:t>
+      </w:r>
+      <w:proofErr w:type="spellStart"/>
+      <w:r>
+        <w:rPr>
+          <w:rFonts w:asciiTheme="minorHAnsi" w:hAnsiTheme="minorHAnsi" w:cstheme="minorHAnsi"/>
+          <w:i/>
+          <w:iCs/>
+          <w:sz w:val="18"/>
+          <w:szCs w:val="18"/>
+        </w:rPr>
+        <w:t>com</w:t>
+      </w:r>
+      <w:proofErr w:type="spellEnd"/>
+      <w:r>
+        <w:rPr>
+          <w:rFonts w:asciiTheme="minorHAnsi" w:hAnsiTheme="minorHAnsi" w:cstheme="minorHAnsi"/>
+          <w:i/>
+          <w:iCs/>
+          <w:sz w:val="18"/>
+          <w:szCs w:val="18"/>
+        </w:rPr>
+        <w:t xml:space="preserve"> intervalo de </w:t>
+      </w:r>
+      <w:proofErr w:type="spellStart"/>
+      <w:r>
+        <w:rPr>
+          <w:rFonts w:asciiTheme="minorHAnsi" w:hAnsiTheme="minorHAnsi" w:cstheme="minorHAnsi"/>
+          <w:i/>
+          <w:iCs/>
+          <w:sz w:val="18"/>
+          <w:szCs w:val="18"/>
+        </w:rPr>
+        <w:t>variação</w:t>
+      </w:r>
+      <w:proofErr w:type="spellEnd"/>
+      <w:r>
+        <w:rPr>
+          <w:rFonts w:asciiTheme="minorHAnsi" w:hAnsiTheme="minorHAnsi" w:cstheme="minorHAnsi"/>
+          <w:i/>
+          <w:iCs/>
+          <w:sz w:val="18"/>
+          <w:szCs w:val="18"/>
+        </w:rPr>
+        <w:t xml:space="preserve"> (barras </w:t>
+      </w:r>
+      <w:proofErr w:type="spellStart"/>
+      <w:r>
+        <w:rPr>
+          <w:rFonts w:asciiTheme="minorHAnsi" w:hAnsiTheme="minorHAnsi" w:cstheme="minorHAnsi"/>
+          <w:i/>
+          <w:iCs/>
+          <w:sz w:val="18"/>
+          <w:szCs w:val="18"/>
+        </w:rPr>
+        <w:t>pretas</w:t>
+      </w:r>
+      <w:proofErr w:type="spellEnd"/>
+      <w:r>
+        <w:rPr>
+          <w:rFonts w:asciiTheme="minorHAnsi" w:hAnsiTheme="minorHAnsi" w:cstheme="minorHAnsi"/>
+          <w:i/>
+          <w:iCs/>
+          <w:sz w:val="18"/>
+          <w:szCs w:val="18"/>
+        </w:rPr>
+        <w:t>).</w:t>
+      </w:r>
+    </w:p>
+    <w:p>
+      <w:pPr>
+        <w:pStyle w:val="Heading2"/>
+        <w:jc w:val="both"/>
+        <w:rPr>
+          <w:rFonts w:asciiTheme="minorHAnsi" w:hAnsiTheme="minorHAnsi" w:cstheme="minorHAnsi"/>
+          <w:color w:val="auto"/>
+        </w:rPr>
+      </w:pPr>
+      <w:bookmarkStart w:id="32" w:name="_Toc238679243"/>
+      <w:bookmarkStart w:id="33" w:name="_Toc238679556"/>
+      <w:r>
+        <w:rPr>
+          <w:rFonts w:asciiTheme="minorHAnsi" w:hAnsiTheme="minorHAnsi" w:cstheme="minorHAnsi"/>
+          <w:color w:val="auto"/>
+        </w:rPr>
+        <w:t>10.2 SHAP (</w:t>
+      </w:r>
+      <w:proofErr w:type="spellStart"/>
+      <w:r>
+        <w:rPr>
+          <w:rFonts w:asciiTheme="minorHAnsi" w:hAnsiTheme="minorHAnsi" w:cstheme="minorHAnsi"/>
+          <w:color w:val="auto"/>
+        </w:rPr>
+        <w:t>SHapley</w:t>
+      </w:r>
+      <w:proofErr w:type="spellEnd"/>
+      <w:r>
+        <w:rPr>
+          <w:rFonts w:asciiTheme="minorHAnsi" w:hAnsiTheme="minorHAnsi" w:cstheme="minorHAnsi"/>
+          <w:color w:val="auto"/>
+        </w:rPr>
+        <w:t xml:space="preserve"> </w:t>
+      </w:r>
+      <w:proofErr w:type="spellStart"/>
+      <w:r>
+        <w:rPr>
+          <w:rFonts w:asciiTheme="minorHAnsi" w:hAnsiTheme="minorHAnsi" w:cstheme="minorHAnsi"/>
+          <w:color w:val="auto"/>
+        </w:rPr>
+        <w:t>Additive</w:t>
+      </w:r>
+      <w:proofErr w:type="spellEnd"/>
+      <w:r>
+        <w:rPr>
+          <w:rFonts w:asciiTheme="minorHAnsi" w:hAnsiTheme="minorHAnsi" w:cstheme="minorHAnsi"/>
+          <w:color w:val="auto"/>
+        </w:rPr>
+        <w:t xml:space="preserve"> </w:t>
+      </w:r>
+      <w:proofErr w:type="spellStart"/>
+      <w:r>
+        <w:rPr>
+          <w:rFonts w:asciiTheme="minorHAnsi" w:hAnsiTheme="minorHAnsi" w:cstheme="minorHAnsi"/>
+          <w:color w:val="auto"/>
+        </w:rPr>
+        <w:t>exPlanations</w:t>
+      </w:r>
+      <w:proofErr w:type="spellEnd"/>
+      <w:r>
+        <w:rPr>
+          <w:rFonts w:asciiTheme="minorHAnsi" w:hAnsiTheme="minorHAnsi" w:cstheme="minorHAnsi"/>
+          <w:color w:val="auto"/>
+        </w:rPr>
+        <w:t>)</w:t>
+      </w:r>
+      <w:bookmarkEnd w:id="32"/>
+      <w:bookmarkEnd w:id="33"/>
+    </w:p>
+    <w:p>
+      <w:pPr>
+        <w:spacing w:after="160"/>
+        <w:jc w:val="both"/>
+        <w:rPr>
+          <w:rFonts w:asciiTheme="minorHAnsi" w:hAnsiTheme="minorHAnsi" w:cstheme="minorHAnsi"/>
+        </w:rPr>
+      </w:pPr>
+      <w:r>
+        <w:rPr>
+          <w:rFonts w:asciiTheme="minorHAnsi" w:hAnsiTheme="minorHAnsi" w:cstheme="minorHAnsi"/>
+        </w:rPr>
+        <w:t xml:space="preserve">O SHAP </w:t>
+      </w:r>
+      <w:proofErr w:type="spellStart"/>
+      <w:r>
+        <w:rPr>
+          <w:rFonts w:asciiTheme="minorHAnsi" w:hAnsiTheme="minorHAnsi" w:cstheme="minorHAnsi"/>
+        </w:rPr>
+        <w:t>foi</w:t>
+      </w:r>
+      <w:proofErr w:type="spellEnd"/>
+      <w:r>
+        <w:rPr>
+          <w:rFonts w:asciiTheme="minorHAnsi" w:hAnsiTheme="minorHAnsi" w:cstheme="minorHAnsi"/>
+        </w:rPr>
+        <w:t xml:space="preserve"> aplicado </w:t>
+      </w:r>
+      <w:proofErr w:type="spellStart"/>
+      <w:r>
+        <w:rPr>
+          <w:rFonts w:asciiTheme="minorHAnsi" w:hAnsiTheme="minorHAnsi" w:cstheme="minorHAnsi"/>
+        </w:rPr>
+        <w:t>ao</w:t>
+      </w:r>
+      <w:proofErr w:type="spellEnd"/>
+      <w:r>
+        <w:rPr>
+          <w:rFonts w:asciiTheme="minorHAnsi" w:hAnsiTheme="minorHAnsi" w:cstheme="minorHAnsi"/>
+        </w:rPr>
+        <w:t xml:space="preserve"> modelo final (</w:t>
+      </w:r>
+      <w:proofErr w:type="spellStart"/>
+      <w:r>
+        <w:rPr>
+          <w:rFonts w:asciiTheme="minorHAnsi" w:hAnsiTheme="minorHAnsi" w:cstheme="minorHAnsi"/>
+        </w:rPr>
+        <w:t>Regressão</w:t>
+      </w:r>
+      <w:proofErr w:type="spellEnd"/>
+      <w:r>
+        <w:rPr>
+          <w:rFonts w:asciiTheme="minorHAnsi" w:hAnsiTheme="minorHAnsi" w:cstheme="minorHAnsi"/>
+        </w:rPr>
+        <w:t xml:space="preserve"> Logística </w:t>
+      </w:r>
+      <w:proofErr w:type="spellStart"/>
+      <w:r>
+        <w:rPr>
+          <w:rFonts w:asciiTheme="minorHAnsi" w:hAnsiTheme="minorHAnsi" w:cstheme="minorHAnsi"/>
+        </w:rPr>
+        <w:t>otimizada</w:t>
+      </w:r>
+      <w:proofErr w:type="spellEnd"/>
+      <w:r>
+        <w:rPr>
+          <w:rFonts w:asciiTheme="minorHAnsi" w:hAnsiTheme="minorHAnsi" w:cstheme="minorHAnsi"/>
+        </w:rPr>
+        <w:t xml:space="preserve">) para </w:t>
+      </w:r>
+      <w:proofErr w:type="spellStart"/>
+      <w:r>
+        <w:rPr>
+          <w:rFonts w:asciiTheme="minorHAnsi" w:hAnsiTheme="minorHAnsi" w:cstheme="minorHAnsi"/>
+        </w:rPr>
+        <w:t>apresentar</w:t>
+      </w:r>
+      <w:proofErr w:type="spellEnd"/>
+      <w:r>
+        <w:rPr>
+          <w:rFonts w:asciiTheme="minorHAnsi" w:hAnsiTheme="minorHAnsi" w:cstheme="minorHAnsi"/>
+        </w:rPr>
+        <w:t xml:space="preserve"> a </w:t>
+      </w:r>
+      <w:proofErr w:type="spellStart"/>
+      <w:r>
+        <w:rPr>
+          <w:rFonts w:asciiTheme="minorHAnsi" w:hAnsiTheme="minorHAnsi" w:cstheme="minorHAnsi"/>
+        </w:rPr>
+        <w:t>importância</w:t>
+      </w:r>
+      <w:proofErr w:type="spellEnd"/>
+      <w:r>
+        <w:rPr>
+          <w:rFonts w:asciiTheme="minorHAnsi" w:hAnsiTheme="minorHAnsi" w:cstheme="minorHAnsi"/>
+        </w:rPr>
         <w:t xml:space="preserve"> global das </w:t>
       </w:r>
       <w:proofErr w:type="spellStart"/>
       <w:r>
         <w:rPr>
           <w:rFonts w:asciiTheme="minorHAnsi" w:hAnsiTheme="minorHAnsi" w:cstheme="minorHAnsi"/>
-          <w:i/>
-          <w:iCs/>
-          <w:sz w:val="18"/>
-          <w:szCs w:val="18"/>
         </w:rPr>
         <w:t>variáveis</w:t>
       </w:r>
@@ -13074,34 +12791,204 @@
       <w:r>
         <w:rPr>
           <w:rFonts w:asciiTheme="minorHAnsi" w:hAnsiTheme="minorHAnsi" w:cstheme="minorHAnsi"/>
-          <w:i/>
-          <w:iCs/>
-          <w:sz w:val="18"/>
-          <w:szCs w:val="18"/>
-        </w:rPr>
-        <w:t xml:space="preserve"> segundo o SHAP (</w:t>
-      </w:r>
-      <w:proofErr w:type="spellStart"/>
-      <w:r>
-        <w:rPr>
-          <w:rFonts w:asciiTheme="minorHAnsi" w:hAnsiTheme="minorHAnsi" w:cstheme="minorHAnsi"/>
-          <w:i/>
-          <w:iCs/>
-          <w:sz w:val="18"/>
-          <w:szCs w:val="18"/>
-        </w:rPr>
-        <w:t>média</w:t>
-      </w:r>
-      <w:proofErr w:type="spellEnd"/>
-      <w:r>
-        <w:rPr>
-          <w:rFonts w:asciiTheme="minorHAnsi" w:hAnsiTheme="minorHAnsi" w:cstheme="minorHAnsi"/>
-          <w:i/>
-          <w:iCs/>
-          <w:sz w:val="18"/>
-          <w:szCs w:val="18"/>
-        </w:rPr>
-        <w:t xml:space="preserve"> do valor absoluto de SHAP).</w:t>
+        </w:rPr>
+        <w:t xml:space="preserve">, a </w:t>
+      </w:r>
+      <w:proofErr w:type="spellStart"/>
+      <w:r>
+        <w:rPr>
+          <w:rFonts w:asciiTheme="minorHAnsi" w:hAnsiTheme="minorHAnsi" w:cstheme="minorHAnsi"/>
+        </w:rPr>
+        <w:t>direção</w:t>
+      </w:r>
+      <w:proofErr w:type="spellEnd"/>
+      <w:r>
+        <w:rPr>
+          <w:rFonts w:asciiTheme="minorHAnsi" w:hAnsiTheme="minorHAnsi" w:cstheme="minorHAnsi"/>
+        </w:rPr>
+        <w:t xml:space="preserve"> do impacto de cada </w:t>
+      </w:r>
+      <w:proofErr w:type="spellStart"/>
+      <w:r>
+        <w:rPr>
+          <w:rFonts w:asciiTheme="minorHAnsi" w:hAnsiTheme="minorHAnsi" w:cstheme="minorHAnsi"/>
+        </w:rPr>
+        <w:t>uma</w:t>
+      </w:r>
+      <w:proofErr w:type="spellEnd"/>
+      <w:r>
+        <w:rPr>
+          <w:rFonts w:asciiTheme="minorHAnsi" w:hAnsiTheme="minorHAnsi" w:cstheme="minorHAnsi"/>
+        </w:rPr>
+        <w:t xml:space="preserve"> sobre a </w:t>
+      </w:r>
+      <w:proofErr w:type="spellStart"/>
+      <w:r>
+        <w:rPr>
+          <w:rFonts w:asciiTheme="minorHAnsi" w:hAnsiTheme="minorHAnsi" w:cstheme="minorHAnsi"/>
+        </w:rPr>
+        <w:t>previsão</w:t>
+      </w:r>
+      <w:proofErr w:type="spellEnd"/>
+      <w:r>
+        <w:rPr>
+          <w:rFonts w:asciiTheme="minorHAnsi" w:hAnsiTheme="minorHAnsi" w:cstheme="minorHAnsi"/>
+        </w:rPr>
+        <w:t xml:space="preserve"> (</w:t>
+      </w:r>
+      <w:proofErr w:type="spellStart"/>
+      <w:r>
+        <w:rPr>
+          <w:rFonts w:asciiTheme="minorHAnsi" w:hAnsiTheme="minorHAnsi" w:cstheme="minorHAnsi"/>
+        </w:rPr>
+        <w:t>via</w:t>
+      </w:r>
+      <w:proofErr w:type="spellEnd"/>
+      <w:r>
+        <w:rPr>
+          <w:rFonts w:asciiTheme="minorHAnsi" w:hAnsiTheme="minorHAnsi" w:cstheme="minorHAnsi"/>
+        </w:rPr>
+        <w:t xml:space="preserve"> gráfico </w:t>
+      </w:r>
+      <w:proofErr w:type="spellStart"/>
+      <w:r>
+        <w:rPr>
+          <w:rFonts w:asciiTheme="minorHAnsi" w:hAnsiTheme="minorHAnsi" w:cstheme="minorHAnsi"/>
+        </w:rPr>
+        <w:t>beeswarm</w:t>
+      </w:r>
+      <w:proofErr w:type="spellEnd"/>
+      <w:r>
+        <w:rPr>
+          <w:rFonts w:asciiTheme="minorHAnsi" w:hAnsiTheme="minorHAnsi" w:cstheme="minorHAnsi"/>
+        </w:rPr>
+        <w:t xml:space="preserve">) e </w:t>
+      </w:r>
+      <w:proofErr w:type="spellStart"/>
+      <w:r>
+        <w:rPr>
+          <w:rFonts w:asciiTheme="minorHAnsi" w:hAnsiTheme="minorHAnsi" w:cstheme="minorHAnsi"/>
+        </w:rPr>
+        <w:t>uma</w:t>
+      </w:r>
+      <w:proofErr w:type="spellEnd"/>
+      <w:r>
+        <w:rPr>
+          <w:rFonts w:asciiTheme="minorHAnsi" w:hAnsiTheme="minorHAnsi" w:cstheme="minorHAnsi"/>
+        </w:rPr>
+        <w:t xml:space="preserve"> </w:t>
+      </w:r>
+      <w:proofErr w:type="spellStart"/>
+      <w:r>
+        <w:rPr>
+          <w:rFonts w:asciiTheme="minorHAnsi" w:hAnsiTheme="minorHAnsi" w:cstheme="minorHAnsi"/>
+        </w:rPr>
+        <w:t>explicação</w:t>
+      </w:r>
+      <w:proofErr w:type="spellEnd"/>
+      <w:r>
+        <w:rPr>
+          <w:rFonts w:asciiTheme="minorHAnsi" w:hAnsiTheme="minorHAnsi" w:cstheme="minorHAnsi"/>
+        </w:rPr>
+        <w:t xml:space="preserve"> individual (</w:t>
+      </w:r>
+      <w:proofErr w:type="spellStart"/>
+      <w:r>
+        <w:rPr>
+          <w:rFonts w:asciiTheme="minorHAnsi" w:hAnsiTheme="minorHAnsi" w:cstheme="minorHAnsi"/>
+        </w:rPr>
+        <w:t>waterfall</w:t>
+      </w:r>
+      <w:proofErr w:type="spellEnd"/>
+      <w:r>
+        <w:rPr>
+          <w:rFonts w:asciiTheme="minorHAnsi" w:hAnsiTheme="minorHAnsi" w:cstheme="minorHAnsi"/>
+        </w:rPr>
+        <w:t xml:space="preserve">) para </w:t>
+      </w:r>
+      <w:proofErr w:type="spellStart"/>
+      <w:r>
+        <w:rPr>
+          <w:rFonts w:asciiTheme="minorHAnsi" w:hAnsiTheme="minorHAnsi" w:cstheme="minorHAnsi"/>
+        </w:rPr>
+        <w:t>um</w:t>
+      </w:r>
+      <w:proofErr w:type="spellEnd"/>
+      <w:r>
+        <w:rPr>
+          <w:rFonts w:asciiTheme="minorHAnsi" w:hAnsiTheme="minorHAnsi" w:cstheme="minorHAnsi"/>
+        </w:rPr>
+        <w:t xml:space="preserve"> caso maligno específico, tornando a </w:t>
+      </w:r>
+      <w:proofErr w:type="spellStart"/>
+      <w:r>
+        <w:rPr>
+          <w:rFonts w:asciiTheme="minorHAnsi" w:hAnsiTheme="minorHAnsi" w:cstheme="minorHAnsi"/>
+        </w:rPr>
+        <w:t>decisão</w:t>
+      </w:r>
+      <w:proofErr w:type="spellEnd"/>
+      <w:r>
+        <w:rPr>
+          <w:rFonts w:asciiTheme="minorHAnsi" w:hAnsiTheme="minorHAnsi" w:cstheme="minorHAnsi"/>
+        </w:rPr>
+        <w:t xml:space="preserve"> do modelo </w:t>
+      </w:r>
+      <w:proofErr w:type="spellStart"/>
+      <w:r>
+        <w:rPr>
+          <w:rFonts w:asciiTheme="minorHAnsi" w:hAnsiTheme="minorHAnsi" w:cstheme="minorHAnsi"/>
+        </w:rPr>
+        <w:t>auditável</w:t>
+      </w:r>
+      <w:proofErr w:type="spellEnd"/>
+      <w:r>
+        <w:rPr>
+          <w:rFonts w:asciiTheme="minorHAnsi" w:hAnsiTheme="minorHAnsi" w:cstheme="minorHAnsi"/>
+        </w:rPr>
+        <w:t xml:space="preserve"> por </w:t>
+      </w:r>
+      <w:proofErr w:type="spellStart"/>
+      <w:r>
+        <w:rPr>
+          <w:rFonts w:asciiTheme="minorHAnsi" w:hAnsiTheme="minorHAnsi" w:cstheme="minorHAnsi"/>
+        </w:rPr>
+        <w:t>um</w:t>
+      </w:r>
+      <w:proofErr w:type="spellEnd"/>
+      <w:r>
+        <w:rPr>
+          <w:rFonts w:asciiTheme="minorHAnsi" w:hAnsiTheme="minorHAnsi" w:cstheme="minorHAnsi"/>
+        </w:rPr>
+        <w:t xml:space="preserve"> </w:t>
+      </w:r>
+      <w:proofErr w:type="spellStart"/>
+      <w:r>
+        <w:rPr>
+          <w:rFonts w:asciiTheme="minorHAnsi" w:hAnsiTheme="minorHAnsi" w:cstheme="minorHAnsi"/>
+        </w:rPr>
+        <w:t>profissional</w:t>
+      </w:r>
+      <w:proofErr w:type="spellEnd"/>
+      <w:r>
+        <w:rPr>
+          <w:rFonts w:asciiTheme="minorHAnsi" w:hAnsiTheme="minorHAnsi" w:cstheme="minorHAnsi"/>
+        </w:rPr>
+        <w:t xml:space="preserve"> de </w:t>
+      </w:r>
+      <w:proofErr w:type="spellStart"/>
+      <w:r>
+        <w:rPr>
+          <w:rFonts w:asciiTheme="minorHAnsi" w:hAnsiTheme="minorHAnsi" w:cstheme="minorHAnsi"/>
+        </w:rPr>
+        <w:t>saúde</w:t>
+      </w:r>
+      <w:proofErr w:type="spellEnd"/>
+      <w:r>
+        <w:rPr>
+          <w:rFonts w:asciiTheme="minorHAnsi" w:hAnsiTheme="minorHAnsi" w:cstheme="minorHAnsi"/>
+        </w:rPr>
+        <w:t>.</w:t>
       </w:r>
     </w:p>
     <w:p>
@@ -13117,12 +13004,11 @@
           <w:rFonts w:asciiTheme="minorHAnsi" w:hAnsiTheme="minorHAnsi" w:cstheme="minorHAnsi"/>
           <w:noProof/>
         </w:rPr>
-        <w:lastRenderedPageBreak/>
         <w:drawing>
-          <wp:inline distT="0" distB="0" distL="0" distR="0" wp14:anchorId="2D9344E3" wp14:editId="26D436C8">
-            <wp:extent cx="4257675" cy="2953762"/>
+          <wp:inline distT="0" distB="0" distL="0" distR="0" wp14:anchorId="3BC12C42" wp14:editId="7CCBB2B2">
+            <wp:extent cx="4286250" cy="3438525"/>
             <wp:effectExtent l="0" t="0" r="0" b="0"/>
-            <wp:docPr id="841955311" name="Picture 841955311"/>
+            <wp:docPr id="1687738252" name="Picture 1687738252"/>
             <wp:cNvGraphicFramePr>
               <a:graphicFrameLocks xmlns:a="http://schemas.openxmlformats.org/drawingml/2006/main" noChangeAspect="1"/>
             </wp:cNvGraphicFramePr>
@@ -13145,7 +13031,7 @@
                   <pic:spPr bwMode="auto">
                     <a:xfrm>
                       <a:off x="0" y="0"/>
-                      <a:ext cx="4260049" cy="2955409"/>
+                      <a:ext cx="4286250" cy="3438525"/>
                     </a:xfrm>
                     <a:prstGeom prst="rect">
                       <a:avLst/>
@@ -13174,331 +13060,38 @@
           <w:sz w:val="18"/>
           <w:szCs w:val="18"/>
         </w:rPr>
-        <w:t xml:space="preserve">Figura 16 — Gráfico </w:t>
-      </w:r>
-      <w:proofErr w:type="spellStart"/>
-      <w:r>
-        <w:rPr>
-          <w:rFonts w:asciiTheme="minorHAnsi" w:hAnsiTheme="minorHAnsi" w:cstheme="minorHAnsi"/>
-          <w:i/>
-          <w:iCs/>
-          <w:sz w:val="18"/>
-          <w:szCs w:val="18"/>
-        </w:rPr>
-        <w:t>beeswarm</w:t>
-      </w:r>
-      <w:proofErr w:type="spellEnd"/>
-      <w:r>
-        <w:rPr>
-          <w:rFonts w:asciiTheme="minorHAnsi" w:hAnsiTheme="minorHAnsi" w:cstheme="minorHAnsi"/>
-          <w:i/>
-          <w:iCs/>
-          <w:sz w:val="18"/>
-          <w:szCs w:val="18"/>
-        </w:rPr>
-        <w:t xml:space="preserve"> do SHAP: cada ponto é </w:t>
-      </w:r>
-      <w:proofErr w:type="spellStart"/>
-      <w:r>
-        <w:rPr>
-          <w:rFonts w:asciiTheme="minorHAnsi" w:hAnsiTheme="minorHAnsi" w:cstheme="minorHAnsi"/>
-          <w:i/>
-          <w:iCs/>
-          <w:sz w:val="18"/>
-          <w:szCs w:val="18"/>
-        </w:rPr>
-        <w:t>um</w:t>
-      </w:r>
-      <w:proofErr w:type="spellEnd"/>
-      <w:r>
-        <w:rPr>
-          <w:rFonts w:asciiTheme="minorHAnsi" w:hAnsiTheme="minorHAnsi" w:cstheme="minorHAnsi"/>
-          <w:i/>
-          <w:iCs/>
-          <w:sz w:val="18"/>
-          <w:szCs w:val="18"/>
-        </w:rPr>
-        <w:t xml:space="preserve"> paciente; a </w:t>
-      </w:r>
-      <w:proofErr w:type="spellStart"/>
-      <w:r>
-        <w:rPr>
-          <w:rFonts w:asciiTheme="minorHAnsi" w:hAnsiTheme="minorHAnsi" w:cstheme="minorHAnsi"/>
-          <w:i/>
-          <w:iCs/>
-          <w:sz w:val="18"/>
-          <w:szCs w:val="18"/>
-        </w:rPr>
-        <w:t>cor</w:t>
-      </w:r>
-      <w:proofErr w:type="spellEnd"/>
-      <w:r>
-        <w:rPr>
-          <w:rFonts w:asciiTheme="minorHAnsi" w:hAnsiTheme="minorHAnsi" w:cstheme="minorHAnsi"/>
-          <w:i/>
-          <w:iCs/>
-          <w:sz w:val="18"/>
-          <w:szCs w:val="18"/>
-        </w:rPr>
-        <w:t xml:space="preserve"> indica se o valor da </w:t>
-      </w:r>
-      <w:proofErr w:type="spellStart"/>
-      <w:r>
-        <w:rPr>
-          <w:rFonts w:asciiTheme="minorHAnsi" w:hAnsiTheme="minorHAnsi" w:cstheme="minorHAnsi"/>
-          <w:i/>
-          <w:iCs/>
-          <w:sz w:val="18"/>
-          <w:szCs w:val="18"/>
-        </w:rPr>
-        <w:t>variável</w:t>
-      </w:r>
-      <w:proofErr w:type="spellEnd"/>
-      <w:r>
-        <w:rPr>
-          <w:rFonts w:asciiTheme="minorHAnsi" w:hAnsiTheme="minorHAnsi" w:cstheme="minorHAnsi"/>
-          <w:i/>
-          <w:iCs/>
-          <w:sz w:val="18"/>
-          <w:szCs w:val="18"/>
-        </w:rPr>
-        <w:t xml:space="preserve"> é alto (rosa) </w:t>
-      </w:r>
-      <w:proofErr w:type="spellStart"/>
-      <w:r>
-        <w:rPr>
-          <w:rFonts w:asciiTheme="minorHAnsi" w:hAnsiTheme="minorHAnsi" w:cstheme="minorHAnsi"/>
-          <w:i/>
-          <w:iCs/>
-          <w:sz w:val="18"/>
-          <w:szCs w:val="18"/>
-        </w:rPr>
-        <w:t>ou</w:t>
-      </w:r>
-      <w:proofErr w:type="spellEnd"/>
-      <w:r>
-        <w:rPr>
-          <w:rFonts w:asciiTheme="minorHAnsi" w:hAnsiTheme="minorHAnsi" w:cstheme="minorHAnsi"/>
-          <w:i/>
-          <w:iCs/>
-          <w:sz w:val="18"/>
-          <w:szCs w:val="18"/>
-        </w:rPr>
-        <w:t xml:space="preserve"> </w:t>
-      </w:r>
-      <w:proofErr w:type="spellStart"/>
-      <w:r>
-        <w:rPr>
-          <w:rFonts w:asciiTheme="minorHAnsi" w:hAnsiTheme="minorHAnsi" w:cstheme="minorHAnsi"/>
-          <w:i/>
-          <w:iCs/>
-          <w:sz w:val="18"/>
-          <w:szCs w:val="18"/>
-        </w:rPr>
-        <w:t>baixo</w:t>
-      </w:r>
-      <w:proofErr w:type="spellEnd"/>
-      <w:r>
-        <w:rPr>
-          <w:rFonts w:asciiTheme="minorHAnsi" w:hAnsiTheme="minorHAnsi" w:cstheme="minorHAnsi"/>
-          <w:i/>
-          <w:iCs/>
-          <w:sz w:val="18"/>
-          <w:szCs w:val="18"/>
-        </w:rPr>
-        <w:t xml:space="preserve"> (azul), e a </w:t>
-      </w:r>
-      <w:proofErr w:type="spellStart"/>
-      <w:r>
-        <w:rPr>
-          <w:rFonts w:asciiTheme="minorHAnsi" w:hAnsiTheme="minorHAnsi" w:cstheme="minorHAnsi"/>
-          <w:i/>
-          <w:iCs/>
-          <w:sz w:val="18"/>
-          <w:szCs w:val="18"/>
-        </w:rPr>
-        <w:t>posição</w:t>
-      </w:r>
-      <w:proofErr w:type="spellEnd"/>
-      <w:r>
-        <w:rPr>
-          <w:rFonts w:asciiTheme="minorHAnsi" w:hAnsiTheme="minorHAnsi" w:cstheme="minorHAnsi"/>
-          <w:i/>
-          <w:iCs/>
-          <w:sz w:val="18"/>
-          <w:szCs w:val="18"/>
-        </w:rPr>
-        <w:t xml:space="preserve"> </w:t>
-      </w:r>
-      <w:proofErr w:type="spellStart"/>
-      <w:r>
-        <w:rPr>
-          <w:rFonts w:asciiTheme="minorHAnsi" w:hAnsiTheme="minorHAnsi" w:cstheme="minorHAnsi"/>
-          <w:i/>
-          <w:iCs/>
-          <w:sz w:val="18"/>
-          <w:szCs w:val="18"/>
-        </w:rPr>
-        <w:t>mostra</w:t>
-      </w:r>
-      <w:proofErr w:type="spellEnd"/>
-      <w:r>
-        <w:rPr>
-          <w:rFonts w:asciiTheme="minorHAnsi" w:hAnsiTheme="minorHAnsi" w:cstheme="minorHAnsi"/>
-          <w:i/>
-          <w:iCs/>
-          <w:sz w:val="18"/>
-          <w:szCs w:val="18"/>
-        </w:rPr>
-        <w:t xml:space="preserve"> o impacto </w:t>
-      </w:r>
-      <w:proofErr w:type="spellStart"/>
-      <w:r>
-        <w:rPr>
-          <w:rFonts w:asciiTheme="minorHAnsi" w:hAnsiTheme="minorHAnsi" w:cstheme="minorHAnsi"/>
-          <w:i/>
-          <w:iCs/>
-          <w:sz w:val="18"/>
-          <w:szCs w:val="18"/>
-        </w:rPr>
-        <w:t>na</w:t>
-      </w:r>
-      <w:proofErr w:type="spellEnd"/>
-      <w:r>
-        <w:rPr>
-          <w:rFonts w:asciiTheme="minorHAnsi" w:hAnsiTheme="minorHAnsi" w:cstheme="minorHAnsi"/>
-          <w:i/>
-          <w:iCs/>
-          <w:sz w:val="18"/>
-          <w:szCs w:val="18"/>
-        </w:rPr>
-        <w:t xml:space="preserve"> </w:t>
-      </w:r>
-      <w:proofErr w:type="spellStart"/>
-      <w:r>
-        <w:rPr>
-          <w:rFonts w:asciiTheme="minorHAnsi" w:hAnsiTheme="minorHAnsi" w:cstheme="minorHAnsi"/>
-          <w:i/>
-          <w:iCs/>
-          <w:sz w:val="18"/>
-          <w:szCs w:val="18"/>
-        </w:rPr>
-        <w:t>previsão</w:t>
-      </w:r>
-      <w:proofErr w:type="spellEnd"/>
-      <w:r>
-        <w:rPr>
-          <w:rFonts w:asciiTheme="minorHAnsi" w:hAnsiTheme="minorHAnsi" w:cstheme="minorHAnsi"/>
-          <w:i/>
-          <w:iCs/>
-          <w:sz w:val="18"/>
-          <w:szCs w:val="18"/>
-        </w:rPr>
-        <w:t>.</w:t>
-      </w:r>
-    </w:p>
-    <w:p>
-      <w:pPr>
-        <w:spacing w:after="160"/>
-        <w:jc w:val="both"/>
-        <w:rPr>
-          <w:rFonts w:asciiTheme="minorHAnsi" w:hAnsiTheme="minorHAnsi" w:cstheme="minorHAnsi"/>
-        </w:rPr>
-      </w:pPr>
-      <w:r>
-        <w:rPr>
-          <w:rFonts w:asciiTheme="minorHAnsi" w:hAnsiTheme="minorHAnsi" w:cstheme="minorHAnsi"/>
-        </w:rPr>
-        <w:t xml:space="preserve">Como </w:t>
-      </w:r>
-      <w:proofErr w:type="spellStart"/>
-      <w:r>
-        <w:rPr>
-          <w:rFonts w:asciiTheme="minorHAnsi" w:hAnsiTheme="minorHAnsi" w:cstheme="minorHAnsi"/>
-        </w:rPr>
-        <w:t>comparação</w:t>
-      </w:r>
-      <w:proofErr w:type="spellEnd"/>
-      <w:r>
-        <w:rPr>
-          <w:rFonts w:asciiTheme="minorHAnsi" w:hAnsiTheme="minorHAnsi" w:cstheme="minorHAnsi"/>
-        </w:rPr>
-        <w:t xml:space="preserve">, o SHAP </w:t>
-      </w:r>
-      <w:proofErr w:type="spellStart"/>
-      <w:r>
-        <w:rPr>
-          <w:rFonts w:asciiTheme="minorHAnsi" w:hAnsiTheme="minorHAnsi" w:cstheme="minorHAnsi"/>
-        </w:rPr>
-        <w:t>também</w:t>
-      </w:r>
-      <w:proofErr w:type="spellEnd"/>
-      <w:r>
-        <w:rPr>
-          <w:rFonts w:asciiTheme="minorHAnsi" w:hAnsiTheme="minorHAnsi" w:cstheme="minorHAnsi"/>
-        </w:rPr>
-        <w:t xml:space="preserve"> </w:t>
-      </w:r>
-      <w:proofErr w:type="spellStart"/>
-      <w:r>
-        <w:rPr>
-          <w:rFonts w:asciiTheme="minorHAnsi" w:hAnsiTheme="minorHAnsi" w:cstheme="minorHAnsi"/>
-        </w:rPr>
-        <w:t>foi</w:t>
-      </w:r>
-      <w:proofErr w:type="spellEnd"/>
-      <w:r>
-        <w:rPr>
-          <w:rFonts w:asciiTheme="minorHAnsi" w:hAnsiTheme="minorHAnsi" w:cstheme="minorHAnsi"/>
-        </w:rPr>
-        <w:t xml:space="preserve"> aplicado </w:t>
-      </w:r>
-      <w:proofErr w:type="spellStart"/>
-      <w:r>
-        <w:rPr>
-          <w:rFonts w:asciiTheme="minorHAnsi" w:hAnsiTheme="minorHAnsi" w:cstheme="minorHAnsi"/>
-        </w:rPr>
-        <w:t>ao</w:t>
-      </w:r>
-      <w:proofErr w:type="spellEnd"/>
-      <w:r>
-        <w:rPr>
-          <w:rFonts w:asciiTheme="minorHAnsi" w:hAnsiTheme="minorHAnsi" w:cstheme="minorHAnsi"/>
-        </w:rPr>
-        <w:t xml:space="preserve"> modelo Random Forest (</w:t>
-      </w:r>
-      <w:proofErr w:type="spellStart"/>
-      <w:r>
-        <w:rPr>
-          <w:rFonts w:asciiTheme="minorHAnsi" w:hAnsiTheme="minorHAnsi" w:cstheme="minorHAnsi"/>
-        </w:rPr>
-        <w:t>não</w:t>
-      </w:r>
-      <w:proofErr w:type="spellEnd"/>
-      <w:r>
-        <w:rPr>
-          <w:rFonts w:asciiTheme="minorHAnsi" w:hAnsiTheme="minorHAnsi" w:cstheme="minorHAnsi"/>
-        </w:rPr>
-        <w:t xml:space="preserve"> </w:t>
-      </w:r>
-      <w:proofErr w:type="spellStart"/>
-      <w:r>
-        <w:rPr>
-          <w:rFonts w:asciiTheme="minorHAnsi" w:hAnsiTheme="minorHAnsi" w:cstheme="minorHAnsi"/>
-        </w:rPr>
-        <w:t>otimizado</w:t>
-      </w:r>
-      <w:proofErr w:type="spellEnd"/>
-      <w:r>
-        <w:rPr>
-          <w:rFonts w:asciiTheme="minorHAnsi" w:hAnsiTheme="minorHAnsi" w:cstheme="minorHAnsi"/>
-        </w:rPr>
-        <w:t xml:space="preserve">). Nesse modelo, as </w:t>
-      </w:r>
-      <w:proofErr w:type="spellStart"/>
-      <w:r>
-        <w:rPr>
-          <w:rFonts w:asciiTheme="minorHAnsi" w:hAnsiTheme="minorHAnsi" w:cstheme="minorHAnsi"/>
+        <w:t xml:space="preserve">Figura 15 — </w:t>
+      </w:r>
+      <w:proofErr w:type="spellStart"/>
+      <w:r>
+        <w:rPr>
+          <w:rFonts w:asciiTheme="minorHAnsi" w:hAnsiTheme="minorHAnsi" w:cstheme="minorHAnsi"/>
+          <w:i/>
+          <w:iCs/>
+          <w:sz w:val="18"/>
+          <w:szCs w:val="18"/>
+        </w:rPr>
+        <w:t>Importância</w:t>
+      </w:r>
+      <w:proofErr w:type="spellEnd"/>
+      <w:r>
+        <w:rPr>
+          <w:rFonts w:asciiTheme="minorHAnsi" w:hAnsiTheme="minorHAnsi" w:cstheme="minorHAnsi"/>
+          <w:i/>
+          <w:iCs/>
+          <w:sz w:val="18"/>
+          <w:szCs w:val="18"/>
+        </w:rPr>
+        <w:t xml:space="preserve"> global das </w:t>
+      </w:r>
+      <w:proofErr w:type="spellStart"/>
+      <w:r>
+        <w:rPr>
+          <w:rFonts w:asciiTheme="minorHAnsi" w:hAnsiTheme="minorHAnsi" w:cstheme="minorHAnsi"/>
+          <w:i/>
+          <w:iCs/>
+          <w:sz w:val="18"/>
+          <w:szCs w:val="18"/>
         </w:rPr>
         <w:t>variáveis</w:t>
       </w:r>
@@ -13506,246 +13099,34 @@
       <w:r>
         <w:rPr>
           <w:rFonts w:asciiTheme="minorHAnsi" w:hAnsiTheme="minorHAnsi" w:cstheme="minorHAnsi"/>
-        </w:rPr>
-        <w:t xml:space="preserve"> </w:t>
-      </w:r>
-      <w:proofErr w:type="spellStart"/>
-      <w:r>
-        <w:rPr>
-          <w:rFonts w:asciiTheme="minorHAnsi" w:hAnsiTheme="minorHAnsi" w:cstheme="minorHAnsi"/>
-        </w:rPr>
-        <w:t>com</w:t>
-      </w:r>
-      <w:proofErr w:type="spellEnd"/>
-      <w:r>
-        <w:rPr>
-          <w:rFonts w:asciiTheme="minorHAnsi" w:hAnsiTheme="minorHAnsi" w:cstheme="minorHAnsi"/>
-        </w:rPr>
-        <w:t xml:space="preserve"> </w:t>
-      </w:r>
-      <w:proofErr w:type="spellStart"/>
-      <w:r>
-        <w:rPr>
-          <w:rFonts w:asciiTheme="minorHAnsi" w:hAnsiTheme="minorHAnsi" w:cstheme="minorHAnsi"/>
-        </w:rPr>
-        <w:t>maior</w:t>
-      </w:r>
-      <w:proofErr w:type="spellEnd"/>
-      <w:r>
-        <w:rPr>
-          <w:rFonts w:asciiTheme="minorHAnsi" w:hAnsiTheme="minorHAnsi" w:cstheme="minorHAnsi"/>
-        </w:rPr>
-        <w:t xml:space="preserve"> peso </w:t>
-      </w:r>
-      <w:proofErr w:type="spellStart"/>
-      <w:r>
-        <w:rPr>
-          <w:rFonts w:asciiTheme="minorHAnsi" w:hAnsiTheme="minorHAnsi" w:cstheme="minorHAnsi"/>
-        </w:rPr>
-        <w:t>foram</w:t>
-      </w:r>
-      <w:proofErr w:type="spellEnd"/>
-      <w:r>
-        <w:rPr>
-          <w:rFonts w:asciiTheme="minorHAnsi" w:hAnsiTheme="minorHAnsi" w:cstheme="minorHAnsi"/>
-        </w:rPr>
-        <w:t xml:space="preserve"> </w:t>
-      </w:r>
-      <w:proofErr w:type="spellStart"/>
-      <w:r>
-        <w:rPr>
-          <w:rFonts w:asciiTheme="minorHAnsi" w:hAnsiTheme="minorHAnsi" w:cstheme="minorHAnsi"/>
-        </w:rPr>
-        <w:t>area_worst</w:t>
-      </w:r>
-      <w:proofErr w:type="spellEnd"/>
-      <w:r>
-        <w:rPr>
-          <w:rFonts w:asciiTheme="minorHAnsi" w:hAnsiTheme="minorHAnsi" w:cstheme="minorHAnsi"/>
-        </w:rPr>
-        <w:t xml:space="preserve">, </w:t>
-      </w:r>
-      <w:proofErr w:type="spellStart"/>
-      <w:r>
-        <w:rPr>
-          <w:rFonts w:asciiTheme="minorHAnsi" w:hAnsiTheme="minorHAnsi" w:cstheme="minorHAnsi"/>
-        </w:rPr>
-        <w:t>concave</w:t>
-      </w:r>
-      <w:proofErr w:type="spellEnd"/>
-      <w:r>
-        <w:rPr>
-          <w:rFonts w:asciiTheme="minorHAnsi" w:hAnsiTheme="minorHAnsi" w:cstheme="minorHAnsi"/>
-        </w:rPr>
-        <w:t xml:space="preserve"> </w:t>
-      </w:r>
-      <w:proofErr w:type="spellStart"/>
-      <w:r>
-        <w:rPr>
-          <w:rFonts w:asciiTheme="minorHAnsi" w:hAnsiTheme="minorHAnsi" w:cstheme="minorHAnsi"/>
-        </w:rPr>
-        <w:t>points_worst</w:t>
-      </w:r>
-      <w:proofErr w:type="spellEnd"/>
-      <w:r>
-        <w:rPr>
-          <w:rFonts w:asciiTheme="minorHAnsi" w:hAnsiTheme="minorHAnsi" w:cstheme="minorHAnsi"/>
-        </w:rPr>
-        <w:t xml:space="preserve"> e </w:t>
-      </w:r>
-      <w:proofErr w:type="spellStart"/>
-      <w:r>
-        <w:rPr>
-          <w:rFonts w:asciiTheme="minorHAnsi" w:hAnsiTheme="minorHAnsi" w:cstheme="minorHAnsi"/>
-        </w:rPr>
-        <w:t>radius_worst</w:t>
-      </w:r>
-      <w:proofErr w:type="spellEnd"/>
-      <w:r>
-        <w:rPr>
-          <w:rFonts w:asciiTheme="minorHAnsi" w:hAnsiTheme="minorHAnsi" w:cstheme="minorHAnsi"/>
-        </w:rPr>
-        <w:t xml:space="preserve"> — </w:t>
-      </w:r>
-      <w:proofErr w:type="spellStart"/>
-      <w:r>
-        <w:rPr>
-          <w:rFonts w:asciiTheme="minorHAnsi" w:hAnsiTheme="minorHAnsi" w:cstheme="minorHAnsi"/>
-        </w:rPr>
-        <w:t>reforçando</w:t>
-      </w:r>
-      <w:proofErr w:type="spellEnd"/>
-      <w:r>
-        <w:rPr>
-          <w:rFonts w:asciiTheme="minorHAnsi" w:hAnsiTheme="minorHAnsi" w:cstheme="minorHAnsi"/>
-        </w:rPr>
-        <w:t xml:space="preserve"> que características de </w:t>
-      </w:r>
-      <w:proofErr w:type="spellStart"/>
-      <w:r>
-        <w:rPr>
-          <w:rFonts w:asciiTheme="minorHAnsi" w:hAnsiTheme="minorHAnsi" w:cstheme="minorHAnsi"/>
-        </w:rPr>
-        <w:t>tamanho</w:t>
-      </w:r>
-      <w:proofErr w:type="spellEnd"/>
-      <w:r>
-        <w:rPr>
-          <w:rFonts w:asciiTheme="minorHAnsi" w:hAnsiTheme="minorHAnsi" w:cstheme="minorHAnsi"/>
-        </w:rPr>
-        <w:t xml:space="preserve"> e </w:t>
-      </w:r>
-      <w:proofErr w:type="spellStart"/>
-      <w:r>
-        <w:rPr>
-          <w:rFonts w:asciiTheme="minorHAnsi" w:hAnsiTheme="minorHAnsi" w:cstheme="minorHAnsi"/>
-        </w:rPr>
-        <w:t>concavidade</w:t>
-      </w:r>
-      <w:proofErr w:type="spellEnd"/>
-      <w:r>
-        <w:rPr>
-          <w:rFonts w:asciiTheme="minorHAnsi" w:hAnsiTheme="minorHAnsi" w:cstheme="minorHAnsi"/>
-        </w:rPr>
-        <w:t xml:space="preserve"> nos </w:t>
-      </w:r>
-      <w:proofErr w:type="spellStart"/>
-      <w:r>
-        <w:rPr>
-          <w:rFonts w:asciiTheme="minorHAnsi" w:hAnsiTheme="minorHAnsi" w:cstheme="minorHAnsi"/>
-        </w:rPr>
-        <w:t>piores</w:t>
-      </w:r>
-      <w:proofErr w:type="spellEnd"/>
-      <w:r>
-        <w:rPr>
-          <w:rFonts w:asciiTheme="minorHAnsi" w:hAnsiTheme="minorHAnsi" w:cstheme="minorHAnsi"/>
-        </w:rPr>
-        <w:t xml:space="preserve"> casos ("_</w:t>
-      </w:r>
-      <w:proofErr w:type="spellStart"/>
-      <w:r>
-        <w:rPr>
-          <w:rFonts w:asciiTheme="minorHAnsi" w:hAnsiTheme="minorHAnsi" w:cstheme="minorHAnsi"/>
-        </w:rPr>
-        <w:t>worst</w:t>
-      </w:r>
-      <w:proofErr w:type="spellEnd"/>
-      <w:r>
-        <w:rPr>
-          <w:rFonts w:asciiTheme="minorHAnsi" w:hAnsiTheme="minorHAnsi" w:cstheme="minorHAnsi"/>
-        </w:rPr>
-        <w:t xml:space="preserve">") </w:t>
-      </w:r>
-      <w:proofErr w:type="spellStart"/>
-      <w:r>
-        <w:rPr>
-          <w:rFonts w:asciiTheme="minorHAnsi" w:hAnsiTheme="minorHAnsi" w:cstheme="minorHAnsi"/>
-        </w:rPr>
-        <w:t>são</w:t>
-      </w:r>
-      <w:proofErr w:type="spellEnd"/>
-      <w:r>
-        <w:rPr>
-          <w:rFonts w:asciiTheme="minorHAnsi" w:hAnsiTheme="minorHAnsi" w:cstheme="minorHAnsi"/>
-        </w:rPr>
-        <w:t xml:space="preserve"> </w:t>
-      </w:r>
-      <w:proofErr w:type="spellStart"/>
-      <w:r>
-        <w:rPr>
-          <w:rFonts w:asciiTheme="minorHAnsi" w:hAnsiTheme="minorHAnsi" w:cstheme="minorHAnsi"/>
-        </w:rPr>
-        <w:t>fortemente</w:t>
-      </w:r>
-      <w:proofErr w:type="spellEnd"/>
-      <w:r>
-        <w:rPr>
-          <w:rFonts w:asciiTheme="minorHAnsi" w:hAnsiTheme="minorHAnsi" w:cstheme="minorHAnsi"/>
-        </w:rPr>
-        <w:t xml:space="preserve"> </w:t>
-      </w:r>
-      <w:proofErr w:type="spellStart"/>
-      <w:r>
-        <w:rPr>
-          <w:rFonts w:asciiTheme="minorHAnsi" w:hAnsiTheme="minorHAnsi" w:cstheme="minorHAnsi"/>
-        </w:rPr>
-        <w:t>associadas</w:t>
-      </w:r>
-      <w:proofErr w:type="spellEnd"/>
-      <w:r>
-        <w:rPr>
-          <w:rFonts w:asciiTheme="minorHAnsi" w:hAnsiTheme="minorHAnsi" w:cstheme="minorHAnsi"/>
-        </w:rPr>
-        <w:t xml:space="preserve"> </w:t>
-      </w:r>
-      <w:proofErr w:type="spellStart"/>
-      <w:r>
-        <w:rPr>
-          <w:rFonts w:asciiTheme="minorHAnsi" w:hAnsiTheme="minorHAnsi" w:cstheme="minorHAnsi"/>
-        </w:rPr>
-        <w:t>ao</w:t>
-      </w:r>
-      <w:proofErr w:type="spellEnd"/>
-      <w:r>
-        <w:rPr>
-          <w:rFonts w:asciiTheme="minorHAnsi" w:hAnsiTheme="minorHAnsi" w:cstheme="minorHAnsi"/>
-        </w:rPr>
-        <w:t xml:space="preserve"> diagnóstico maligno, </w:t>
-      </w:r>
-      <w:proofErr w:type="spellStart"/>
-      <w:r>
-        <w:rPr>
-          <w:rFonts w:asciiTheme="minorHAnsi" w:hAnsiTheme="minorHAnsi" w:cstheme="minorHAnsi"/>
-        </w:rPr>
-        <w:t>independentemente</w:t>
-      </w:r>
-      <w:proofErr w:type="spellEnd"/>
-      <w:r>
-        <w:rPr>
-          <w:rFonts w:asciiTheme="minorHAnsi" w:hAnsiTheme="minorHAnsi" w:cstheme="minorHAnsi"/>
-        </w:rPr>
-        <w:t xml:space="preserve"> do algoritmo utilizado.</w:t>
+          <w:i/>
+          <w:iCs/>
+          <w:sz w:val="18"/>
+          <w:szCs w:val="18"/>
+        </w:rPr>
+        <w:t xml:space="preserve"> segundo o SHAP (</w:t>
+      </w:r>
+      <w:proofErr w:type="spellStart"/>
+      <w:r>
+        <w:rPr>
+          <w:rFonts w:asciiTheme="minorHAnsi" w:hAnsiTheme="minorHAnsi" w:cstheme="minorHAnsi"/>
+          <w:i/>
+          <w:iCs/>
+          <w:sz w:val="18"/>
+          <w:szCs w:val="18"/>
+        </w:rPr>
+        <w:t>média</w:t>
+      </w:r>
+      <w:proofErr w:type="spellEnd"/>
+      <w:r>
+        <w:rPr>
+          <w:rFonts w:asciiTheme="minorHAnsi" w:hAnsiTheme="minorHAnsi" w:cstheme="minorHAnsi"/>
+          <w:i/>
+          <w:iCs/>
+          <w:sz w:val="18"/>
+          <w:szCs w:val="18"/>
+        </w:rPr>
+        <w:t xml:space="preserve"> do valor absoluto de SHAP).</w:t>
       </w:r>
     </w:p>
     <w:p>
@@ -13761,11 +13142,12 @@
           <w:rFonts w:asciiTheme="minorHAnsi" w:hAnsiTheme="minorHAnsi" w:cstheme="minorHAnsi"/>
           <w:noProof/>
         </w:rPr>
+        <w:lastRenderedPageBreak/>
         <w:drawing>
-          <wp:inline distT="0" distB="0" distL="0" distR="0" wp14:anchorId="2947414B" wp14:editId="62237BF9">
-            <wp:extent cx="2897188" cy="3476625"/>
+          <wp:inline distT="0" distB="0" distL="0" distR="0" wp14:anchorId="2D9344E3" wp14:editId="26D436C8">
+            <wp:extent cx="4257675" cy="2953762"/>
             <wp:effectExtent l="0" t="0" r="0" b="0"/>
-            <wp:docPr id="1392432256" name="Picture 1392432256"/>
+            <wp:docPr id="841955311" name="Picture 841955311"/>
             <wp:cNvGraphicFramePr>
               <a:graphicFrameLocks xmlns:a="http://schemas.openxmlformats.org/drawingml/2006/main" noChangeAspect="1"/>
             </wp:cNvGraphicFramePr>
@@ -13788,6 +13170,649 @@
                   <pic:spPr bwMode="auto">
                     <a:xfrm>
                       <a:off x="0" y="0"/>
+                      <a:ext cx="4260049" cy="2955409"/>
+                    </a:xfrm>
+                    <a:prstGeom prst="rect">
+                      <a:avLst/>
+                    </a:prstGeom>
+                  </pic:spPr>
+                </pic:pic>
+              </a:graphicData>
+            </a:graphic>
+          </wp:inline>
+        </w:drawing>
+      </w:r>
+    </w:p>
+    <w:p>
+      <w:pPr>
+        <w:spacing w:after="240"/>
+        <w:jc w:val="center"/>
+        <w:rPr>
+          <w:rFonts w:asciiTheme="minorHAnsi" w:hAnsiTheme="minorHAnsi" w:cstheme="minorHAnsi"/>
+        </w:rPr>
+      </w:pPr>
+      <w:r>
+        <w:rPr>
+          <w:rFonts w:asciiTheme="minorHAnsi" w:hAnsiTheme="minorHAnsi" w:cstheme="minorHAnsi"/>
+          <w:i/>
+          <w:iCs/>
+          <w:sz w:val="18"/>
+          <w:szCs w:val="18"/>
+        </w:rPr>
+        <w:t xml:space="preserve">Figura 16 — Gráfico </w:t>
+      </w:r>
+      <w:proofErr w:type="spellStart"/>
+      <w:r>
+        <w:rPr>
+          <w:rFonts w:asciiTheme="minorHAnsi" w:hAnsiTheme="minorHAnsi" w:cstheme="minorHAnsi"/>
+          <w:i/>
+          <w:iCs/>
+          <w:sz w:val="18"/>
+          <w:szCs w:val="18"/>
+        </w:rPr>
+        <w:t>beeswarm</w:t>
+      </w:r>
+      <w:proofErr w:type="spellEnd"/>
+      <w:r>
+        <w:rPr>
+          <w:rFonts w:asciiTheme="minorHAnsi" w:hAnsiTheme="minorHAnsi" w:cstheme="minorHAnsi"/>
+          <w:i/>
+          <w:iCs/>
+          <w:sz w:val="18"/>
+          <w:szCs w:val="18"/>
+        </w:rPr>
+        <w:t xml:space="preserve"> do SHAP: cada ponto é </w:t>
+      </w:r>
+      <w:proofErr w:type="spellStart"/>
+      <w:r>
+        <w:rPr>
+          <w:rFonts w:asciiTheme="minorHAnsi" w:hAnsiTheme="minorHAnsi" w:cstheme="minorHAnsi"/>
+          <w:i/>
+          <w:iCs/>
+          <w:sz w:val="18"/>
+          <w:szCs w:val="18"/>
+        </w:rPr>
+        <w:t>um</w:t>
+      </w:r>
+      <w:proofErr w:type="spellEnd"/>
+      <w:r>
+        <w:rPr>
+          <w:rFonts w:asciiTheme="minorHAnsi" w:hAnsiTheme="minorHAnsi" w:cstheme="minorHAnsi"/>
+          <w:i/>
+          <w:iCs/>
+          <w:sz w:val="18"/>
+          <w:szCs w:val="18"/>
+        </w:rPr>
+        <w:t xml:space="preserve"> paciente; a </w:t>
+      </w:r>
+      <w:proofErr w:type="spellStart"/>
+      <w:r>
+        <w:rPr>
+          <w:rFonts w:asciiTheme="minorHAnsi" w:hAnsiTheme="minorHAnsi" w:cstheme="minorHAnsi"/>
+          <w:i/>
+          <w:iCs/>
+          <w:sz w:val="18"/>
+          <w:szCs w:val="18"/>
+        </w:rPr>
+        <w:t>cor</w:t>
+      </w:r>
+      <w:proofErr w:type="spellEnd"/>
+      <w:r>
+        <w:rPr>
+          <w:rFonts w:asciiTheme="minorHAnsi" w:hAnsiTheme="minorHAnsi" w:cstheme="minorHAnsi"/>
+          <w:i/>
+          <w:iCs/>
+          <w:sz w:val="18"/>
+          <w:szCs w:val="18"/>
+        </w:rPr>
+        <w:t xml:space="preserve"> indica se o valor da </w:t>
+      </w:r>
+      <w:proofErr w:type="spellStart"/>
+      <w:r>
+        <w:rPr>
+          <w:rFonts w:asciiTheme="minorHAnsi" w:hAnsiTheme="minorHAnsi" w:cstheme="minorHAnsi"/>
+          <w:i/>
+          <w:iCs/>
+          <w:sz w:val="18"/>
+          <w:szCs w:val="18"/>
+        </w:rPr>
+        <w:t>variável</w:t>
+      </w:r>
+      <w:proofErr w:type="spellEnd"/>
+      <w:r>
+        <w:rPr>
+          <w:rFonts w:asciiTheme="minorHAnsi" w:hAnsiTheme="minorHAnsi" w:cstheme="minorHAnsi"/>
+          <w:i/>
+          <w:iCs/>
+          <w:sz w:val="18"/>
+          <w:szCs w:val="18"/>
+        </w:rPr>
+        <w:t xml:space="preserve"> é alto (rosa) </w:t>
+      </w:r>
+      <w:proofErr w:type="spellStart"/>
+      <w:r>
+        <w:rPr>
+          <w:rFonts w:asciiTheme="minorHAnsi" w:hAnsiTheme="minorHAnsi" w:cstheme="minorHAnsi"/>
+          <w:i/>
+          <w:iCs/>
+          <w:sz w:val="18"/>
+          <w:szCs w:val="18"/>
+        </w:rPr>
+        <w:t>ou</w:t>
+      </w:r>
+      <w:proofErr w:type="spellEnd"/>
+      <w:r>
+        <w:rPr>
+          <w:rFonts w:asciiTheme="minorHAnsi" w:hAnsiTheme="minorHAnsi" w:cstheme="minorHAnsi"/>
+          <w:i/>
+          <w:iCs/>
+          <w:sz w:val="18"/>
+          <w:szCs w:val="18"/>
+        </w:rPr>
+        <w:t xml:space="preserve"> </w:t>
+      </w:r>
+      <w:proofErr w:type="spellStart"/>
+      <w:r>
+        <w:rPr>
+          <w:rFonts w:asciiTheme="minorHAnsi" w:hAnsiTheme="minorHAnsi" w:cstheme="minorHAnsi"/>
+          <w:i/>
+          <w:iCs/>
+          <w:sz w:val="18"/>
+          <w:szCs w:val="18"/>
+        </w:rPr>
+        <w:t>baixo</w:t>
+      </w:r>
+      <w:proofErr w:type="spellEnd"/>
+      <w:r>
+        <w:rPr>
+          <w:rFonts w:asciiTheme="minorHAnsi" w:hAnsiTheme="minorHAnsi" w:cstheme="minorHAnsi"/>
+          <w:i/>
+          <w:iCs/>
+          <w:sz w:val="18"/>
+          <w:szCs w:val="18"/>
+        </w:rPr>
+        <w:t xml:space="preserve"> (azul), e a </w:t>
+      </w:r>
+      <w:proofErr w:type="spellStart"/>
+      <w:r>
+        <w:rPr>
+          <w:rFonts w:asciiTheme="minorHAnsi" w:hAnsiTheme="minorHAnsi" w:cstheme="minorHAnsi"/>
+          <w:i/>
+          <w:iCs/>
+          <w:sz w:val="18"/>
+          <w:szCs w:val="18"/>
+        </w:rPr>
+        <w:t>posição</w:t>
+      </w:r>
+      <w:proofErr w:type="spellEnd"/>
+      <w:r>
+        <w:rPr>
+          <w:rFonts w:asciiTheme="minorHAnsi" w:hAnsiTheme="minorHAnsi" w:cstheme="minorHAnsi"/>
+          <w:i/>
+          <w:iCs/>
+          <w:sz w:val="18"/>
+          <w:szCs w:val="18"/>
+        </w:rPr>
+        <w:t xml:space="preserve"> </w:t>
+      </w:r>
+      <w:proofErr w:type="spellStart"/>
+      <w:r>
+        <w:rPr>
+          <w:rFonts w:asciiTheme="minorHAnsi" w:hAnsiTheme="minorHAnsi" w:cstheme="minorHAnsi"/>
+          <w:i/>
+          <w:iCs/>
+          <w:sz w:val="18"/>
+          <w:szCs w:val="18"/>
+        </w:rPr>
+        <w:t>mostra</w:t>
+      </w:r>
+      <w:proofErr w:type="spellEnd"/>
+      <w:r>
+        <w:rPr>
+          <w:rFonts w:asciiTheme="minorHAnsi" w:hAnsiTheme="minorHAnsi" w:cstheme="minorHAnsi"/>
+          <w:i/>
+          <w:iCs/>
+          <w:sz w:val="18"/>
+          <w:szCs w:val="18"/>
+        </w:rPr>
+        <w:t xml:space="preserve"> o impacto </w:t>
+      </w:r>
+      <w:proofErr w:type="spellStart"/>
+      <w:r>
+        <w:rPr>
+          <w:rFonts w:asciiTheme="minorHAnsi" w:hAnsiTheme="minorHAnsi" w:cstheme="minorHAnsi"/>
+          <w:i/>
+          <w:iCs/>
+          <w:sz w:val="18"/>
+          <w:szCs w:val="18"/>
+        </w:rPr>
+        <w:t>na</w:t>
+      </w:r>
+      <w:proofErr w:type="spellEnd"/>
+      <w:r>
+        <w:rPr>
+          <w:rFonts w:asciiTheme="minorHAnsi" w:hAnsiTheme="minorHAnsi" w:cstheme="minorHAnsi"/>
+          <w:i/>
+          <w:iCs/>
+          <w:sz w:val="18"/>
+          <w:szCs w:val="18"/>
+        </w:rPr>
+        <w:t xml:space="preserve"> </w:t>
+      </w:r>
+      <w:proofErr w:type="spellStart"/>
+      <w:r>
+        <w:rPr>
+          <w:rFonts w:asciiTheme="minorHAnsi" w:hAnsiTheme="minorHAnsi" w:cstheme="minorHAnsi"/>
+          <w:i/>
+          <w:iCs/>
+          <w:sz w:val="18"/>
+          <w:szCs w:val="18"/>
+        </w:rPr>
+        <w:t>previsão</w:t>
+      </w:r>
+      <w:proofErr w:type="spellEnd"/>
+      <w:r>
+        <w:rPr>
+          <w:rFonts w:asciiTheme="minorHAnsi" w:hAnsiTheme="minorHAnsi" w:cstheme="minorHAnsi"/>
+          <w:i/>
+          <w:iCs/>
+          <w:sz w:val="18"/>
+          <w:szCs w:val="18"/>
+        </w:rPr>
+        <w:t>.</w:t>
+      </w:r>
+    </w:p>
+    <w:p>
+      <w:pPr>
+        <w:spacing w:after="160"/>
+        <w:jc w:val="both"/>
+        <w:rPr>
+          <w:rFonts w:asciiTheme="minorHAnsi" w:hAnsiTheme="minorHAnsi" w:cstheme="minorHAnsi"/>
+        </w:rPr>
+      </w:pPr>
+      <w:r>
+        <w:rPr>
+          <w:rFonts w:asciiTheme="minorHAnsi" w:hAnsiTheme="minorHAnsi" w:cstheme="minorHAnsi"/>
+        </w:rPr>
+        <w:t xml:space="preserve">Como </w:t>
+      </w:r>
+      <w:proofErr w:type="spellStart"/>
+      <w:r>
+        <w:rPr>
+          <w:rFonts w:asciiTheme="minorHAnsi" w:hAnsiTheme="minorHAnsi" w:cstheme="minorHAnsi"/>
+        </w:rPr>
+        <w:t>comparação</w:t>
+      </w:r>
+      <w:proofErr w:type="spellEnd"/>
+      <w:r>
+        <w:rPr>
+          <w:rFonts w:asciiTheme="minorHAnsi" w:hAnsiTheme="minorHAnsi" w:cstheme="minorHAnsi"/>
+        </w:rPr>
+        <w:t xml:space="preserve">, o SHAP </w:t>
+      </w:r>
+      <w:proofErr w:type="spellStart"/>
+      <w:r>
+        <w:rPr>
+          <w:rFonts w:asciiTheme="minorHAnsi" w:hAnsiTheme="minorHAnsi" w:cstheme="minorHAnsi"/>
+        </w:rPr>
+        <w:t>também</w:t>
+      </w:r>
+      <w:proofErr w:type="spellEnd"/>
+      <w:r>
+        <w:rPr>
+          <w:rFonts w:asciiTheme="minorHAnsi" w:hAnsiTheme="minorHAnsi" w:cstheme="minorHAnsi"/>
+        </w:rPr>
+        <w:t xml:space="preserve"> </w:t>
+      </w:r>
+      <w:proofErr w:type="spellStart"/>
+      <w:r>
+        <w:rPr>
+          <w:rFonts w:asciiTheme="minorHAnsi" w:hAnsiTheme="minorHAnsi" w:cstheme="minorHAnsi"/>
+        </w:rPr>
+        <w:t>foi</w:t>
+      </w:r>
+      <w:proofErr w:type="spellEnd"/>
+      <w:r>
+        <w:rPr>
+          <w:rFonts w:asciiTheme="minorHAnsi" w:hAnsiTheme="minorHAnsi" w:cstheme="minorHAnsi"/>
+        </w:rPr>
+        <w:t xml:space="preserve"> aplicado </w:t>
+      </w:r>
+      <w:proofErr w:type="spellStart"/>
+      <w:r>
+        <w:rPr>
+          <w:rFonts w:asciiTheme="minorHAnsi" w:hAnsiTheme="minorHAnsi" w:cstheme="minorHAnsi"/>
+        </w:rPr>
+        <w:t>ao</w:t>
+      </w:r>
+      <w:proofErr w:type="spellEnd"/>
+      <w:r>
+        <w:rPr>
+          <w:rFonts w:asciiTheme="minorHAnsi" w:hAnsiTheme="minorHAnsi" w:cstheme="minorHAnsi"/>
+        </w:rPr>
+        <w:t xml:space="preserve"> modelo Random Forest (</w:t>
+      </w:r>
+      <w:proofErr w:type="spellStart"/>
+      <w:r>
+        <w:rPr>
+          <w:rFonts w:asciiTheme="minorHAnsi" w:hAnsiTheme="minorHAnsi" w:cstheme="minorHAnsi"/>
+        </w:rPr>
+        <w:t>não</w:t>
+      </w:r>
+      <w:proofErr w:type="spellEnd"/>
+      <w:r>
+        <w:rPr>
+          <w:rFonts w:asciiTheme="minorHAnsi" w:hAnsiTheme="minorHAnsi" w:cstheme="minorHAnsi"/>
+        </w:rPr>
+        <w:t xml:space="preserve"> </w:t>
+      </w:r>
+      <w:proofErr w:type="spellStart"/>
+      <w:r>
+        <w:rPr>
+          <w:rFonts w:asciiTheme="minorHAnsi" w:hAnsiTheme="minorHAnsi" w:cstheme="minorHAnsi"/>
+        </w:rPr>
+        <w:t>otimizado</w:t>
+      </w:r>
+      <w:proofErr w:type="spellEnd"/>
+      <w:r>
+        <w:rPr>
+          <w:rFonts w:asciiTheme="minorHAnsi" w:hAnsiTheme="minorHAnsi" w:cstheme="minorHAnsi"/>
+        </w:rPr>
+        <w:t xml:space="preserve">). Nesse modelo, as </w:t>
+      </w:r>
+      <w:proofErr w:type="spellStart"/>
+      <w:r>
+        <w:rPr>
+          <w:rFonts w:asciiTheme="minorHAnsi" w:hAnsiTheme="minorHAnsi" w:cstheme="minorHAnsi"/>
+        </w:rPr>
+        <w:t>variáveis</w:t>
+      </w:r>
+      <w:proofErr w:type="spellEnd"/>
+      <w:r>
+        <w:rPr>
+          <w:rFonts w:asciiTheme="minorHAnsi" w:hAnsiTheme="minorHAnsi" w:cstheme="minorHAnsi"/>
+        </w:rPr>
+        <w:t xml:space="preserve"> </w:t>
+      </w:r>
+      <w:proofErr w:type="spellStart"/>
+      <w:r>
+        <w:rPr>
+          <w:rFonts w:asciiTheme="minorHAnsi" w:hAnsiTheme="minorHAnsi" w:cstheme="minorHAnsi"/>
+        </w:rPr>
+        <w:t>com</w:t>
+      </w:r>
+      <w:proofErr w:type="spellEnd"/>
+      <w:r>
+        <w:rPr>
+          <w:rFonts w:asciiTheme="minorHAnsi" w:hAnsiTheme="minorHAnsi" w:cstheme="minorHAnsi"/>
+        </w:rPr>
+        <w:t xml:space="preserve"> </w:t>
+      </w:r>
+      <w:proofErr w:type="spellStart"/>
+      <w:r>
+        <w:rPr>
+          <w:rFonts w:asciiTheme="minorHAnsi" w:hAnsiTheme="minorHAnsi" w:cstheme="minorHAnsi"/>
+        </w:rPr>
+        <w:t>maior</w:t>
+      </w:r>
+      <w:proofErr w:type="spellEnd"/>
+      <w:r>
+        <w:rPr>
+          <w:rFonts w:asciiTheme="minorHAnsi" w:hAnsiTheme="minorHAnsi" w:cstheme="minorHAnsi"/>
+        </w:rPr>
+        <w:t xml:space="preserve"> peso </w:t>
+      </w:r>
+      <w:proofErr w:type="spellStart"/>
+      <w:r>
+        <w:rPr>
+          <w:rFonts w:asciiTheme="minorHAnsi" w:hAnsiTheme="minorHAnsi" w:cstheme="minorHAnsi"/>
+        </w:rPr>
+        <w:t>foram</w:t>
+      </w:r>
+      <w:proofErr w:type="spellEnd"/>
+      <w:r>
+        <w:rPr>
+          <w:rFonts w:asciiTheme="minorHAnsi" w:hAnsiTheme="minorHAnsi" w:cstheme="minorHAnsi"/>
+        </w:rPr>
+        <w:t xml:space="preserve"> </w:t>
+      </w:r>
+      <w:proofErr w:type="spellStart"/>
+      <w:r>
+        <w:rPr>
+          <w:rFonts w:asciiTheme="minorHAnsi" w:hAnsiTheme="minorHAnsi" w:cstheme="minorHAnsi"/>
+        </w:rPr>
+        <w:t>area_worst</w:t>
+      </w:r>
+      <w:proofErr w:type="spellEnd"/>
+      <w:r>
+        <w:rPr>
+          <w:rFonts w:asciiTheme="minorHAnsi" w:hAnsiTheme="minorHAnsi" w:cstheme="minorHAnsi"/>
+        </w:rPr>
+        <w:t xml:space="preserve">, </w:t>
+      </w:r>
+      <w:proofErr w:type="spellStart"/>
+      <w:r>
+        <w:rPr>
+          <w:rFonts w:asciiTheme="minorHAnsi" w:hAnsiTheme="minorHAnsi" w:cstheme="minorHAnsi"/>
+        </w:rPr>
+        <w:t>concave</w:t>
+      </w:r>
+      <w:proofErr w:type="spellEnd"/>
+      <w:r>
+        <w:rPr>
+          <w:rFonts w:asciiTheme="minorHAnsi" w:hAnsiTheme="minorHAnsi" w:cstheme="minorHAnsi"/>
+        </w:rPr>
+        <w:t xml:space="preserve"> </w:t>
+      </w:r>
+      <w:proofErr w:type="spellStart"/>
+      <w:r>
+        <w:rPr>
+          <w:rFonts w:asciiTheme="minorHAnsi" w:hAnsiTheme="minorHAnsi" w:cstheme="minorHAnsi"/>
+        </w:rPr>
+        <w:t>points_worst</w:t>
+      </w:r>
+      <w:proofErr w:type="spellEnd"/>
+      <w:r>
+        <w:rPr>
+          <w:rFonts w:asciiTheme="minorHAnsi" w:hAnsiTheme="minorHAnsi" w:cstheme="minorHAnsi"/>
+        </w:rPr>
+        <w:t xml:space="preserve"> e </w:t>
+      </w:r>
+      <w:proofErr w:type="spellStart"/>
+      <w:r>
+        <w:rPr>
+          <w:rFonts w:asciiTheme="minorHAnsi" w:hAnsiTheme="minorHAnsi" w:cstheme="minorHAnsi"/>
+        </w:rPr>
+        <w:t>radius_worst</w:t>
+      </w:r>
+      <w:proofErr w:type="spellEnd"/>
+      <w:r>
+        <w:rPr>
+          <w:rFonts w:asciiTheme="minorHAnsi" w:hAnsiTheme="minorHAnsi" w:cstheme="minorHAnsi"/>
+        </w:rPr>
+        <w:t xml:space="preserve"> — </w:t>
+      </w:r>
+      <w:proofErr w:type="spellStart"/>
+      <w:r>
+        <w:rPr>
+          <w:rFonts w:asciiTheme="minorHAnsi" w:hAnsiTheme="minorHAnsi" w:cstheme="minorHAnsi"/>
+        </w:rPr>
+        <w:t>reforçando</w:t>
+      </w:r>
+      <w:proofErr w:type="spellEnd"/>
+      <w:r>
+        <w:rPr>
+          <w:rFonts w:asciiTheme="minorHAnsi" w:hAnsiTheme="minorHAnsi" w:cstheme="minorHAnsi"/>
+        </w:rPr>
+        <w:t xml:space="preserve"> que características de </w:t>
+      </w:r>
+      <w:proofErr w:type="spellStart"/>
+      <w:r>
+        <w:rPr>
+          <w:rFonts w:asciiTheme="minorHAnsi" w:hAnsiTheme="minorHAnsi" w:cstheme="minorHAnsi"/>
+        </w:rPr>
+        <w:t>tamanho</w:t>
+      </w:r>
+      <w:proofErr w:type="spellEnd"/>
+      <w:r>
+        <w:rPr>
+          <w:rFonts w:asciiTheme="minorHAnsi" w:hAnsiTheme="minorHAnsi" w:cstheme="minorHAnsi"/>
+        </w:rPr>
+        <w:t xml:space="preserve"> e </w:t>
+      </w:r>
+      <w:proofErr w:type="spellStart"/>
+      <w:r>
+        <w:rPr>
+          <w:rFonts w:asciiTheme="minorHAnsi" w:hAnsiTheme="minorHAnsi" w:cstheme="minorHAnsi"/>
+        </w:rPr>
+        <w:t>concavidade</w:t>
+      </w:r>
+      <w:proofErr w:type="spellEnd"/>
+      <w:r>
+        <w:rPr>
+          <w:rFonts w:asciiTheme="minorHAnsi" w:hAnsiTheme="minorHAnsi" w:cstheme="minorHAnsi"/>
+        </w:rPr>
+        <w:t xml:space="preserve"> nos </w:t>
+      </w:r>
+      <w:proofErr w:type="spellStart"/>
+      <w:r>
+        <w:rPr>
+          <w:rFonts w:asciiTheme="minorHAnsi" w:hAnsiTheme="minorHAnsi" w:cstheme="minorHAnsi"/>
+        </w:rPr>
+        <w:t>piores</w:t>
+      </w:r>
+      <w:proofErr w:type="spellEnd"/>
+      <w:r>
+        <w:rPr>
+          <w:rFonts w:asciiTheme="minorHAnsi" w:hAnsiTheme="minorHAnsi" w:cstheme="minorHAnsi"/>
+        </w:rPr>
+        <w:t xml:space="preserve"> casos ("_</w:t>
+      </w:r>
+      <w:proofErr w:type="spellStart"/>
+      <w:r>
+        <w:rPr>
+          <w:rFonts w:asciiTheme="minorHAnsi" w:hAnsiTheme="minorHAnsi" w:cstheme="minorHAnsi"/>
+        </w:rPr>
+        <w:t>worst</w:t>
+      </w:r>
+      <w:proofErr w:type="spellEnd"/>
+      <w:r>
+        <w:rPr>
+          <w:rFonts w:asciiTheme="minorHAnsi" w:hAnsiTheme="minorHAnsi" w:cstheme="minorHAnsi"/>
+        </w:rPr>
+        <w:t xml:space="preserve">") </w:t>
+      </w:r>
+      <w:proofErr w:type="spellStart"/>
+      <w:r>
+        <w:rPr>
+          <w:rFonts w:asciiTheme="minorHAnsi" w:hAnsiTheme="minorHAnsi" w:cstheme="minorHAnsi"/>
+        </w:rPr>
+        <w:t>são</w:t>
+      </w:r>
+      <w:proofErr w:type="spellEnd"/>
+      <w:r>
+        <w:rPr>
+          <w:rFonts w:asciiTheme="minorHAnsi" w:hAnsiTheme="minorHAnsi" w:cstheme="minorHAnsi"/>
+        </w:rPr>
+        <w:t xml:space="preserve"> </w:t>
+      </w:r>
+      <w:proofErr w:type="spellStart"/>
+      <w:r>
+        <w:rPr>
+          <w:rFonts w:asciiTheme="minorHAnsi" w:hAnsiTheme="minorHAnsi" w:cstheme="minorHAnsi"/>
+        </w:rPr>
+        <w:t>fortemente</w:t>
+      </w:r>
+      <w:proofErr w:type="spellEnd"/>
+      <w:r>
+        <w:rPr>
+          <w:rFonts w:asciiTheme="minorHAnsi" w:hAnsiTheme="minorHAnsi" w:cstheme="minorHAnsi"/>
+        </w:rPr>
+        <w:t xml:space="preserve"> </w:t>
+      </w:r>
+      <w:proofErr w:type="spellStart"/>
+      <w:r>
+        <w:rPr>
+          <w:rFonts w:asciiTheme="minorHAnsi" w:hAnsiTheme="minorHAnsi" w:cstheme="minorHAnsi"/>
+        </w:rPr>
+        <w:t>associadas</w:t>
+      </w:r>
+      <w:proofErr w:type="spellEnd"/>
+      <w:r>
+        <w:rPr>
+          <w:rFonts w:asciiTheme="minorHAnsi" w:hAnsiTheme="minorHAnsi" w:cstheme="minorHAnsi"/>
+        </w:rPr>
+        <w:t xml:space="preserve"> </w:t>
+      </w:r>
+      <w:proofErr w:type="spellStart"/>
+      <w:r>
+        <w:rPr>
+          <w:rFonts w:asciiTheme="minorHAnsi" w:hAnsiTheme="minorHAnsi" w:cstheme="minorHAnsi"/>
+        </w:rPr>
+        <w:t>ao</w:t>
+      </w:r>
+      <w:proofErr w:type="spellEnd"/>
+      <w:r>
+        <w:rPr>
+          <w:rFonts w:asciiTheme="minorHAnsi" w:hAnsiTheme="minorHAnsi" w:cstheme="minorHAnsi"/>
+        </w:rPr>
+        <w:t xml:space="preserve"> diagnóstico maligno, </w:t>
+      </w:r>
+      <w:proofErr w:type="spellStart"/>
+      <w:r>
+        <w:rPr>
+          <w:rFonts w:asciiTheme="minorHAnsi" w:hAnsiTheme="minorHAnsi" w:cstheme="minorHAnsi"/>
+        </w:rPr>
+        <w:t>independentemente</w:t>
+      </w:r>
+      <w:proofErr w:type="spellEnd"/>
+      <w:r>
+        <w:rPr>
+          <w:rFonts w:asciiTheme="minorHAnsi" w:hAnsiTheme="minorHAnsi" w:cstheme="minorHAnsi"/>
+        </w:rPr>
+        <w:t xml:space="preserve"> do algoritmo utilizado.</w:t>
+      </w:r>
+    </w:p>
+    <w:p>
+      <w:pPr>
+        <w:spacing w:before="200" w:after="80"/>
+        <w:jc w:val="center"/>
+        <w:rPr>
+          <w:rFonts w:asciiTheme="minorHAnsi" w:hAnsiTheme="minorHAnsi" w:cstheme="minorHAnsi"/>
+        </w:rPr>
+      </w:pPr>
+      <w:r>
+        <w:rPr>
+          <w:rFonts w:asciiTheme="minorHAnsi" w:hAnsiTheme="minorHAnsi" w:cstheme="minorHAnsi"/>
+          <w:noProof/>
+        </w:rPr>
+        <w:drawing>
+          <wp:inline distT="0" distB="0" distL="0" distR="0" wp14:anchorId="2947414B" wp14:editId="62237BF9">
+            <wp:extent cx="2897188" cy="3476625"/>
+            <wp:effectExtent l="0" t="0" r="0" b="0"/>
+            <wp:docPr id="1392432256" name="Picture 1392432256"/>
+            <wp:cNvGraphicFramePr>
+              <a:graphicFrameLocks xmlns:a="http://schemas.openxmlformats.org/drawingml/2006/main" noChangeAspect="1"/>
+            </wp:cNvGraphicFramePr>
+            <a:graphic xmlns:a="http://schemas.openxmlformats.org/drawingml/2006/main">
+              <a:graphicData uri="http://schemas.openxmlformats.org/drawingml/2006/picture">
+                <pic:pic xmlns:pic="http://schemas.openxmlformats.org/drawingml/2006/picture">
+                  <pic:nvPicPr>
+                    <pic:cNvPr id="0" name=""/>
+                    <pic:cNvPicPr>
+                      <a:picLocks noChangeAspect="1" noChangeArrowheads="1"/>
+                    </pic:cNvPicPr>
+                  </pic:nvPicPr>
+                  <pic:blipFill>
+                    <a:blip r:embed="rId26"/>
+                    <a:srcRect/>
+                    <a:stretch>
+                      <a:fillRect/>
+                    </a:stretch>
+                  </pic:blipFill>
+                  <pic:spPr bwMode="auto">
+                    <a:xfrm>
+                      <a:off x="0" y="0"/>
                       <a:ext cx="2898131" cy="3477757"/>
                     </a:xfrm>
                     <a:prstGeom prst="rect">
@@ -14235,7 +14260,7 @@
                     </pic:cNvPicPr>
                   </pic:nvPicPr>
                   <pic:blipFill>
-                    <a:blip r:embed="rId26"/>
+                    <a:blip r:embed="rId27"/>
                     <a:srcRect/>
                     <a:stretch>
                       <a:fillRect/>
@@ -17592,30 +17617,21 @@
         <w:rPr>
           <w:rFonts w:asciiTheme="minorHAnsi" w:hAnsiTheme="minorHAnsi" w:cstheme="minorHAnsi"/>
         </w:rPr>
-        <w:t xml:space="preserve"> (link a inserir </w:t>
-      </w:r>
-      <w:proofErr w:type="spellStart"/>
-      <w:r>
-        <w:rPr>
-          <w:rFonts w:asciiTheme="minorHAnsi" w:hAnsiTheme="minorHAnsi" w:cstheme="minorHAnsi"/>
-        </w:rPr>
-        <w:t>após</w:t>
-      </w:r>
-      <w:proofErr w:type="spellEnd"/>
-      <w:r>
-        <w:rPr>
-          <w:rFonts w:asciiTheme="minorHAnsi" w:hAnsiTheme="minorHAnsi" w:cstheme="minorHAnsi"/>
-        </w:rPr>
-        <w:t xml:space="preserve"> </w:t>
-      </w:r>
-      <w:proofErr w:type="spellStart"/>
-      <w:r>
-        <w:rPr>
-          <w:rFonts w:asciiTheme="minorHAnsi" w:hAnsiTheme="minorHAnsi" w:cstheme="minorHAnsi"/>
-        </w:rPr>
-        <w:t>publicação</w:t>
-      </w:r>
-      <w:proofErr w:type="spellEnd"/>
+        <w:t xml:space="preserve"> (</w:t>
+      </w:r>
+      <w:hyperlink r:id="rId28" w:history="1">
+        <w:r>
+          <w:rPr>
+            <w:rStyle w:val="Hyperlink"/>
+            <w:rFonts w:asciiTheme="minorHAnsi" w:hAnsiTheme="minorHAnsi" w:cstheme="minorHAnsi"/>
+            <w:b/>
+            <w:bCs/>
+            <w:sz w:val="20"/>
+            <w:szCs w:val="20"/>
+          </w:rPr>
+          <w:t>https://www.youtube.com/watch?v=tn2XRHDf70M</w:t>
+        </w:r>
+      </w:hyperlink>
       <w:r>
         <w:rPr>
           <w:rFonts w:asciiTheme="minorHAnsi" w:hAnsiTheme="minorHAnsi" w:cstheme="minorHAnsi"/>
@@ -18443,6 +18459,18 @@
       <w:lang w:val="en-US" w:eastAsia="en-US"/>
     </w:rPr>
   </w:style>
+  <w:style w:type="character" w:styleId="UnresolvedMention">
+    <w:name w:val="Unresolved Mention"/>
+    <w:basedOn w:val="DefaultParagraphFont"/>
+    <w:uiPriority w:val="99"/>
+    <w:semiHidden/>
+    <w:unhideWhenUsed/>
+    <w:rsid w:val="00117F7E"/>
+    <w:rPr>
+      <w:color w:val="605E5C"/>
+      <w:shd w:val="clear" w:color="auto" w:fill="E1DFDD"/>
+    </w:rPr>
+  </w:style>
 </w:styles>
 </file>
 
